--- a/docs/Historias de Usuario/HU-06 - IKernell Soluciones Software.docx
+++ b/docs/Historias de Usuario/HU-06 - IKernell Soluciones Software.docx
@@ -13,16 +13,11 @@
         <w:ind w:left="0" w:right="0" w:firstLine="0"/>
         <w:jc w:val="left"/>
         <w:rPr>
-          <w:rFonts w:ascii="Arial" w:cs="Arial" w:eastAsia="Arial" w:hAnsi="Arial"/>
-          <w:b w:val="0"/>
-          <w:bCs w:val="0"/>
           <w:i w:val="0"/>
           <w:iCs w:val="0"/>
           <w:smallCaps w:val="0"/>
           <w:strike w:val="0"/>
           <w:color w:val="000000"/>
-          <w:sz w:val="22"/>
-          <w:szCs w:val="22"/>
           <w:u w:val="none"/>
           <w:shd w:fill="auto" w:val="clear"/>
           <w:vertAlign w:val="baseline"/>
@@ -92,7 +87,6 @@
               <w:ind w:left="0" w:right="0" w:firstLine="0"/>
               <w:jc w:val="center"/>
               <w:rPr>
-                <w:rFonts w:ascii="Calibri" w:cs="Calibri" w:eastAsia="Calibri" w:hAnsi="Calibri"/>
                 <w:b w:val="1"/>
                 <w:bCs w:val="1"/>
                 <w:i w:val="0"/>
@@ -100,24 +94,20 @@
                 <w:smallCaps w:val="0"/>
                 <w:strike w:val="0"/>
                 <w:color w:val="000000"/>
-                <w:sz w:val="22"/>
-                <w:szCs w:val="22"/>
-                <w:u w:val="none"/>
-                <w:shd w:fill="auto" w:val="clear"/>
-                <w:vertAlign w:val="baseline"/>
-              </w:rPr>
-            </w:pPr>
-            <w:r>
-              <w:rPr>
-                <w:b w:val="1"/>
-                <w:bCs w:val="1"/>
-                <w:i w:val="0"/>
-                <w:iCs w:val="0"/>
-                <w:smallCaps w:val="0"/>
-                <w:strike w:val="0"/>
-                <w:color w:val="1f3864"/>
-                <w:sz w:val="22"/>
-                <w:szCs w:val="22"/>
+                <w:u w:val="none"/>
+                <w:shd w:fill="auto" w:val="clear"/>
+                <w:vertAlign w:val="baseline"/>
+              </w:rPr>
+            </w:pPr>
+            <w:r>
+              <w:rPr>
+                <w:b w:val="1"/>
+                <w:bCs w:val="1"/>
+                <w:i w:val="0"/>
+                <w:iCs w:val="0"/>
+                <w:smallCaps w:val="0"/>
+                <w:strike w:val="0"/>
+                <w:color w:val="1f3864"/>
                 <w:u w:val="none"/>
                 <w:shd w:fill="auto" w:val="clear"/>
                 <w:vertAlign w:val="baseline"/>
@@ -158,43 +148,33 @@
               <w:ind w:left="0" w:right="0" w:firstLine="0"/>
               <w:jc w:val="left"/>
               <w:rPr>
-                <w:rFonts w:ascii="Calibri" w:cs="Calibri" w:eastAsia="Calibri" w:hAnsi="Calibri"/>
-                <w:b w:val="1"/>
-                <w:bCs w:val="1"/>
-                <w:i w:val="0"/>
-                <w:iCs w:val="0"/>
-                <w:smallCaps w:val="0"/>
-                <w:strike w:val="0"/>
-                <w:color w:val="1f3864"/>
-                <w:sz w:val="22"/>
-                <w:szCs w:val="22"/>
-                <w:u w:val="none"/>
-                <w:shd w:fill="auto" w:val="clear"/>
-                <w:vertAlign w:val="baseline"/>
-              </w:rPr>
-            </w:pPr>
-            <w:r>
-              <w:rPr>
-                <w:b w:val="1"/>
-                <w:bCs w:val="1"/>
-                <w:i w:val="0"/>
-                <w:iCs w:val="0"/>
-                <w:smallCaps w:val="0"/>
-                <w:strike w:val="0"/>
-                <w:color w:val="1f3864"/>
-                <w:sz w:val="22"/>
-                <w:szCs w:val="22"/>
+                <w:b w:val="1"/>
+                <w:bCs w:val="1"/>
+                <w:i w:val="0"/>
+                <w:iCs w:val="0"/>
+                <w:smallCaps w:val="0"/>
+                <w:strike w:val="0"/>
+                <w:color w:val="1f3864"/>
+                <w:u w:val="none"/>
+                <w:shd w:fill="auto" w:val="clear"/>
+                <w:vertAlign w:val="baseline"/>
+              </w:rPr>
+            </w:pPr>
+            <w:r>
+              <w:rPr>
+                <w:b w:val="1"/>
+                <w:bCs w:val="1"/>
+                <w:i w:val="0"/>
+                <w:iCs w:val="0"/>
+                <w:smallCaps w:val="0"/>
+                <w:strike w:val="0"/>
+                <w:color w:val="1f3864"/>
                 <w:u w:val="none"/>
                 <w:shd w:fill="auto" w:val="clear"/>
                 <w:vertAlign w:val="baseline"/>
                 <w:rtl w:val="0"/>
               </w:rPr>
               <w:t xml:space="preserve">Código:</w:t>
-            </w:r>
-            <w:r>
-              <w:rPr>
-                <w:rtl w:val="0"/>
-              </w:rPr>
             </w:r>
           </w:p>
         </w:tc>
@@ -222,15 +202,11 @@
             </w:pPr>
             <w:r>
               <w:rPr>
-                <w:b w:val="0"/>
-                <w:bCs w:val="0"/>
                 <w:i w:val="0"/>
                 <w:iCs w:val="0"/>
                 <w:smallCaps w:val="0"/>
                 <w:strike w:val="0"/>
                 <w:color w:val="000000"/>
-                <w:sz w:val="22"/>
-                <w:szCs w:val="22"/>
                 <w:u w:val="none"/>
                 <w:shd w:fill="auto" w:val="clear"/>
                 <w:vertAlign w:val="baseline"/>
@@ -267,7 +243,6 @@
               <w:ind w:left="0" w:right="0" w:firstLine="0"/>
               <w:jc w:val="left"/>
               <w:rPr>
-                <w:rFonts w:ascii="Calibri" w:cs="Calibri" w:eastAsia="Calibri" w:hAnsi="Calibri"/>
                 <w:b w:val="1"/>
                 <w:bCs w:val="1"/>
                 <w:i w:val="0"/>
@@ -275,24 +250,20 @@
                 <w:smallCaps w:val="0"/>
                 <w:strike w:val="0"/>
                 <w:color w:val="000000"/>
-                <w:sz w:val="22"/>
-                <w:szCs w:val="22"/>
-                <w:u w:val="none"/>
-                <w:shd w:fill="auto" w:val="clear"/>
-                <w:vertAlign w:val="baseline"/>
-              </w:rPr>
-            </w:pPr>
-            <w:r>
-              <w:rPr>
-                <w:b w:val="1"/>
-                <w:bCs w:val="1"/>
-                <w:i w:val="0"/>
-                <w:iCs w:val="0"/>
-                <w:smallCaps w:val="0"/>
-                <w:strike w:val="0"/>
-                <w:color w:val="1f3864"/>
-                <w:sz w:val="22"/>
-                <w:szCs w:val="22"/>
+                <w:u w:val="none"/>
+                <w:shd w:fill="auto" w:val="clear"/>
+                <w:vertAlign w:val="baseline"/>
+              </w:rPr>
+            </w:pPr>
+            <w:r>
+              <w:rPr>
+                <w:b w:val="1"/>
+                <w:bCs w:val="1"/>
+                <w:i w:val="0"/>
+                <w:iCs w:val="0"/>
+                <w:smallCaps w:val="0"/>
+                <w:strike w:val="0"/>
+                <w:color w:val="1f3864"/>
                 <w:u w:val="none"/>
                 <w:shd w:fill="auto" w:val="clear"/>
                 <w:vertAlign w:val="baseline"/>
@@ -364,32 +335,27 @@
               <w:ind w:left="0" w:right="0" w:firstLine="0"/>
               <w:jc w:val="left"/>
               <w:rPr>
-                <w:rFonts w:ascii="Calibri" w:cs="Calibri" w:eastAsia="Calibri" w:hAnsi="Calibri"/>
-                <w:b w:val="1"/>
-                <w:bCs w:val="1"/>
-                <w:i w:val="0"/>
-                <w:iCs w:val="0"/>
-                <w:smallCaps w:val="0"/>
-                <w:strike w:val="0"/>
-                <w:color w:val="1f3864"/>
-                <w:sz w:val="22"/>
-                <w:szCs w:val="22"/>
-                <w:u w:val="none"/>
-                <w:shd w:fill="auto" w:val="clear"/>
-                <w:vertAlign w:val="baseline"/>
-              </w:rPr>
-            </w:pPr>
-            <w:r>
-              <w:rPr>
-                <w:b w:val="1"/>
-                <w:bCs w:val="1"/>
-                <w:i w:val="0"/>
-                <w:iCs w:val="0"/>
-                <w:smallCaps w:val="0"/>
-                <w:strike w:val="0"/>
-                <w:color w:val="1f3864"/>
-                <w:sz w:val="22"/>
-                <w:szCs w:val="22"/>
+                <w:b w:val="1"/>
+                <w:bCs w:val="1"/>
+                <w:i w:val="0"/>
+                <w:iCs w:val="0"/>
+                <w:smallCaps w:val="0"/>
+                <w:strike w:val="0"/>
+                <w:color w:val="1f3864"/>
+                <w:u w:val="none"/>
+                <w:shd w:fill="auto" w:val="clear"/>
+                <w:vertAlign w:val="baseline"/>
+              </w:rPr>
+            </w:pPr>
+            <w:r>
+              <w:rPr>
+                <w:b w:val="1"/>
+                <w:bCs w:val="1"/>
+                <w:i w:val="0"/>
+                <w:iCs w:val="0"/>
+                <w:smallCaps w:val="0"/>
+                <w:strike w:val="0"/>
+                <w:color w:val="1f3864"/>
                 <w:u w:val="none"/>
                 <w:shd w:fill="auto" w:val="clear"/>
                 <w:vertAlign w:val="baseline"/>
@@ -397,11 +363,6 @@
               </w:rPr>
               <w:t xml:space="preserve">Complejidad:</w:t>
             </w:r>
-            <w:r>
-              <w:rPr>
-                <w:rtl w:val="0"/>
-              </w:rPr>
-            </w:r>
           </w:p>
         </w:tc>
         <w:tc>
@@ -425,16 +386,11 @@
               <w:ind w:left="0" w:right="0" w:firstLine="0"/>
               <w:jc w:val="left"/>
               <w:rPr>
-                <w:rFonts w:ascii="Calibri" w:cs="Calibri" w:eastAsia="Calibri" w:hAnsi="Calibri"/>
-                <w:b w:val="0"/>
-                <w:bCs w:val="0"/>
                 <w:i w:val="0"/>
                 <w:iCs w:val="0"/>
                 <w:smallCaps w:val="0"/>
                 <w:strike w:val="0"/>
                 <w:color w:val="000000"/>
-                <w:sz w:val="22"/>
-                <w:szCs w:val="22"/>
                 <w:u w:val="none"/>
                 <w:shd w:fill="auto" w:val="clear"/>
                 <w:vertAlign w:val="baseline"/>
@@ -479,32 +435,27 @@
               <w:ind w:left="0" w:right="0" w:firstLine="0"/>
               <w:jc w:val="left"/>
               <w:rPr>
-                <w:rFonts w:ascii="Calibri" w:cs="Calibri" w:eastAsia="Calibri" w:hAnsi="Calibri"/>
-                <w:b w:val="1"/>
-                <w:bCs w:val="1"/>
-                <w:i w:val="0"/>
-                <w:iCs w:val="0"/>
-                <w:smallCaps w:val="0"/>
-                <w:strike w:val="0"/>
-                <w:color w:val="1f3864"/>
-                <w:sz w:val="22"/>
-                <w:szCs w:val="22"/>
-                <w:u w:val="none"/>
-                <w:shd w:fill="auto" w:val="clear"/>
-                <w:vertAlign w:val="baseline"/>
-              </w:rPr>
-            </w:pPr>
-            <w:r>
-              <w:rPr>
-                <w:b w:val="1"/>
-                <w:bCs w:val="1"/>
-                <w:i w:val="0"/>
-                <w:iCs w:val="0"/>
-                <w:smallCaps w:val="0"/>
-                <w:strike w:val="0"/>
-                <w:color w:val="1f3864"/>
-                <w:sz w:val="22"/>
-                <w:szCs w:val="22"/>
+                <w:b w:val="1"/>
+                <w:bCs w:val="1"/>
+                <w:i w:val="0"/>
+                <w:iCs w:val="0"/>
+                <w:smallCaps w:val="0"/>
+                <w:strike w:val="0"/>
+                <w:color w:val="1f3864"/>
+                <w:u w:val="none"/>
+                <w:shd w:fill="auto" w:val="clear"/>
+                <w:vertAlign w:val="baseline"/>
+              </w:rPr>
+            </w:pPr>
+            <w:r>
+              <w:rPr>
+                <w:b w:val="1"/>
+                <w:bCs w:val="1"/>
+                <w:i w:val="0"/>
+                <w:iCs w:val="0"/>
+                <w:smallCaps w:val="0"/>
+                <w:strike w:val="0"/>
+                <w:color w:val="1f3864"/>
                 <w:u w:val="none"/>
                 <w:shd w:fill="auto" w:val="clear"/>
                 <w:vertAlign w:val="baseline"/>
@@ -512,11 +463,6 @@
               </w:rPr>
               <w:t xml:space="preserve">HU Relacionada:</w:t>
             </w:r>
-            <w:r>
-              <w:rPr>
-                <w:rtl w:val="0"/>
-              </w:rPr>
-            </w:r>
           </w:p>
         </w:tc>
         <w:tc>
@@ -540,16 +486,11 @@
               <w:ind w:left="0" w:right="0" w:firstLine="0"/>
               <w:jc w:val="left"/>
               <w:rPr>
-                <w:rFonts w:ascii="Calibri" w:cs="Calibri" w:eastAsia="Calibri" w:hAnsi="Calibri"/>
-                <w:b w:val="0"/>
-                <w:bCs w:val="0"/>
                 <w:i w:val="0"/>
                 <w:iCs w:val="0"/>
                 <w:smallCaps w:val="0"/>
                 <w:strike w:val="0"/>
                 <w:color w:val="000000"/>
-                <w:sz w:val="22"/>
-                <w:szCs w:val="22"/>
                 <w:u w:val="none"/>
                 <w:shd w:fill="auto" w:val="clear"/>
                 <w:vertAlign w:val="baseline"/>
@@ -594,32 +535,27 @@
               <w:ind w:left="0" w:right="0" w:firstLine="0"/>
               <w:jc w:val="left"/>
               <w:rPr>
-                <w:rFonts w:ascii="Calibri" w:cs="Calibri" w:eastAsia="Calibri" w:hAnsi="Calibri"/>
-                <w:b w:val="1"/>
-                <w:bCs w:val="1"/>
-                <w:i w:val="0"/>
-                <w:iCs w:val="0"/>
-                <w:smallCaps w:val="0"/>
-                <w:strike w:val="0"/>
-                <w:color w:val="1f3864"/>
-                <w:sz w:val="22"/>
-                <w:szCs w:val="22"/>
-                <w:u w:val="none"/>
-                <w:shd w:fill="auto" w:val="clear"/>
-                <w:vertAlign w:val="baseline"/>
-              </w:rPr>
-            </w:pPr>
-            <w:r>
-              <w:rPr>
-                <w:b w:val="1"/>
-                <w:bCs w:val="1"/>
-                <w:i w:val="0"/>
-                <w:iCs w:val="0"/>
-                <w:smallCaps w:val="0"/>
-                <w:strike w:val="0"/>
-                <w:color w:val="1f3864"/>
-                <w:sz w:val="22"/>
-                <w:szCs w:val="22"/>
+                <w:b w:val="1"/>
+                <w:bCs w:val="1"/>
+                <w:i w:val="0"/>
+                <w:iCs w:val="0"/>
+                <w:smallCaps w:val="0"/>
+                <w:strike w:val="0"/>
+                <w:color w:val="1f3864"/>
+                <w:u w:val="none"/>
+                <w:shd w:fill="auto" w:val="clear"/>
+                <w:vertAlign w:val="baseline"/>
+              </w:rPr>
+            </w:pPr>
+            <w:r>
+              <w:rPr>
+                <w:b w:val="1"/>
+                <w:bCs w:val="1"/>
+                <w:i w:val="0"/>
+                <w:iCs w:val="0"/>
+                <w:smallCaps w:val="0"/>
+                <w:strike w:val="0"/>
+                <w:color w:val="1f3864"/>
                 <w:u w:val="none"/>
                 <w:shd w:fill="auto" w:val="clear"/>
                 <w:vertAlign w:val="baseline"/>
@@ -627,11 +563,6 @@
               </w:rPr>
               <w:t xml:space="preserve">Módulo:</w:t>
             </w:r>
-            <w:r>
-              <w:rPr>
-                <w:rtl w:val="0"/>
-              </w:rPr>
-            </w:r>
           </w:p>
         </w:tc>
         <w:tc>
@@ -654,16 +585,11 @@
               <w:ind w:left="0" w:right="0" w:firstLine="0"/>
               <w:jc w:val="left"/>
               <w:rPr>
-                <w:rFonts w:ascii="Calibri" w:cs="Calibri" w:eastAsia="Calibri" w:hAnsi="Calibri"/>
-                <w:b w:val="0"/>
-                <w:bCs w:val="0"/>
                 <w:i w:val="0"/>
                 <w:iCs w:val="0"/>
                 <w:smallCaps w:val="0"/>
                 <w:strike w:val="0"/>
                 <w:color w:val="000000"/>
-                <w:sz w:val="22"/>
-                <w:szCs w:val="22"/>
                 <w:u w:val="none"/>
                 <w:shd w:fill="auto" w:val="clear"/>
                 <w:vertAlign w:val="baseline"/>
@@ -710,7 +636,6 @@
               <w:ind w:left="0" w:right="0" w:firstLine="0"/>
               <w:jc w:val="left"/>
               <w:rPr>
-                <w:rFonts w:ascii="Calibri" w:cs="Calibri" w:eastAsia="Calibri" w:hAnsi="Calibri"/>
                 <w:b w:val="1"/>
                 <w:bCs w:val="1"/>
                 <w:i w:val="0"/>
@@ -718,24 +643,20 @@
                 <w:smallCaps w:val="0"/>
                 <w:strike w:val="0"/>
                 <w:color w:val="000000"/>
-                <w:sz w:val="22"/>
-                <w:szCs w:val="22"/>
-                <w:u w:val="none"/>
-                <w:shd w:fill="auto" w:val="clear"/>
-                <w:vertAlign w:val="baseline"/>
-              </w:rPr>
-            </w:pPr>
-            <w:r>
-              <w:rPr>
-                <w:b w:val="1"/>
-                <w:bCs w:val="1"/>
-                <w:i w:val="0"/>
-                <w:iCs w:val="0"/>
-                <w:smallCaps w:val="0"/>
-                <w:strike w:val="0"/>
-                <w:color w:val="1f3864"/>
-                <w:sz w:val="22"/>
-                <w:szCs w:val="22"/>
+                <w:u w:val="none"/>
+                <w:shd w:fill="auto" w:val="clear"/>
+                <w:vertAlign w:val="baseline"/>
+              </w:rPr>
+            </w:pPr>
+            <w:r>
+              <w:rPr>
+                <w:b w:val="1"/>
+                <w:bCs w:val="1"/>
+                <w:i w:val="0"/>
+                <w:iCs w:val="0"/>
+                <w:smallCaps w:val="0"/>
+                <w:strike w:val="0"/>
+                <w:color w:val="1f3864"/>
                 <w:u w:val="none"/>
                 <w:shd w:fill="auto" w:val="clear"/>
                 <w:vertAlign w:val="baseline"/>
@@ -770,32 +691,27 @@
               <w:ind w:left="0" w:right="0" w:firstLine="0"/>
               <w:jc w:val="left"/>
               <w:rPr>
-                <w:rFonts w:ascii="Calibri" w:cs="Calibri" w:eastAsia="Calibri" w:hAnsi="Calibri"/>
-                <w:b w:val="1"/>
-                <w:bCs w:val="1"/>
-                <w:i w:val="0"/>
-                <w:iCs w:val="0"/>
-                <w:smallCaps w:val="0"/>
-                <w:strike w:val="0"/>
-                <w:color w:val="1f3864"/>
-                <w:sz w:val="22"/>
-                <w:szCs w:val="22"/>
-                <w:u w:val="none"/>
-                <w:shd w:fill="auto" w:val="clear"/>
-                <w:vertAlign w:val="baseline"/>
-              </w:rPr>
-            </w:pPr>
-            <w:r>
-              <w:rPr>
-                <w:b w:val="1"/>
-                <w:bCs w:val="1"/>
-                <w:i w:val="0"/>
-                <w:iCs w:val="0"/>
-                <w:smallCaps w:val="0"/>
-                <w:strike w:val="0"/>
-                <w:color w:val="1f3864"/>
-                <w:sz w:val="22"/>
-                <w:szCs w:val="22"/>
+                <w:b w:val="1"/>
+                <w:bCs w:val="1"/>
+                <w:i w:val="0"/>
+                <w:iCs w:val="0"/>
+                <w:smallCaps w:val="0"/>
+                <w:strike w:val="0"/>
+                <w:color w:val="1f3864"/>
+                <w:u w:val="none"/>
+                <w:shd w:fill="auto" w:val="clear"/>
+                <w:vertAlign w:val="baseline"/>
+              </w:rPr>
+            </w:pPr>
+            <w:r>
+              <w:rPr>
+                <w:b w:val="1"/>
+                <w:bCs w:val="1"/>
+                <w:i w:val="0"/>
+                <w:iCs w:val="0"/>
+                <w:smallCaps w:val="0"/>
+                <w:strike w:val="0"/>
+                <w:color w:val="1f3864"/>
                 <w:u w:val="none"/>
                 <w:shd w:fill="auto" w:val="clear"/>
                 <w:vertAlign w:val="baseline"/>
@@ -803,11 +719,6 @@
               </w:rPr>
               <w:t xml:space="preserve">Yo como</w:t>
             </w:r>
-            <w:r>
-              <w:rPr>
-                <w:rtl w:val="0"/>
-              </w:rPr>
-            </w:r>
           </w:p>
         </w:tc>
         <w:tc>
@@ -824,26 +735,18 @@
             <w:pPr>
               <w:spacing w:after="0" w:line="240" w:lineRule="auto"/>
               <w:rPr>
-                <w:rFonts w:ascii="Calibri" w:cs="Calibri" w:eastAsia="Calibri" w:hAnsi="Calibri"/>
-                <w:b w:val="0"/>
-                <w:bCs w:val="0"/>
                 <w:i w:val="0"/>
                 <w:iCs w:val="0"/>
                 <w:smallCaps w:val="0"/>
                 <w:strike w:val="0"/>
                 <w:color w:val="000000"/>
-                <w:sz w:val="22"/>
-                <w:szCs w:val="22"/>
-                <w:u w:val="none"/>
-                <w:shd w:fill="auto" w:val="clear"/>
-                <w:vertAlign w:val="baseline"/>
-              </w:rPr>
-            </w:pPr>
-            <w:r>
-              <w:rPr>
-                <w:rFonts w:ascii="Arial" w:cs="Arial" w:eastAsia="Arial" w:hAnsi="Arial"/>
-                <w:sz w:val="20"/>
-                <w:szCs w:val="20"/>
+                <w:u w:val="none"/>
+                <w:shd w:fill="auto" w:val="clear"/>
+                <w:vertAlign w:val="baseline"/>
+              </w:rPr>
+            </w:pPr>
+            <w:r>
+              <w:rPr>
                 <w:rtl w:val="0"/>
               </w:rPr>
               <w:t xml:space="preserve">coordinador de proyectos</w:t>
@@ -891,16 +794,11 @@
               <w:ind w:left="0" w:right="0" w:firstLine="0"/>
               <w:jc w:val="left"/>
               <w:rPr>
-                <w:rFonts w:ascii="Calibri" w:cs="Calibri" w:eastAsia="Calibri" w:hAnsi="Calibri"/>
-                <w:b w:val="0"/>
-                <w:bCs w:val="0"/>
                 <w:i w:val="0"/>
                 <w:iCs w:val="0"/>
                 <w:smallCaps w:val="0"/>
                 <w:strike w:val="0"/>
                 <w:color w:val="000000"/>
-                <w:sz w:val="22"/>
-                <w:szCs w:val="22"/>
                 <w:u w:val="none"/>
                 <w:shd w:fill="auto" w:val="clear"/>
                 <w:vertAlign w:val="baseline"/>
@@ -933,32 +831,27 @@
               <w:ind w:left="0" w:right="0" w:firstLine="0"/>
               <w:jc w:val="left"/>
               <w:rPr>
-                <w:rFonts w:ascii="Calibri" w:cs="Calibri" w:eastAsia="Calibri" w:hAnsi="Calibri"/>
-                <w:b w:val="1"/>
-                <w:bCs w:val="1"/>
-                <w:i w:val="0"/>
-                <w:iCs w:val="0"/>
-                <w:smallCaps w:val="0"/>
-                <w:strike w:val="0"/>
-                <w:color w:val="1f3864"/>
-                <w:sz w:val="22"/>
-                <w:szCs w:val="22"/>
-                <w:u w:val="none"/>
-                <w:shd w:fill="auto" w:val="clear"/>
-                <w:vertAlign w:val="baseline"/>
-              </w:rPr>
-            </w:pPr>
-            <w:r>
-              <w:rPr>
-                <w:b w:val="1"/>
-                <w:bCs w:val="1"/>
-                <w:i w:val="0"/>
-                <w:iCs w:val="0"/>
-                <w:smallCaps w:val="0"/>
-                <w:strike w:val="0"/>
-                <w:color w:val="1f3864"/>
-                <w:sz w:val="22"/>
-                <w:szCs w:val="22"/>
+                <w:b w:val="1"/>
+                <w:bCs w:val="1"/>
+                <w:i w:val="0"/>
+                <w:iCs w:val="0"/>
+                <w:smallCaps w:val="0"/>
+                <w:strike w:val="0"/>
+                <w:color w:val="1f3864"/>
+                <w:u w:val="none"/>
+                <w:shd w:fill="auto" w:val="clear"/>
+                <w:vertAlign w:val="baseline"/>
+              </w:rPr>
+            </w:pPr>
+            <w:r>
+              <w:rPr>
+                <w:b w:val="1"/>
+                <w:bCs w:val="1"/>
+                <w:i w:val="0"/>
+                <w:iCs w:val="0"/>
+                <w:smallCaps w:val="0"/>
+                <w:strike w:val="0"/>
+                <w:color w:val="1f3864"/>
                 <w:u w:val="none"/>
                 <w:shd w:fill="auto" w:val="clear"/>
                 <w:vertAlign w:val="baseline"/>
@@ -966,11 +859,6 @@
               </w:rPr>
               <w:t xml:space="preserve">Requiero</w:t>
             </w:r>
-            <w:r>
-              <w:rPr>
-                <w:rtl w:val="0"/>
-              </w:rPr>
-            </w:r>
           </w:p>
         </w:tc>
         <w:tc>
@@ -993,26 +881,21 @@
               <w:ind w:left="0" w:right="0" w:firstLine="0"/>
               <w:jc w:val="both"/>
               <w:rPr>
-                <w:rFonts w:ascii="Calibri" w:cs="Calibri" w:eastAsia="Calibri" w:hAnsi="Calibri"/>
-                <w:b w:val="0"/>
-                <w:bCs w:val="0"/>
                 <w:i w:val="0"/>
                 <w:iCs w:val="0"/>
                 <w:smallCaps w:val="0"/>
                 <w:strike w:val="0"/>
                 <w:color w:val="000000"/>
-                <w:sz w:val="22"/>
-                <w:szCs w:val="22"/>
-                <w:u w:val="none"/>
-                <w:shd w:fill="auto" w:val="clear"/>
-                <w:vertAlign w:val="baseline"/>
-              </w:rPr>
-            </w:pPr>
-            <w:r>
-              <w:rPr>
-                <w:rtl w:val="0"/>
-              </w:rPr>
-              <w:t xml:space="preserve">generar un reporte del desempeño y actividades de un desarrollador dentro de un proyecto desde su ficha de perfil</w:t>
+                <w:u w:val="none"/>
+                <w:shd w:fill="auto" w:val="clear"/>
+                <w:vertAlign w:val="baseline"/>
+              </w:rPr>
+            </w:pPr>
+            <w:r>
+              <w:rPr>
+                <w:rtl w:val="0"/>
+              </w:rPr>
+              <w:t xml:space="preserve">generar y consultar el reporte de desempeño de un desarrollador desde su ficha de perfil.</w:t>
             </w:r>
             <w:r>
               <w:rPr>
@@ -1057,16 +940,11 @@
               <w:ind w:left="0" w:right="0" w:firstLine="0"/>
               <w:jc w:val="left"/>
               <w:rPr>
-                <w:rFonts w:ascii="Calibri" w:cs="Calibri" w:eastAsia="Calibri" w:hAnsi="Calibri"/>
-                <w:b w:val="0"/>
-                <w:bCs w:val="0"/>
                 <w:i w:val="0"/>
                 <w:iCs w:val="0"/>
                 <w:smallCaps w:val="0"/>
                 <w:strike w:val="0"/>
                 <w:color w:val="000000"/>
-                <w:sz w:val="22"/>
-                <w:szCs w:val="22"/>
                 <w:u w:val="none"/>
                 <w:shd w:fill="auto" w:val="clear"/>
                 <w:vertAlign w:val="baseline"/>
@@ -1099,32 +977,27 @@
               <w:ind w:left="0" w:right="0" w:firstLine="0"/>
               <w:jc w:val="left"/>
               <w:rPr>
-                <w:rFonts w:ascii="Calibri" w:cs="Calibri" w:eastAsia="Calibri" w:hAnsi="Calibri"/>
-                <w:b w:val="1"/>
-                <w:bCs w:val="1"/>
-                <w:i w:val="0"/>
-                <w:iCs w:val="0"/>
-                <w:smallCaps w:val="0"/>
-                <w:strike w:val="0"/>
-                <w:color w:val="1f3864"/>
-                <w:sz w:val="22"/>
-                <w:szCs w:val="22"/>
-                <w:u w:val="none"/>
-                <w:shd w:fill="auto" w:val="clear"/>
-                <w:vertAlign w:val="baseline"/>
-              </w:rPr>
-            </w:pPr>
-            <w:r>
-              <w:rPr>
-                <w:b w:val="1"/>
-                <w:bCs w:val="1"/>
-                <w:i w:val="0"/>
-                <w:iCs w:val="0"/>
-                <w:smallCaps w:val="0"/>
-                <w:strike w:val="0"/>
-                <w:color w:val="1f3864"/>
-                <w:sz w:val="22"/>
-                <w:szCs w:val="22"/>
+                <w:b w:val="1"/>
+                <w:bCs w:val="1"/>
+                <w:i w:val="0"/>
+                <w:iCs w:val="0"/>
+                <w:smallCaps w:val="0"/>
+                <w:strike w:val="0"/>
+                <w:color w:val="1f3864"/>
+                <w:u w:val="none"/>
+                <w:shd w:fill="auto" w:val="clear"/>
+                <w:vertAlign w:val="baseline"/>
+              </w:rPr>
+            </w:pPr>
+            <w:r>
+              <w:rPr>
+                <w:b w:val="1"/>
+                <w:bCs w:val="1"/>
+                <w:i w:val="0"/>
+                <w:iCs w:val="0"/>
+                <w:smallCaps w:val="0"/>
+                <w:strike w:val="0"/>
+                <w:color w:val="1f3864"/>
                 <w:u w:val="none"/>
                 <w:shd w:fill="auto" w:val="clear"/>
                 <w:vertAlign w:val="baseline"/>
@@ -1132,11 +1005,6 @@
               </w:rPr>
               <w:t xml:space="preserve">Para</w:t>
             </w:r>
-            <w:r>
-              <w:rPr>
-                <w:rtl w:val="0"/>
-              </w:rPr>
-            </w:r>
           </w:p>
         </w:tc>
         <w:tc>
@@ -1159,16 +1027,11 @@
               <w:ind w:left="0" w:right="0" w:firstLine="0"/>
               <w:jc w:val="both"/>
               <w:rPr>
-                <w:rFonts w:ascii="Calibri" w:cs="Calibri" w:eastAsia="Calibri" w:hAnsi="Calibri"/>
-                <w:b w:val="0"/>
-                <w:bCs w:val="0"/>
                 <w:i w:val="0"/>
                 <w:iCs w:val="0"/>
                 <w:smallCaps w:val="0"/>
                 <w:strike w:val="0"/>
                 <w:color w:val="000000"/>
-                <w:sz w:val="22"/>
-                <w:szCs w:val="22"/>
                 <w:u w:val="none"/>
                 <w:shd w:fill="auto" w:val="clear"/>
                 <w:vertAlign w:val="baseline"/>
@@ -1213,32 +1076,27 @@
               <w:ind w:left="0" w:right="0" w:firstLine="0"/>
               <w:jc w:val="left"/>
               <w:rPr>
-                <w:rFonts w:ascii="Calibri" w:cs="Calibri" w:eastAsia="Calibri" w:hAnsi="Calibri"/>
-                <w:b w:val="1"/>
-                <w:bCs w:val="1"/>
-                <w:i w:val="0"/>
-                <w:iCs w:val="0"/>
-                <w:smallCaps w:val="0"/>
-                <w:strike w:val="0"/>
-                <w:color w:val="1f3864"/>
-                <w:sz w:val="22"/>
-                <w:szCs w:val="22"/>
-                <w:u w:val="none"/>
-                <w:shd w:fill="auto" w:val="clear"/>
-                <w:vertAlign w:val="baseline"/>
-              </w:rPr>
-            </w:pPr>
-            <w:r>
-              <w:rPr>
-                <w:b w:val="1"/>
-                <w:bCs w:val="1"/>
-                <w:i w:val="0"/>
-                <w:iCs w:val="0"/>
-                <w:smallCaps w:val="0"/>
-                <w:strike w:val="0"/>
-                <w:color w:val="1f3864"/>
-                <w:sz w:val="22"/>
-                <w:szCs w:val="22"/>
+                <w:b w:val="1"/>
+                <w:bCs w:val="1"/>
+                <w:i w:val="0"/>
+                <w:iCs w:val="0"/>
+                <w:smallCaps w:val="0"/>
+                <w:strike w:val="0"/>
+                <w:color w:val="1f3864"/>
+                <w:u w:val="none"/>
+                <w:shd w:fill="auto" w:val="clear"/>
+                <w:vertAlign w:val="baseline"/>
+              </w:rPr>
+            </w:pPr>
+            <w:r>
+              <w:rPr>
+                <w:b w:val="1"/>
+                <w:bCs w:val="1"/>
+                <w:i w:val="0"/>
+                <w:iCs w:val="0"/>
+                <w:smallCaps w:val="0"/>
+                <w:strike w:val="0"/>
+                <w:color w:val="1f3864"/>
                 <w:u w:val="none"/>
                 <w:shd w:fill="auto" w:val="clear"/>
                 <w:vertAlign w:val="baseline"/>
@@ -1246,11 +1104,6 @@
               </w:rPr>
               <w:t xml:space="preserve">Requerimiento:</w:t>
             </w:r>
-            <w:r>
-              <w:rPr>
-                <w:rtl w:val="0"/>
-              </w:rPr>
-            </w:r>
           </w:p>
         </w:tc>
         <w:tc>
@@ -1265,12 +1118,7 @@
           </w:tcPr>
           <w:p>
             <w:pPr>
-              <w:keepNext w:val="0"/>
-              <w:keepLines w:val="0"/>
-              <w:widowControl w:val="1"/>
-              <w:shd w:fill="auto" w:val="clear"/>
-              <w:spacing w:after="0" w:before="0" w:line="240" w:lineRule="auto"/>
-              <w:ind w:left="0" w:right="0" w:firstLine="0"/>
+              <w:spacing w:after="0" w:line="240" w:lineRule="auto"/>
               <w:jc w:val="both"/>
               <w:rPr/>
             </w:pPr>
@@ -1278,7 +1126,129 @@
               <w:rPr>
                 <w:rtl w:val="0"/>
               </w:rPr>
-              <w:t xml:space="preserve">RF-006</w:t>
+              <w:t xml:space="preserve">- El sistema debe permitir al coordinador generar un reporte de desempeño de un desarrollador.</w:t>
+            </w:r>
+          </w:p>
+          <w:p>
+            <w:pPr>
+              <w:spacing w:after="0" w:line="240" w:lineRule="auto"/>
+              <w:jc w:val="both"/>
+              <w:rPr/>
+            </w:pPr>
+            <w:r>
+              <w:rPr>
+                <w:rtl w:val="0"/>
+              </w:rPr>
+              <w:t xml:space="preserve">- El reporte debe incluir las actividades registradas del desarrollador.</w:t>
+            </w:r>
+          </w:p>
+          <w:p>
+            <w:pPr>
+              <w:spacing w:after="0" w:line="240" w:lineRule="auto"/>
+              <w:jc w:val="both"/>
+              <w:rPr/>
+            </w:pPr>
+            <w:r>
+              <w:rPr>
+                <w:rtl w:val="0"/>
+              </w:rPr>
+              <w:t xml:space="preserve">- El reporte debe incluir los errores asociados al desarrollador.</w:t>
+            </w:r>
+          </w:p>
+          <w:p>
+            <w:pPr>
+              <w:spacing w:after="0" w:line="240" w:lineRule="auto"/>
+              <w:jc w:val="both"/>
+              <w:rPr/>
+            </w:pPr>
+            <w:r>
+              <w:rPr>
+                <w:rtl w:val="0"/>
+              </w:rPr>
+              <w:t xml:space="preserve">- El reporte debe incluir las interrupciones registradas.</w:t>
+            </w:r>
+          </w:p>
+          <w:p>
+            <w:pPr>
+              <w:spacing w:after="0" w:line="240" w:lineRule="auto"/>
+              <w:jc w:val="both"/>
+              <w:rPr/>
+            </w:pPr>
+            <w:r>
+              <w:rPr>
+                <w:rtl w:val="0"/>
+              </w:rPr>
+              <w:t xml:space="preserve">- El reporte debe mostrar la información correspondiente al proyecto seleccionado o asignado.</w:t>
+            </w:r>
+          </w:p>
+          <w:p>
+            <w:pPr>
+              <w:spacing w:after="0" w:line="240" w:lineRule="auto"/>
+              <w:jc w:val="both"/>
+              <w:rPr/>
+            </w:pPr>
+            <w:r>
+              <w:rPr>
+                <w:rtl w:val="0"/>
+              </w:rPr>
+              <w:t xml:space="preserve">- El sistema debe informar cuando el desarrollador no posea información para generar el reporte.</w:t>
+            </w:r>
+          </w:p>
+          <w:p>
+            <w:pPr>
+              <w:spacing w:after="0" w:line="240" w:lineRule="auto"/>
+              <w:jc w:val="both"/>
+              <w:rPr/>
+            </w:pPr>
+            <w:r>
+              <w:rPr>
+                <w:rtl w:val="0"/>
+              </w:rPr>
+              <w:t xml:space="preserve">- El sistema debe permitir visualizar el reporte en pantalla.</w:t>
+            </w:r>
+          </w:p>
+          <w:p>
+            <w:pPr>
+              <w:spacing w:after="0" w:line="240" w:lineRule="auto"/>
+              <w:jc w:val="both"/>
+              <w:rPr/>
+            </w:pPr>
+            <w:r>
+              <w:rPr>
+                <w:rtl w:val="0"/>
+              </w:rPr>
+              <w:t xml:space="preserve">- El sistema debe permitir exportar el reporte en formato PDF o archivo plano.</w:t>
+            </w:r>
+          </w:p>
+          <w:p>
+            <w:pPr>
+              <w:spacing w:after="0" w:line="240" w:lineRule="auto"/>
+              <w:jc w:val="both"/>
+              <w:rPr/>
+            </w:pPr>
+            <w:r>
+              <w:rPr>
+                <w:rtl w:val="0"/>
+              </w:rPr>
+              <w:t xml:space="preserve">- El sistema debe mostrar la fecha de generación del reporte.</w:t>
+            </w:r>
+          </w:p>
+          <w:p>
+            <w:pPr>
+              <w:keepNext w:val="0"/>
+              <w:keepLines w:val="0"/>
+              <w:widowControl w:val="1"/>
+              <w:shd w:fill="auto" w:val="clear"/>
+              <w:spacing w:after="0" w:before="0" w:line="240" w:lineRule="auto"/>
+              <w:ind w:left="0" w:right="0" w:firstLine="0"/>
+              <w:jc w:val="both"/>
+              <w:rPr/>
+            </w:pPr>
+            <w:r>
+              <w:rPr>
+                <w:rtl w:val="0"/>
+              </w:rPr>
+              <w:t xml:space="preserve">- El sistema debe restringir la generación del reporte únicamente a usuarios autorizados.</w:t>
             </w:r>
           </w:p>
         </w:tc>
@@ -1308,43 +1278,33 @@
               <w:ind w:left="0" w:right="0" w:firstLine="0"/>
               <w:jc w:val="center"/>
               <w:rPr>
-                <w:rFonts w:ascii="Calibri" w:cs="Calibri" w:eastAsia="Calibri" w:hAnsi="Calibri"/>
-                <w:b w:val="1"/>
-                <w:bCs w:val="1"/>
-                <w:i w:val="0"/>
-                <w:iCs w:val="0"/>
-                <w:smallCaps w:val="0"/>
-                <w:strike w:val="0"/>
-                <w:color w:val="1f3864"/>
-                <w:sz w:val="22"/>
-                <w:szCs w:val="22"/>
-                <w:u w:val="none"/>
-                <w:shd w:fill="auto" w:val="clear"/>
-                <w:vertAlign w:val="baseline"/>
-              </w:rPr>
-            </w:pPr>
-            <w:r>
-              <w:rPr>
-                <w:b w:val="1"/>
-                <w:bCs w:val="1"/>
-                <w:i w:val="0"/>
-                <w:iCs w:val="0"/>
-                <w:smallCaps w:val="0"/>
-                <w:strike w:val="0"/>
-                <w:color w:val="1f3864"/>
-                <w:sz w:val="22"/>
-                <w:szCs w:val="22"/>
+                <w:b w:val="1"/>
+                <w:bCs w:val="1"/>
+                <w:i w:val="0"/>
+                <w:iCs w:val="0"/>
+                <w:smallCaps w:val="0"/>
+                <w:strike w:val="0"/>
+                <w:color w:val="1f3864"/>
+                <w:u w:val="none"/>
+                <w:shd w:fill="auto" w:val="clear"/>
+                <w:vertAlign w:val="baseline"/>
+              </w:rPr>
+            </w:pPr>
+            <w:r>
+              <w:rPr>
+                <w:b w:val="1"/>
+                <w:bCs w:val="1"/>
+                <w:i w:val="0"/>
+                <w:iCs w:val="0"/>
+                <w:smallCaps w:val="0"/>
+                <w:strike w:val="0"/>
+                <w:color w:val="1f3864"/>
                 <w:u w:val="none"/>
                 <w:shd w:fill="auto" w:val="clear"/>
                 <w:vertAlign w:val="baseline"/>
                 <w:rtl w:val="0"/>
               </w:rPr>
               <w:t xml:space="preserve">CRITERIOS DE ACEPTACIÓN</w:t>
-            </w:r>
-            <w:r>
-              <w:rPr>
-                <w:rtl w:val="0"/>
-              </w:rPr>
             </w:r>
           </w:p>
         </w:tc>
@@ -1377,32 +1337,27 @@
               <w:ind w:left="0" w:right="0" w:firstLine="0"/>
               <w:jc w:val="center"/>
               <w:rPr>
-                <w:rFonts w:ascii="Calibri" w:cs="Calibri" w:eastAsia="Calibri" w:hAnsi="Calibri"/>
-                <w:b w:val="1"/>
-                <w:bCs w:val="1"/>
-                <w:i w:val="0"/>
-                <w:iCs w:val="0"/>
-                <w:smallCaps w:val="0"/>
-                <w:strike w:val="0"/>
-                <w:color w:val="1f3864"/>
-                <w:sz w:val="22"/>
-                <w:szCs w:val="22"/>
-                <w:u w:val="none"/>
-                <w:shd w:fill="auto" w:val="clear"/>
-                <w:vertAlign w:val="baseline"/>
-              </w:rPr>
-            </w:pPr>
-            <w:r>
-              <w:rPr>
-                <w:b w:val="1"/>
-                <w:bCs w:val="1"/>
-                <w:i w:val="0"/>
-                <w:iCs w:val="0"/>
-                <w:smallCaps w:val="0"/>
-                <w:strike w:val="0"/>
-                <w:color w:val="1f3864"/>
-                <w:sz w:val="22"/>
-                <w:szCs w:val="22"/>
+                <w:b w:val="1"/>
+                <w:bCs w:val="1"/>
+                <w:i w:val="0"/>
+                <w:iCs w:val="0"/>
+                <w:smallCaps w:val="0"/>
+                <w:strike w:val="0"/>
+                <w:color w:val="1f3864"/>
+                <w:u w:val="none"/>
+                <w:shd w:fill="auto" w:val="clear"/>
+                <w:vertAlign w:val="baseline"/>
+              </w:rPr>
+            </w:pPr>
+            <w:r>
+              <w:rPr>
+                <w:b w:val="1"/>
+                <w:bCs w:val="1"/>
+                <w:i w:val="0"/>
+                <w:iCs w:val="0"/>
+                <w:smallCaps w:val="0"/>
+                <w:strike w:val="0"/>
+                <w:color w:val="1f3864"/>
                 <w:u w:val="none"/>
                 <w:shd w:fill="auto" w:val="clear"/>
                 <w:vertAlign w:val="baseline"/>
@@ -1410,11 +1365,6 @@
               </w:rPr>
               <w:t xml:space="preserve">Condición 01</w:t>
             </w:r>
-            <w:r>
-              <w:rPr>
-                <w:rtl w:val="0"/>
-              </w:rPr>
-            </w:r>
           </w:p>
           <w:p>
             <w:pPr>
@@ -1426,16 +1376,13 @@
               <w:ind w:left="0" w:right="0" w:firstLine="0"/>
               <w:jc w:val="center"/>
               <w:rPr>
-                <w:rFonts w:ascii="Calibri" w:cs="Calibri" w:eastAsia="Calibri" w:hAnsi="Calibri"/>
-                <w:b w:val="1"/>
-                <w:bCs w:val="1"/>
-                <w:i w:val="0"/>
-                <w:iCs w:val="0"/>
-                <w:smallCaps w:val="0"/>
-                <w:strike w:val="0"/>
-                <w:color w:val="1f3864"/>
-                <w:sz w:val="22"/>
-                <w:szCs w:val="22"/>
+                <w:b w:val="1"/>
+                <w:bCs w:val="1"/>
+                <w:i w:val="0"/>
+                <w:iCs w:val="0"/>
+                <w:smallCaps w:val="0"/>
+                <w:strike w:val="0"/>
+                <w:color w:val="1f3864"/>
                 <w:u w:val="none"/>
                 <w:shd w:fill="auto" w:val="clear"/>
                 <w:vertAlign w:val="baseline"/>
@@ -1457,16 +1404,13 @@
               <w:ind w:left="0" w:right="0" w:firstLine="0"/>
               <w:jc w:val="center"/>
               <w:rPr>
-                <w:rFonts w:ascii="Calibri" w:cs="Calibri" w:eastAsia="Calibri" w:hAnsi="Calibri"/>
-                <w:b w:val="1"/>
-                <w:bCs w:val="1"/>
-                <w:i w:val="0"/>
-                <w:iCs w:val="0"/>
-                <w:smallCaps w:val="0"/>
-                <w:strike w:val="0"/>
-                <w:color w:val="1f3864"/>
-                <w:sz w:val="22"/>
-                <w:szCs w:val="22"/>
+                <w:b w:val="1"/>
+                <w:bCs w:val="1"/>
+                <w:i w:val="0"/>
+                <w:iCs w:val="0"/>
+                <w:smallCaps w:val="0"/>
+                <w:strike w:val="0"/>
+                <w:color w:val="1f3864"/>
                 <w:u w:val="none"/>
                 <w:shd w:fill="auto" w:val="clear"/>
                 <w:vertAlign w:val="baseline"/>
@@ -1500,32 +1444,25 @@
               <w:ind w:left="0" w:right="0" w:firstLine="0"/>
               <w:jc w:val="left"/>
               <w:rPr>
-                <w:rFonts w:ascii="Calibri" w:cs="Calibri" w:eastAsia="Calibri" w:hAnsi="Calibri"/>
-                <w:b w:val="0"/>
-                <w:bCs w:val="0"/>
                 <w:i w:val="0"/>
                 <w:iCs w:val="0"/>
                 <w:smallCaps w:val="0"/>
                 <w:strike w:val="0"/>
                 <w:color w:val="000000"/>
-                <w:sz w:val="22"/>
-                <w:szCs w:val="22"/>
-                <w:u w:val="none"/>
-                <w:shd w:fill="auto" w:val="clear"/>
-                <w:vertAlign w:val="baseline"/>
-              </w:rPr>
-            </w:pPr>
-            <w:r>
-              <w:rPr>
-                <w:b w:val="1"/>
-                <w:bCs w:val="1"/>
-                <w:i w:val="0"/>
-                <w:iCs w:val="0"/>
-                <w:smallCaps w:val="0"/>
-                <w:strike w:val="0"/>
-                <w:color w:val="1f3864"/>
-                <w:sz w:val="22"/>
-                <w:szCs w:val="22"/>
+                <w:u w:val="none"/>
+                <w:shd w:fill="auto" w:val="clear"/>
+                <w:vertAlign w:val="baseline"/>
+              </w:rPr>
+            </w:pPr>
+            <w:r>
+              <w:rPr>
+                <w:b w:val="1"/>
+                <w:bCs w:val="1"/>
+                <w:i w:val="0"/>
+                <w:iCs w:val="0"/>
+                <w:smallCaps w:val="0"/>
+                <w:strike w:val="0"/>
+                <w:color w:val="1f3864"/>
                 <w:u w:val="none"/>
                 <w:shd w:fill="auto" w:val="clear"/>
                 <w:vertAlign w:val="baseline"/>
@@ -1561,16 +1498,11 @@
               <w:ind w:left="0" w:right="0" w:firstLine="0"/>
               <w:jc w:val="left"/>
               <w:rPr>
-                <w:rFonts w:ascii="Calibri" w:cs="Calibri" w:eastAsia="Calibri" w:hAnsi="Calibri"/>
-                <w:b w:val="0"/>
-                <w:bCs w:val="0"/>
                 <w:i w:val="0"/>
                 <w:iCs w:val="0"/>
                 <w:smallCaps w:val="0"/>
                 <w:strike w:val="0"/>
                 <w:color w:val="000000"/>
-                <w:sz w:val="22"/>
-                <w:szCs w:val="22"/>
                 <w:u w:val="none"/>
                 <w:shd w:fill="auto" w:val="clear"/>
                 <w:vertAlign w:val="baseline"/>
@@ -1625,16 +1557,11 @@
               <w:ind w:left="0" w:right="0" w:firstLine="0"/>
               <w:jc w:val="left"/>
               <w:rPr>
-                <w:rFonts w:ascii="Calibri" w:cs="Calibri" w:eastAsia="Calibri" w:hAnsi="Calibri"/>
-                <w:b w:val="0"/>
-                <w:bCs w:val="0"/>
                 <w:i w:val="0"/>
                 <w:iCs w:val="0"/>
                 <w:smallCaps w:val="0"/>
                 <w:strike w:val="0"/>
                 <w:color w:val="000000"/>
-                <w:sz w:val="22"/>
-                <w:szCs w:val="22"/>
                 <w:u w:val="none"/>
                 <w:shd w:fill="auto" w:val="clear"/>
                 <w:vertAlign w:val="baseline"/>
@@ -1668,43 +1595,33 @@
               <w:ind w:left="0" w:right="0" w:firstLine="0"/>
               <w:jc w:val="left"/>
               <w:rPr>
-                <w:rFonts w:ascii="Calibri" w:cs="Calibri" w:eastAsia="Calibri" w:hAnsi="Calibri"/>
-                <w:b w:val="1"/>
-                <w:bCs w:val="1"/>
-                <w:i w:val="0"/>
-                <w:iCs w:val="0"/>
-                <w:smallCaps w:val="0"/>
-                <w:strike w:val="0"/>
-                <w:color w:val="1f3864"/>
-                <w:sz w:val="22"/>
-                <w:szCs w:val="22"/>
-                <w:u w:val="none"/>
-                <w:shd w:fill="auto" w:val="clear"/>
-                <w:vertAlign w:val="baseline"/>
-              </w:rPr>
-            </w:pPr>
-            <w:r>
-              <w:rPr>
-                <w:b w:val="1"/>
-                <w:bCs w:val="1"/>
-                <w:i w:val="0"/>
-                <w:iCs w:val="0"/>
-                <w:smallCaps w:val="0"/>
-                <w:strike w:val="0"/>
-                <w:color w:val="1f3864"/>
-                <w:sz w:val="22"/>
-                <w:szCs w:val="22"/>
+                <w:b w:val="1"/>
+                <w:bCs w:val="1"/>
+                <w:i w:val="0"/>
+                <w:iCs w:val="0"/>
+                <w:smallCaps w:val="0"/>
+                <w:strike w:val="0"/>
+                <w:color w:val="1f3864"/>
+                <w:u w:val="none"/>
+                <w:shd w:fill="auto" w:val="clear"/>
+                <w:vertAlign w:val="baseline"/>
+              </w:rPr>
+            </w:pPr>
+            <w:r>
+              <w:rPr>
+                <w:b w:val="1"/>
+                <w:bCs w:val="1"/>
+                <w:i w:val="0"/>
+                <w:iCs w:val="0"/>
+                <w:smallCaps w:val="0"/>
+                <w:strike w:val="0"/>
+                <w:color w:val="1f3864"/>
                 <w:u w:val="none"/>
                 <w:shd w:fill="auto" w:val="clear"/>
                 <w:vertAlign w:val="baseline"/>
                 <w:rtl w:val="0"/>
               </w:rPr>
               <w:t xml:space="preserve">Cuando:</w:t>
-            </w:r>
-            <w:r>
-              <w:rPr>
-                <w:rtl w:val="0"/>
-              </w:rPr>
             </w:r>
           </w:p>
         </w:tc>
@@ -1803,43 +1720,33 @@
               <w:ind w:left="0" w:right="0" w:firstLine="0"/>
               <w:jc w:val="left"/>
               <w:rPr>
-                <w:rFonts w:ascii="Calibri" w:cs="Calibri" w:eastAsia="Calibri" w:hAnsi="Calibri"/>
-                <w:b w:val="1"/>
-                <w:bCs w:val="1"/>
-                <w:i w:val="0"/>
-                <w:iCs w:val="0"/>
-                <w:smallCaps w:val="0"/>
-                <w:strike w:val="0"/>
-                <w:color w:val="1f3864"/>
-                <w:sz w:val="22"/>
-                <w:szCs w:val="22"/>
-                <w:u w:val="none"/>
-                <w:shd w:fill="auto" w:val="clear"/>
-                <w:vertAlign w:val="baseline"/>
-              </w:rPr>
-            </w:pPr>
-            <w:r>
-              <w:rPr>
-                <w:b w:val="1"/>
-                <w:bCs w:val="1"/>
-                <w:i w:val="0"/>
-                <w:iCs w:val="0"/>
-                <w:smallCaps w:val="0"/>
-                <w:strike w:val="0"/>
-                <w:color w:val="1f3864"/>
-                <w:sz w:val="22"/>
-                <w:szCs w:val="22"/>
+                <w:b w:val="1"/>
+                <w:bCs w:val="1"/>
+                <w:i w:val="0"/>
+                <w:iCs w:val="0"/>
+                <w:smallCaps w:val="0"/>
+                <w:strike w:val="0"/>
+                <w:color w:val="1f3864"/>
+                <w:u w:val="none"/>
+                <w:shd w:fill="auto" w:val="clear"/>
+                <w:vertAlign w:val="baseline"/>
+              </w:rPr>
+            </w:pPr>
+            <w:r>
+              <w:rPr>
+                <w:b w:val="1"/>
+                <w:bCs w:val="1"/>
+                <w:i w:val="0"/>
+                <w:iCs w:val="0"/>
+                <w:smallCaps w:val="0"/>
+                <w:strike w:val="0"/>
+                <w:color w:val="1f3864"/>
                 <w:u w:val="none"/>
                 <w:shd w:fill="auto" w:val="clear"/>
                 <w:vertAlign w:val="baseline"/>
                 <w:rtl w:val="0"/>
               </w:rPr>
               <w:t xml:space="preserve">Entonces:</w:t>
-            </w:r>
-            <w:r>
-              <w:rPr>
-                <w:rtl w:val="0"/>
-              </w:rPr>
             </w:r>
           </w:p>
         </w:tc>
@@ -1906,32 +1813,27 @@
               <w:ind w:left="0" w:right="0" w:firstLine="0"/>
               <w:jc w:val="center"/>
               <w:rPr>
-                <w:rFonts w:ascii="Calibri" w:cs="Calibri" w:eastAsia="Calibri" w:hAnsi="Calibri"/>
-                <w:b w:val="1"/>
-                <w:bCs w:val="1"/>
-                <w:i w:val="0"/>
-                <w:iCs w:val="0"/>
-                <w:smallCaps w:val="0"/>
-                <w:strike w:val="0"/>
-                <w:color w:val="1f3864"/>
-                <w:sz w:val="22"/>
-                <w:szCs w:val="22"/>
-                <w:u w:val="none"/>
-                <w:shd w:fill="auto" w:val="clear"/>
-                <w:vertAlign w:val="baseline"/>
-              </w:rPr>
-            </w:pPr>
-            <w:r>
-              <w:rPr>
-                <w:b w:val="1"/>
-                <w:bCs w:val="1"/>
-                <w:i w:val="0"/>
-                <w:iCs w:val="0"/>
-                <w:smallCaps w:val="0"/>
-                <w:strike w:val="0"/>
-                <w:color w:val="1f3864"/>
-                <w:sz w:val="22"/>
-                <w:szCs w:val="22"/>
+                <w:b w:val="1"/>
+                <w:bCs w:val="1"/>
+                <w:i w:val="0"/>
+                <w:iCs w:val="0"/>
+                <w:smallCaps w:val="0"/>
+                <w:strike w:val="0"/>
+                <w:color w:val="1f3864"/>
+                <w:u w:val="none"/>
+                <w:shd w:fill="auto" w:val="clear"/>
+                <w:vertAlign w:val="baseline"/>
+              </w:rPr>
+            </w:pPr>
+            <w:r>
+              <w:rPr>
+                <w:b w:val="1"/>
+                <w:bCs w:val="1"/>
+                <w:i w:val="0"/>
+                <w:iCs w:val="0"/>
+                <w:smallCaps w:val="0"/>
+                <w:strike w:val="0"/>
+                <w:color w:val="1f3864"/>
                 <w:u w:val="none"/>
                 <w:shd w:fill="auto" w:val="clear"/>
                 <w:vertAlign w:val="baseline"/>
@@ -1939,11 +1841,6 @@
               </w:rPr>
               <w:t xml:space="preserve">Condición 02</w:t>
             </w:r>
-            <w:r>
-              <w:rPr>
-                <w:rtl w:val="0"/>
-              </w:rPr>
-            </w:r>
           </w:p>
           <w:p>
             <w:pPr>
@@ -1955,16 +1852,13 @@
               <w:ind w:left="0" w:right="0" w:firstLine="0"/>
               <w:jc w:val="center"/>
               <w:rPr>
-                <w:rFonts w:ascii="Calibri" w:cs="Calibri" w:eastAsia="Calibri" w:hAnsi="Calibri"/>
-                <w:b w:val="1"/>
-                <w:bCs w:val="1"/>
-                <w:i w:val="0"/>
-                <w:iCs w:val="0"/>
-                <w:smallCaps w:val="0"/>
-                <w:strike w:val="0"/>
-                <w:color w:val="1f3864"/>
-                <w:sz w:val="22"/>
-                <w:szCs w:val="22"/>
+                <w:b w:val="1"/>
+                <w:bCs w:val="1"/>
+                <w:i w:val="0"/>
+                <w:iCs w:val="0"/>
+                <w:smallCaps w:val="0"/>
+                <w:strike w:val="0"/>
+                <w:color w:val="1f3864"/>
                 <w:u w:val="none"/>
                 <w:shd w:fill="auto" w:val="clear"/>
                 <w:vertAlign w:val="baseline"/>
@@ -1998,43 +1892,33 @@
               <w:ind w:left="0" w:right="0" w:firstLine="0"/>
               <w:jc w:val="left"/>
               <w:rPr>
-                <w:rFonts w:ascii="Calibri" w:cs="Calibri" w:eastAsia="Calibri" w:hAnsi="Calibri"/>
-                <w:b w:val="1"/>
-                <w:bCs w:val="1"/>
-                <w:i w:val="0"/>
-                <w:iCs w:val="0"/>
-                <w:smallCaps w:val="0"/>
-                <w:strike w:val="0"/>
-                <w:color w:val="1f3864"/>
-                <w:sz w:val="22"/>
-                <w:szCs w:val="22"/>
-                <w:u w:val="none"/>
-                <w:shd w:fill="auto" w:val="clear"/>
-                <w:vertAlign w:val="baseline"/>
-              </w:rPr>
-            </w:pPr>
-            <w:r>
-              <w:rPr>
-                <w:b w:val="1"/>
-                <w:bCs w:val="1"/>
-                <w:i w:val="0"/>
-                <w:iCs w:val="0"/>
-                <w:smallCaps w:val="0"/>
-                <w:strike w:val="0"/>
-                <w:color w:val="1f3864"/>
-                <w:sz w:val="22"/>
-                <w:szCs w:val="22"/>
+                <w:b w:val="1"/>
+                <w:bCs w:val="1"/>
+                <w:i w:val="0"/>
+                <w:iCs w:val="0"/>
+                <w:smallCaps w:val="0"/>
+                <w:strike w:val="0"/>
+                <w:color w:val="1f3864"/>
+                <w:u w:val="none"/>
+                <w:shd w:fill="auto" w:val="clear"/>
+                <w:vertAlign w:val="baseline"/>
+              </w:rPr>
+            </w:pPr>
+            <w:r>
+              <w:rPr>
+                <w:b w:val="1"/>
+                <w:bCs w:val="1"/>
+                <w:i w:val="0"/>
+                <w:iCs w:val="0"/>
+                <w:smallCaps w:val="0"/>
+                <w:strike w:val="0"/>
+                <w:color w:val="1f3864"/>
                 <w:u w:val="none"/>
                 <w:shd w:fill="auto" w:val="clear"/>
                 <w:vertAlign w:val="baseline"/>
                 <w:rtl w:val="0"/>
               </w:rPr>
               <w:t xml:space="preserve">Dado:</w:t>
-            </w:r>
-            <w:r>
-              <w:rPr>
-                <w:rtl w:val="0"/>
-              </w:rPr>
             </w:r>
           </w:p>
         </w:tc>
@@ -2114,8 +1998,6 @@
                 <w:smallCaps w:val="0"/>
                 <w:strike w:val="0"/>
                 <w:color w:val="000000"/>
-                <w:sz w:val="22"/>
-                <w:szCs w:val="22"/>
                 <w:u w:val="none"/>
                 <w:shd w:fill="auto" w:val="clear"/>
                 <w:vertAlign w:val="baseline"/>
@@ -2149,43 +2031,33 @@
               <w:ind w:left="0" w:right="0" w:firstLine="0"/>
               <w:jc w:val="left"/>
               <w:rPr>
-                <w:rFonts w:ascii="Calibri" w:cs="Calibri" w:eastAsia="Calibri" w:hAnsi="Calibri"/>
-                <w:b w:val="1"/>
-                <w:bCs w:val="1"/>
-                <w:i w:val="0"/>
-                <w:iCs w:val="0"/>
-                <w:smallCaps w:val="0"/>
-                <w:strike w:val="0"/>
-                <w:color w:val="1f3864"/>
-                <w:sz w:val="22"/>
-                <w:szCs w:val="22"/>
-                <w:u w:val="none"/>
-                <w:shd w:fill="auto" w:val="clear"/>
-                <w:vertAlign w:val="baseline"/>
-              </w:rPr>
-            </w:pPr>
-            <w:r>
-              <w:rPr>
-                <w:b w:val="1"/>
-                <w:bCs w:val="1"/>
-                <w:i w:val="0"/>
-                <w:iCs w:val="0"/>
-                <w:smallCaps w:val="0"/>
-                <w:strike w:val="0"/>
-                <w:color w:val="1f3864"/>
-                <w:sz w:val="22"/>
-                <w:szCs w:val="22"/>
+                <w:b w:val="1"/>
+                <w:bCs w:val="1"/>
+                <w:i w:val="0"/>
+                <w:iCs w:val="0"/>
+                <w:smallCaps w:val="0"/>
+                <w:strike w:val="0"/>
+                <w:color w:val="1f3864"/>
+                <w:u w:val="none"/>
+                <w:shd w:fill="auto" w:val="clear"/>
+                <w:vertAlign w:val="baseline"/>
+              </w:rPr>
+            </w:pPr>
+            <w:r>
+              <w:rPr>
+                <w:b w:val="1"/>
+                <w:bCs w:val="1"/>
+                <w:i w:val="0"/>
+                <w:iCs w:val="0"/>
+                <w:smallCaps w:val="0"/>
+                <w:strike w:val="0"/>
+                <w:color w:val="1f3864"/>
                 <w:u w:val="none"/>
                 <w:shd w:fill="auto" w:val="clear"/>
                 <w:vertAlign w:val="baseline"/>
                 <w:rtl w:val="0"/>
               </w:rPr>
               <w:t xml:space="preserve">Cuando:</w:t>
-            </w:r>
-            <w:r>
-              <w:rPr>
-                <w:rtl w:val="0"/>
-              </w:rPr>
             </w:r>
           </w:p>
         </w:tc>
@@ -2266,8 +2138,6 @@
                 <w:smallCaps w:val="0"/>
                 <w:strike w:val="0"/>
                 <w:color w:val="000000"/>
-                <w:sz w:val="22"/>
-                <w:szCs w:val="22"/>
                 <w:u w:val="none"/>
                 <w:shd w:fill="auto" w:val="clear"/>
                 <w:vertAlign w:val="baseline"/>
@@ -2301,43 +2171,33 @@
               <w:ind w:left="0" w:right="0" w:firstLine="0"/>
               <w:jc w:val="left"/>
               <w:rPr>
-                <w:rFonts w:ascii="Calibri" w:cs="Calibri" w:eastAsia="Calibri" w:hAnsi="Calibri"/>
-                <w:b w:val="1"/>
-                <w:bCs w:val="1"/>
-                <w:i w:val="0"/>
-                <w:iCs w:val="0"/>
-                <w:smallCaps w:val="0"/>
-                <w:strike w:val="0"/>
-                <w:color w:val="1f3864"/>
-                <w:sz w:val="22"/>
-                <w:szCs w:val="22"/>
-                <w:u w:val="none"/>
-                <w:shd w:fill="auto" w:val="clear"/>
-                <w:vertAlign w:val="baseline"/>
-              </w:rPr>
-            </w:pPr>
-            <w:r>
-              <w:rPr>
-                <w:b w:val="1"/>
-                <w:bCs w:val="1"/>
-                <w:i w:val="0"/>
-                <w:iCs w:val="0"/>
-                <w:smallCaps w:val="0"/>
-                <w:strike w:val="0"/>
-                <w:color w:val="1f3864"/>
-                <w:sz w:val="22"/>
-                <w:szCs w:val="22"/>
+                <w:b w:val="1"/>
+                <w:bCs w:val="1"/>
+                <w:i w:val="0"/>
+                <w:iCs w:val="0"/>
+                <w:smallCaps w:val="0"/>
+                <w:strike w:val="0"/>
+                <w:color w:val="1f3864"/>
+                <w:u w:val="none"/>
+                <w:shd w:fill="auto" w:val="clear"/>
+                <w:vertAlign w:val="baseline"/>
+              </w:rPr>
+            </w:pPr>
+            <w:r>
+              <w:rPr>
+                <w:b w:val="1"/>
+                <w:bCs w:val="1"/>
+                <w:i w:val="0"/>
+                <w:iCs w:val="0"/>
+                <w:smallCaps w:val="0"/>
+                <w:strike w:val="0"/>
+                <w:color w:val="1f3864"/>
                 <w:u w:val="none"/>
                 <w:shd w:fill="auto" w:val="clear"/>
                 <w:vertAlign w:val="baseline"/>
                 <w:rtl w:val="0"/>
               </w:rPr>
               <w:t xml:space="preserve">Entonces:</w:t>
-            </w:r>
-            <w:r>
-              <w:rPr>
-                <w:rtl w:val="0"/>
-              </w:rPr>
             </w:r>
           </w:p>
         </w:tc>
@@ -2373,6 +2233,1611 @@
               <w:rPr>
                 <w:rtl w:val="0"/>
               </w:rPr>
+            </w:r>
+          </w:p>
+        </w:tc>
+      </w:tr>
+      <w:tr>
+        <w:trPr>
+          <w:cantSplit w:val="0"/>
+          <w:trHeight w:val="670" w:hRule="atLeast"/>
+          <w:tblHeader w:val="0"/>
+        </w:trPr>
+        <w:tc>
+          <w:tcPr>
+            <w:gridSpan w:val="3"/>
+            <w:vMerge w:val="restart"/>
+            <w:tcBorders>
+              <w:top w:color="000000" w:space="0" w:sz="4" w:val="single"/>
+              <w:left w:color="000000" w:space="0" w:sz="4" w:val="single"/>
+              <w:bottom w:color="000000" w:space="0" w:sz="4" w:val="single"/>
+              <w:right w:color="000000" w:space="0" w:sz="4" w:val="single"/>
+            </w:tcBorders>
+            <w:vAlign w:val="center"/>
+          </w:tcPr>
+          <w:p>
+            <w:pPr>
+              <w:jc w:val="center"/>
+              <w:rPr>
+                <w:b w:val="1"/>
+                <w:bCs w:val="1"/>
+                <w:color w:val="1f3864"/>
+              </w:rPr>
+            </w:pPr>
+            <w:r>
+              <w:rPr>
+                <w:b w:val="1"/>
+                <w:bCs w:val="1"/>
+                <w:color w:val="1f3864"/>
+                <w:rtl w:val="0"/>
+              </w:rPr>
+              <w:t xml:space="preserve">Condición 03</w:t>
+            </w:r>
+          </w:p>
+          <w:p>
+            <w:pPr>
+              <w:jc w:val="center"/>
+              <w:rPr>
+                <w:b w:val="1"/>
+                <w:bCs w:val="1"/>
+                <w:color w:val="1f3864"/>
+              </w:rPr>
+            </w:pPr>
+            <w:r>
+              <w:rPr>
+                <w:rtl w:val="0"/>
+              </w:rPr>
+            </w:r>
+          </w:p>
+        </w:tc>
+        <w:tc>
+          <w:tcPr>
+            <w:gridSpan w:val="2"/>
+            <w:tcBorders>
+              <w:top w:color="000000" w:space="0" w:sz="4" w:val="single"/>
+              <w:left w:color="000000" w:space="0" w:sz="4" w:val="single"/>
+              <w:bottom w:color="000000" w:space="0" w:sz="4" w:val="single"/>
+              <w:right w:color="000000" w:space="0" w:sz="4" w:val="single"/>
+            </w:tcBorders>
+            <w:vAlign w:val="center"/>
+          </w:tcPr>
+          <w:p>
+            <w:pPr>
+              <w:rPr>
+                <w:b w:val="1"/>
+                <w:bCs w:val="1"/>
+                <w:color w:val="1f3864"/>
+              </w:rPr>
+            </w:pPr>
+            <w:r>
+              <w:rPr>
+                <w:b w:val="1"/>
+                <w:bCs w:val="1"/>
+                <w:color w:val="1f3864"/>
+                <w:rtl w:val="0"/>
+              </w:rPr>
+              <w:t xml:space="preserve">Dado:</w:t>
+            </w:r>
+          </w:p>
+        </w:tc>
+        <w:tc>
+          <w:tcPr>
+            <w:gridSpan w:val="4"/>
+            <w:tcBorders>
+              <w:top w:color="000000" w:space="0" w:sz="4" w:val="single"/>
+              <w:left w:color="000000" w:space="0" w:sz="4" w:val="single"/>
+              <w:bottom w:color="000000" w:space="0" w:sz="4" w:val="single"/>
+              <w:right w:color="000000" w:space="0" w:sz="4" w:val="single"/>
+            </w:tcBorders>
+            <w:vAlign w:val="center"/>
+          </w:tcPr>
+          <w:p>
+            <w:pPr>
+              <w:spacing w:line="240" w:lineRule="auto"/>
+              <w:rPr/>
+            </w:pPr>
+            <w:r>
+              <w:rPr>
+                <w:rtl w:val="0"/>
+              </w:rPr>
+              <w:t xml:space="preserve">que el desarrollador posee actividades, pero no tiene errores ni interrupciones registradas</w:t>
+            </w:r>
+          </w:p>
+        </w:tc>
+      </w:tr>
+      <w:tr>
+        <w:trPr>
+          <w:cantSplit w:val="0"/>
+          <w:trHeight w:val="670" w:hRule="atLeast"/>
+          <w:tblHeader w:val="0"/>
+        </w:trPr>
+        <w:tc>
+          <w:tcPr>
+            <w:gridSpan w:val="3"/>
+            <w:vMerge w:val="continue"/>
+            <w:tcBorders>
+              <w:top w:color="000000" w:space="0" w:sz="4" w:val="single"/>
+              <w:left w:color="000000" w:space="0" w:sz="4" w:val="single"/>
+              <w:bottom w:color="000000" w:space="0" w:sz="4" w:val="single"/>
+              <w:right w:color="000000" w:space="0" w:sz="4" w:val="single"/>
+            </w:tcBorders>
+            <w:vAlign w:val="center"/>
+          </w:tcPr>
+          <w:p>
+            <w:pPr>
+              <w:keepNext w:val="0"/>
+              <w:keepLines w:val="0"/>
+              <w:pageBreakBefore w:val="0"/>
+              <w:widowControl w:val="0"/>
+              <w:pBdr>
+                <w:top w:space="0" w:sz="0" w:val="nil"/>
+                <w:left w:space="0" w:sz="0" w:val="nil"/>
+                <w:bottom w:space="0" w:sz="0" w:val="nil"/>
+                <w:right w:space="0" w:sz="0" w:val="nil"/>
+                <w:between w:space="0" w:sz="0" w:val="nil"/>
+              </w:pBdr>
+              <w:shd w:fill="auto" w:val="clear"/>
+              <w:spacing w:after="0" w:before="0" w:line="276" w:lineRule="auto"/>
+              <w:ind w:left="0" w:right="0" w:firstLine="0"/>
+              <w:jc w:val="left"/>
+              <w:rPr>
+                <w:i w:val="0"/>
+                <w:iCs w:val="0"/>
+                <w:smallCaps w:val="0"/>
+                <w:strike w:val="0"/>
+                <w:color w:val="000000"/>
+                <w:u w:val="none"/>
+                <w:shd w:fill="auto" w:val="clear"/>
+                <w:vertAlign w:val="baseline"/>
+              </w:rPr>
+            </w:pPr>
+            <w:r>
+              <w:rPr>
+                <w:rtl w:val="0"/>
+              </w:rPr>
+            </w:r>
+          </w:p>
+        </w:tc>
+        <w:tc>
+          <w:tcPr>
+            <w:gridSpan w:val="2"/>
+            <w:tcBorders>
+              <w:top w:color="000000" w:space="0" w:sz="4" w:val="single"/>
+              <w:left w:color="000000" w:space="0" w:sz="4" w:val="single"/>
+              <w:bottom w:color="000000" w:space="0" w:sz="4" w:val="single"/>
+              <w:right w:color="000000" w:space="0" w:sz="4" w:val="single"/>
+            </w:tcBorders>
+            <w:vAlign w:val="center"/>
+          </w:tcPr>
+          <w:p>
+            <w:pPr>
+              <w:rPr>
+                <w:b w:val="1"/>
+                <w:bCs w:val="1"/>
+                <w:color w:val="1f3864"/>
+              </w:rPr>
+            </w:pPr>
+            <w:r>
+              <w:rPr>
+                <w:b w:val="1"/>
+                <w:bCs w:val="1"/>
+                <w:color w:val="1f3864"/>
+                <w:rtl w:val="0"/>
+              </w:rPr>
+              <w:t xml:space="preserve">Cuando:</w:t>
+            </w:r>
+          </w:p>
+        </w:tc>
+        <w:tc>
+          <w:tcPr>
+            <w:gridSpan w:val="4"/>
+            <w:tcBorders>
+              <w:top w:color="000000" w:space="0" w:sz="4" w:val="single"/>
+              <w:left w:color="000000" w:space="0" w:sz="4" w:val="single"/>
+              <w:bottom w:color="000000" w:space="0" w:sz="4" w:val="single"/>
+              <w:right w:color="000000" w:space="0" w:sz="4" w:val="single"/>
+            </w:tcBorders>
+            <w:vAlign w:val="center"/>
+          </w:tcPr>
+          <w:p>
+            <w:pPr>
+              <w:spacing w:line="240" w:lineRule="auto"/>
+              <w:rPr/>
+            </w:pPr>
+            <w:r>
+              <w:rPr>
+                <w:rtl w:val="0"/>
+              </w:rPr>
+              <w:t xml:space="preserve">el coordinador genera el reporte</w:t>
+            </w:r>
+          </w:p>
+        </w:tc>
+      </w:tr>
+      <w:tr>
+        <w:trPr>
+          <w:cantSplit w:val="0"/>
+          <w:trHeight w:val="670" w:hRule="atLeast"/>
+          <w:tblHeader w:val="0"/>
+        </w:trPr>
+        <w:tc>
+          <w:tcPr>
+            <w:gridSpan w:val="3"/>
+            <w:vMerge w:val="continue"/>
+            <w:tcBorders>
+              <w:top w:color="000000" w:space="0" w:sz="4" w:val="single"/>
+              <w:left w:color="000000" w:space="0" w:sz="4" w:val="single"/>
+              <w:bottom w:color="000000" w:space="0" w:sz="4" w:val="single"/>
+              <w:right w:color="000000" w:space="0" w:sz="4" w:val="single"/>
+            </w:tcBorders>
+            <w:vAlign w:val="center"/>
+          </w:tcPr>
+          <w:p>
+            <w:pPr>
+              <w:keepNext w:val="0"/>
+              <w:keepLines w:val="0"/>
+              <w:pageBreakBefore w:val="0"/>
+              <w:widowControl w:val="0"/>
+              <w:pBdr>
+                <w:top w:space="0" w:sz="0" w:val="nil"/>
+                <w:left w:space="0" w:sz="0" w:val="nil"/>
+                <w:bottom w:space="0" w:sz="0" w:val="nil"/>
+                <w:right w:space="0" w:sz="0" w:val="nil"/>
+                <w:between w:space="0" w:sz="0" w:val="nil"/>
+              </w:pBdr>
+              <w:shd w:fill="auto" w:val="clear"/>
+              <w:spacing w:after="0" w:before="0" w:line="276" w:lineRule="auto"/>
+              <w:ind w:left="0" w:right="0" w:firstLine="0"/>
+              <w:jc w:val="left"/>
+              <w:rPr>
+                <w:i w:val="0"/>
+                <w:iCs w:val="0"/>
+                <w:smallCaps w:val="0"/>
+                <w:strike w:val="0"/>
+                <w:color w:val="000000"/>
+                <w:u w:val="none"/>
+                <w:shd w:fill="auto" w:val="clear"/>
+                <w:vertAlign w:val="baseline"/>
+              </w:rPr>
+            </w:pPr>
+            <w:r>
+              <w:rPr>
+                <w:rtl w:val="0"/>
+              </w:rPr>
+            </w:r>
+          </w:p>
+        </w:tc>
+        <w:tc>
+          <w:tcPr>
+            <w:gridSpan w:val="2"/>
+            <w:tcBorders>
+              <w:top w:color="000000" w:space="0" w:sz="4" w:val="single"/>
+              <w:left w:color="000000" w:space="0" w:sz="4" w:val="single"/>
+              <w:bottom w:color="000000" w:space="0" w:sz="4" w:val="single"/>
+              <w:right w:color="000000" w:space="0" w:sz="4" w:val="single"/>
+            </w:tcBorders>
+            <w:vAlign w:val="center"/>
+          </w:tcPr>
+          <w:p>
+            <w:pPr>
+              <w:rPr>
+                <w:b w:val="1"/>
+                <w:bCs w:val="1"/>
+                <w:color w:val="1f3864"/>
+              </w:rPr>
+            </w:pPr>
+            <w:r>
+              <w:rPr>
+                <w:b w:val="1"/>
+                <w:bCs w:val="1"/>
+                <w:color w:val="1f3864"/>
+                <w:rtl w:val="0"/>
+              </w:rPr>
+              <w:t xml:space="preserve">Entonces:</w:t>
+            </w:r>
+          </w:p>
+        </w:tc>
+        <w:tc>
+          <w:tcPr>
+            <w:gridSpan w:val="4"/>
+            <w:tcBorders>
+              <w:top w:color="000000" w:space="0" w:sz="4" w:val="single"/>
+              <w:left w:color="000000" w:space="0" w:sz="4" w:val="single"/>
+              <w:bottom w:color="000000" w:space="0" w:sz="4" w:val="single"/>
+              <w:right w:color="000000" w:space="0" w:sz="4" w:val="single"/>
+            </w:tcBorders>
+            <w:vAlign w:val="center"/>
+          </w:tcPr>
+          <w:p>
+            <w:pPr>
+              <w:spacing w:line="240" w:lineRule="auto"/>
+              <w:rPr/>
+            </w:pPr>
+            <w:r>
+              <w:rPr>
+                <w:rtl w:val="0"/>
+              </w:rPr>
+              <w:t xml:space="preserve">el sistema muestra las actividades registradas e indica que no existen errores ni interrupciones asociadas</w:t>
+            </w:r>
+          </w:p>
+        </w:tc>
+      </w:tr>
+      <w:tr>
+        <w:trPr>
+          <w:cantSplit w:val="0"/>
+          <w:trHeight w:val="670" w:hRule="atLeast"/>
+          <w:tblHeader w:val="0"/>
+        </w:trPr>
+        <w:tc>
+          <w:tcPr>
+            <w:gridSpan w:val="3"/>
+            <w:vMerge w:val="restart"/>
+            <w:tcBorders>
+              <w:top w:color="000000" w:space="0" w:sz="4" w:val="single"/>
+              <w:left w:color="000000" w:space="0" w:sz="4" w:val="single"/>
+              <w:bottom w:color="000000" w:space="0" w:sz="4" w:val="single"/>
+              <w:right w:color="000000" w:space="0" w:sz="4" w:val="single"/>
+            </w:tcBorders>
+            <w:vAlign w:val="center"/>
+          </w:tcPr>
+          <w:p>
+            <w:pPr>
+              <w:jc w:val="center"/>
+              <w:rPr>
+                <w:b w:val="1"/>
+                <w:bCs w:val="1"/>
+                <w:color w:val="1f3864"/>
+              </w:rPr>
+            </w:pPr>
+            <w:r>
+              <w:rPr>
+                <w:b w:val="1"/>
+                <w:bCs w:val="1"/>
+                <w:color w:val="1f3864"/>
+                <w:rtl w:val="0"/>
+              </w:rPr>
+              <w:t xml:space="preserve">Condición 04</w:t>
+            </w:r>
+          </w:p>
+        </w:tc>
+        <w:tc>
+          <w:tcPr>
+            <w:gridSpan w:val="2"/>
+            <w:tcBorders>
+              <w:top w:color="000000" w:space="0" w:sz="4" w:val="single"/>
+              <w:left w:color="000000" w:space="0" w:sz="4" w:val="single"/>
+              <w:bottom w:color="000000" w:space="0" w:sz="4" w:val="single"/>
+              <w:right w:color="000000" w:space="0" w:sz="4" w:val="single"/>
+            </w:tcBorders>
+            <w:vAlign w:val="center"/>
+          </w:tcPr>
+          <w:p>
+            <w:pPr>
+              <w:rPr>
+                <w:b w:val="1"/>
+                <w:bCs w:val="1"/>
+                <w:color w:val="1f3864"/>
+              </w:rPr>
+            </w:pPr>
+            <w:r>
+              <w:rPr>
+                <w:b w:val="1"/>
+                <w:bCs w:val="1"/>
+                <w:color w:val="1f3864"/>
+                <w:rtl w:val="0"/>
+              </w:rPr>
+              <w:t xml:space="preserve">Dado:</w:t>
+            </w:r>
+          </w:p>
+        </w:tc>
+        <w:tc>
+          <w:tcPr>
+            <w:gridSpan w:val="4"/>
+            <w:tcBorders>
+              <w:top w:color="000000" w:space="0" w:sz="4" w:val="single"/>
+              <w:left w:color="000000" w:space="0" w:sz="4" w:val="single"/>
+              <w:bottom w:color="000000" w:space="0" w:sz="4" w:val="single"/>
+              <w:right w:color="000000" w:space="0" w:sz="4" w:val="single"/>
+            </w:tcBorders>
+            <w:vAlign w:val="center"/>
+          </w:tcPr>
+          <w:p>
+            <w:pPr>
+              <w:spacing w:line="240" w:lineRule="auto"/>
+              <w:rPr/>
+            </w:pPr>
+            <w:r>
+              <w:rPr>
+                <w:rtl w:val="0"/>
+              </w:rPr>
+              <w:t xml:space="preserve">que ocurre un error al consultar la información del desarrollador</w:t>
+            </w:r>
+          </w:p>
+        </w:tc>
+      </w:tr>
+      <w:tr>
+        <w:trPr>
+          <w:cantSplit w:val="0"/>
+          <w:trHeight w:val="670" w:hRule="atLeast"/>
+          <w:tblHeader w:val="0"/>
+        </w:trPr>
+        <w:tc>
+          <w:tcPr>
+            <w:gridSpan w:val="3"/>
+            <w:vMerge w:val="continue"/>
+            <w:tcBorders>
+              <w:top w:color="000000" w:space="0" w:sz="4" w:val="single"/>
+              <w:left w:color="000000" w:space="0" w:sz="4" w:val="single"/>
+              <w:bottom w:color="000000" w:space="0" w:sz="4" w:val="single"/>
+              <w:right w:color="000000" w:space="0" w:sz="4" w:val="single"/>
+            </w:tcBorders>
+            <w:vAlign w:val="center"/>
+          </w:tcPr>
+          <w:p>
+            <w:pPr>
+              <w:keepNext w:val="0"/>
+              <w:keepLines w:val="0"/>
+              <w:pageBreakBefore w:val="0"/>
+              <w:widowControl w:val="0"/>
+              <w:pBdr>
+                <w:top w:space="0" w:sz="0" w:val="nil"/>
+                <w:left w:space="0" w:sz="0" w:val="nil"/>
+                <w:bottom w:space="0" w:sz="0" w:val="nil"/>
+                <w:right w:space="0" w:sz="0" w:val="nil"/>
+                <w:between w:space="0" w:sz="0" w:val="nil"/>
+              </w:pBdr>
+              <w:shd w:fill="auto" w:val="clear"/>
+              <w:spacing w:after="0" w:before="0" w:line="276" w:lineRule="auto"/>
+              <w:ind w:left="0" w:right="0" w:firstLine="0"/>
+              <w:jc w:val="left"/>
+              <w:rPr>
+                <w:i w:val="0"/>
+                <w:iCs w:val="0"/>
+                <w:smallCaps w:val="0"/>
+                <w:strike w:val="0"/>
+                <w:color w:val="000000"/>
+                <w:u w:val="none"/>
+                <w:shd w:fill="auto" w:val="clear"/>
+                <w:vertAlign w:val="baseline"/>
+              </w:rPr>
+            </w:pPr>
+            <w:r>
+              <w:rPr>
+                <w:rtl w:val="0"/>
+              </w:rPr>
+            </w:r>
+          </w:p>
+        </w:tc>
+        <w:tc>
+          <w:tcPr>
+            <w:gridSpan w:val="2"/>
+            <w:tcBorders>
+              <w:top w:color="000000" w:space="0" w:sz="4" w:val="single"/>
+              <w:left w:color="000000" w:space="0" w:sz="4" w:val="single"/>
+              <w:bottom w:color="000000" w:space="0" w:sz="4" w:val="single"/>
+              <w:right w:color="000000" w:space="0" w:sz="4" w:val="single"/>
+            </w:tcBorders>
+            <w:vAlign w:val="center"/>
+          </w:tcPr>
+          <w:p>
+            <w:pPr>
+              <w:rPr>
+                <w:b w:val="1"/>
+                <w:bCs w:val="1"/>
+                <w:color w:val="1f3864"/>
+              </w:rPr>
+            </w:pPr>
+            <w:r>
+              <w:rPr>
+                <w:b w:val="1"/>
+                <w:bCs w:val="1"/>
+                <w:color w:val="1f3864"/>
+                <w:rtl w:val="0"/>
+              </w:rPr>
+              <w:t xml:space="preserve">Cuando:</w:t>
+            </w:r>
+          </w:p>
+        </w:tc>
+        <w:tc>
+          <w:tcPr>
+            <w:gridSpan w:val="4"/>
+            <w:tcBorders>
+              <w:top w:color="000000" w:space="0" w:sz="4" w:val="single"/>
+              <w:left w:color="000000" w:space="0" w:sz="4" w:val="single"/>
+              <w:bottom w:color="000000" w:space="0" w:sz="4" w:val="single"/>
+              <w:right w:color="000000" w:space="0" w:sz="4" w:val="single"/>
+            </w:tcBorders>
+            <w:vAlign w:val="center"/>
+          </w:tcPr>
+          <w:p>
+            <w:pPr>
+              <w:spacing w:line="240" w:lineRule="auto"/>
+              <w:rPr/>
+            </w:pPr>
+            <w:r>
+              <w:rPr>
+                <w:rtl w:val="0"/>
+              </w:rPr>
+              <w:t xml:space="preserve">el coordinador genera el reporte</w:t>
+            </w:r>
+          </w:p>
+        </w:tc>
+      </w:tr>
+      <w:tr>
+        <w:trPr>
+          <w:cantSplit w:val="0"/>
+          <w:trHeight w:val="670" w:hRule="atLeast"/>
+          <w:tblHeader w:val="0"/>
+        </w:trPr>
+        <w:tc>
+          <w:tcPr>
+            <w:gridSpan w:val="3"/>
+            <w:vMerge w:val="continue"/>
+            <w:tcBorders>
+              <w:top w:color="000000" w:space="0" w:sz="4" w:val="single"/>
+              <w:left w:color="000000" w:space="0" w:sz="4" w:val="single"/>
+              <w:bottom w:color="000000" w:space="0" w:sz="4" w:val="single"/>
+              <w:right w:color="000000" w:space="0" w:sz="4" w:val="single"/>
+            </w:tcBorders>
+            <w:vAlign w:val="center"/>
+          </w:tcPr>
+          <w:p>
+            <w:pPr>
+              <w:keepNext w:val="0"/>
+              <w:keepLines w:val="0"/>
+              <w:pageBreakBefore w:val="0"/>
+              <w:widowControl w:val="0"/>
+              <w:pBdr>
+                <w:top w:space="0" w:sz="0" w:val="nil"/>
+                <w:left w:space="0" w:sz="0" w:val="nil"/>
+                <w:bottom w:space="0" w:sz="0" w:val="nil"/>
+                <w:right w:space="0" w:sz="0" w:val="nil"/>
+                <w:between w:space="0" w:sz="0" w:val="nil"/>
+              </w:pBdr>
+              <w:shd w:fill="auto" w:val="clear"/>
+              <w:spacing w:after="0" w:before="0" w:line="276" w:lineRule="auto"/>
+              <w:ind w:left="0" w:right="0" w:firstLine="0"/>
+              <w:jc w:val="left"/>
+              <w:rPr>
+                <w:i w:val="0"/>
+                <w:iCs w:val="0"/>
+                <w:smallCaps w:val="0"/>
+                <w:strike w:val="0"/>
+                <w:color w:val="000000"/>
+                <w:u w:val="none"/>
+                <w:shd w:fill="auto" w:val="clear"/>
+                <w:vertAlign w:val="baseline"/>
+              </w:rPr>
+            </w:pPr>
+            <w:r>
+              <w:rPr>
+                <w:rtl w:val="0"/>
+              </w:rPr>
+            </w:r>
+          </w:p>
+        </w:tc>
+        <w:tc>
+          <w:tcPr>
+            <w:gridSpan w:val="2"/>
+            <w:tcBorders>
+              <w:top w:color="000000" w:space="0" w:sz="4" w:val="single"/>
+              <w:left w:color="000000" w:space="0" w:sz="4" w:val="single"/>
+              <w:bottom w:color="000000" w:space="0" w:sz="4" w:val="single"/>
+              <w:right w:color="000000" w:space="0" w:sz="4" w:val="single"/>
+            </w:tcBorders>
+            <w:vAlign w:val="center"/>
+          </w:tcPr>
+          <w:p>
+            <w:pPr>
+              <w:rPr>
+                <w:b w:val="1"/>
+                <w:bCs w:val="1"/>
+                <w:color w:val="1f3864"/>
+              </w:rPr>
+            </w:pPr>
+            <w:r>
+              <w:rPr>
+                <w:b w:val="1"/>
+                <w:bCs w:val="1"/>
+                <w:color w:val="1f3864"/>
+                <w:rtl w:val="0"/>
+              </w:rPr>
+              <w:t xml:space="preserve">Entonces:</w:t>
+            </w:r>
+          </w:p>
+        </w:tc>
+        <w:tc>
+          <w:tcPr>
+            <w:gridSpan w:val="4"/>
+            <w:tcBorders>
+              <w:top w:color="000000" w:space="0" w:sz="4" w:val="single"/>
+              <w:left w:color="000000" w:space="0" w:sz="4" w:val="single"/>
+              <w:bottom w:color="000000" w:space="0" w:sz="4" w:val="single"/>
+              <w:right w:color="000000" w:space="0" w:sz="4" w:val="single"/>
+            </w:tcBorders>
+            <w:vAlign w:val="center"/>
+          </w:tcPr>
+          <w:p>
+            <w:pPr>
+              <w:spacing w:line="240" w:lineRule="auto"/>
+              <w:rPr/>
+            </w:pPr>
+            <w:r>
+              <w:rPr>
+                <w:rtl w:val="0"/>
+              </w:rPr>
+              <w:t xml:space="preserve">el sistema informa que no fue posible generar el reporte e invita a intentarlo nuevamente</w:t>
+            </w:r>
+          </w:p>
+        </w:tc>
+      </w:tr>
+      <w:tr>
+        <w:trPr>
+          <w:cantSplit w:val="0"/>
+          <w:trHeight w:val="670" w:hRule="atLeast"/>
+          <w:tblHeader w:val="0"/>
+        </w:trPr>
+        <w:tc>
+          <w:tcPr>
+            <w:gridSpan w:val="3"/>
+            <w:vMerge w:val="restart"/>
+            <w:tcBorders>
+              <w:top w:color="000000" w:space="0" w:sz="4" w:val="single"/>
+              <w:left w:color="000000" w:space="0" w:sz="4" w:val="single"/>
+              <w:bottom w:color="000000" w:space="0" w:sz="4" w:val="single"/>
+              <w:right w:color="000000" w:space="0" w:sz="4" w:val="single"/>
+            </w:tcBorders>
+            <w:vAlign w:val="center"/>
+          </w:tcPr>
+          <w:p>
+            <w:pPr>
+              <w:jc w:val="center"/>
+              <w:rPr>
+                <w:b w:val="1"/>
+                <w:bCs w:val="1"/>
+                <w:color w:val="1f3864"/>
+              </w:rPr>
+            </w:pPr>
+            <w:r>
+              <w:rPr>
+                <w:b w:val="1"/>
+                <w:bCs w:val="1"/>
+                <w:color w:val="1f3864"/>
+                <w:rtl w:val="0"/>
+              </w:rPr>
+              <w:t xml:space="preserve">Condición 05</w:t>
+            </w:r>
+          </w:p>
+          <w:p>
+            <w:pPr>
+              <w:jc w:val="center"/>
+              <w:rPr>
+                <w:b w:val="1"/>
+                <w:bCs w:val="1"/>
+                <w:color w:val="1f3864"/>
+              </w:rPr>
+            </w:pPr>
+            <w:r>
+              <w:rPr>
+                <w:rtl w:val="0"/>
+              </w:rPr>
+            </w:r>
+          </w:p>
+        </w:tc>
+        <w:tc>
+          <w:tcPr>
+            <w:gridSpan w:val="2"/>
+            <w:tcBorders>
+              <w:top w:color="000000" w:space="0" w:sz="4" w:val="single"/>
+              <w:left w:color="000000" w:space="0" w:sz="4" w:val="single"/>
+              <w:bottom w:color="000000" w:space="0" w:sz="4" w:val="single"/>
+              <w:right w:color="000000" w:space="0" w:sz="4" w:val="single"/>
+            </w:tcBorders>
+            <w:vAlign w:val="center"/>
+          </w:tcPr>
+          <w:p>
+            <w:pPr>
+              <w:rPr>
+                <w:b w:val="1"/>
+                <w:bCs w:val="1"/>
+                <w:color w:val="1f3864"/>
+              </w:rPr>
+            </w:pPr>
+            <w:r>
+              <w:rPr>
+                <w:b w:val="1"/>
+                <w:bCs w:val="1"/>
+                <w:color w:val="1f3864"/>
+                <w:rtl w:val="0"/>
+              </w:rPr>
+              <w:t xml:space="preserve">Dado:</w:t>
+            </w:r>
+          </w:p>
+        </w:tc>
+        <w:tc>
+          <w:tcPr>
+            <w:gridSpan w:val="4"/>
+            <w:tcBorders>
+              <w:top w:color="000000" w:space="0" w:sz="4" w:val="single"/>
+              <w:left w:color="000000" w:space="0" w:sz="4" w:val="single"/>
+              <w:bottom w:color="000000" w:space="0" w:sz="4" w:val="single"/>
+              <w:right w:color="000000" w:space="0" w:sz="4" w:val="single"/>
+            </w:tcBorders>
+            <w:vAlign w:val="center"/>
+          </w:tcPr>
+          <w:p>
+            <w:pPr>
+              <w:spacing w:line="240" w:lineRule="auto"/>
+              <w:rPr/>
+            </w:pPr>
+            <w:r>
+              <w:rPr>
+                <w:rtl w:val="0"/>
+              </w:rPr>
+              <w:t xml:space="preserve">que el reporte fue generado correctamente</w:t>
+            </w:r>
+          </w:p>
+        </w:tc>
+      </w:tr>
+      <w:tr>
+        <w:trPr>
+          <w:cantSplit w:val="0"/>
+          <w:trHeight w:val="670" w:hRule="atLeast"/>
+          <w:tblHeader w:val="0"/>
+        </w:trPr>
+        <w:tc>
+          <w:tcPr>
+            <w:gridSpan w:val="3"/>
+            <w:vMerge w:val="continue"/>
+            <w:tcBorders>
+              <w:top w:color="000000" w:space="0" w:sz="4" w:val="single"/>
+              <w:left w:color="000000" w:space="0" w:sz="4" w:val="single"/>
+              <w:bottom w:color="000000" w:space="0" w:sz="4" w:val="single"/>
+              <w:right w:color="000000" w:space="0" w:sz="4" w:val="single"/>
+            </w:tcBorders>
+            <w:vAlign w:val="center"/>
+          </w:tcPr>
+          <w:p>
+            <w:pPr>
+              <w:keepNext w:val="0"/>
+              <w:keepLines w:val="0"/>
+              <w:pageBreakBefore w:val="0"/>
+              <w:widowControl w:val="0"/>
+              <w:pBdr>
+                <w:top w:space="0" w:sz="0" w:val="nil"/>
+                <w:left w:space="0" w:sz="0" w:val="nil"/>
+                <w:bottom w:space="0" w:sz="0" w:val="nil"/>
+                <w:right w:space="0" w:sz="0" w:val="nil"/>
+                <w:between w:space="0" w:sz="0" w:val="nil"/>
+              </w:pBdr>
+              <w:shd w:fill="auto" w:val="clear"/>
+              <w:spacing w:after="0" w:before="0" w:line="276" w:lineRule="auto"/>
+              <w:ind w:left="0" w:right="0" w:firstLine="0"/>
+              <w:jc w:val="left"/>
+              <w:rPr>
+                <w:i w:val="0"/>
+                <w:iCs w:val="0"/>
+                <w:smallCaps w:val="0"/>
+                <w:strike w:val="0"/>
+                <w:color w:val="000000"/>
+                <w:u w:val="none"/>
+                <w:shd w:fill="auto" w:val="clear"/>
+                <w:vertAlign w:val="baseline"/>
+              </w:rPr>
+            </w:pPr>
+            <w:r>
+              <w:rPr>
+                <w:rtl w:val="0"/>
+              </w:rPr>
+            </w:r>
+          </w:p>
+        </w:tc>
+        <w:tc>
+          <w:tcPr>
+            <w:gridSpan w:val="2"/>
+            <w:tcBorders>
+              <w:top w:color="000000" w:space="0" w:sz="4" w:val="single"/>
+              <w:left w:color="000000" w:space="0" w:sz="4" w:val="single"/>
+              <w:bottom w:color="000000" w:space="0" w:sz="4" w:val="single"/>
+              <w:right w:color="000000" w:space="0" w:sz="4" w:val="single"/>
+            </w:tcBorders>
+            <w:vAlign w:val="center"/>
+          </w:tcPr>
+          <w:p>
+            <w:pPr>
+              <w:rPr>
+                <w:b w:val="1"/>
+                <w:bCs w:val="1"/>
+                <w:color w:val="1f3864"/>
+              </w:rPr>
+            </w:pPr>
+            <w:r>
+              <w:rPr>
+                <w:b w:val="1"/>
+                <w:bCs w:val="1"/>
+                <w:color w:val="1f3864"/>
+                <w:rtl w:val="0"/>
+              </w:rPr>
+              <w:t xml:space="preserve">Cuando:</w:t>
+            </w:r>
+          </w:p>
+        </w:tc>
+        <w:tc>
+          <w:tcPr>
+            <w:gridSpan w:val="4"/>
+            <w:tcBorders>
+              <w:top w:color="000000" w:space="0" w:sz="4" w:val="single"/>
+              <w:left w:color="000000" w:space="0" w:sz="4" w:val="single"/>
+              <w:bottom w:color="000000" w:space="0" w:sz="4" w:val="single"/>
+              <w:right w:color="000000" w:space="0" w:sz="4" w:val="single"/>
+            </w:tcBorders>
+            <w:vAlign w:val="center"/>
+          </w:tcPr>
+          <w:p>
+            <w:pPr>
+              <w:spacing w:line="240" w:lineRule="auto"/>
+              <w:rPr/>
+            </w:pPr>
+            <w:r>
+              <w:rPr>
+                <w:rtl w:val="0"/>
+              </w:rPr>
+              <w:t xml:space="preserve">el coordinador selecciona la opción de exportar</w:t>
+            </w:r>
+          </w:p>
+        </w:tc>
+      </w:tr>
+      <w:tr>
+        <w:trPr>
+          <w:cantSplit w:val="0"/>
+          <w:trHeight w:val="670" w:hRule="atLeast"/>
+          <w:tblHeader w:val="0"/>
+        </w:trPr>
+        <w:tc>
+          <w:tcPr>
+            <w:gridSpan w:val="3"/>
+            <w:vMerge w:val="continue"/>
+            <w:tcBorders>
+              <w:top w:color="000000" w:space="0" w:sz="4" w:val="single"/>
+              <w:left w:color="000000" w:space="0" w:sz="4" w:val="single"/>
+              <w:bottom w:color="000000" w:space="0" w:sz="4" w:val="single"/>
+              <w:right w:color="000000" w:space="0" w:sz="4" w:val="single"/>
+            </w:tcBorders>
+            <w:vAlign w:val="center"/>
+          </w:tcPr>
+          <w:p>
+            <w:pPr>
+              <w:keepNext w:val="0"/>
+              <w:keepLines w:val="0"/>
+              <w:pageBreakBefore w:val="0"/>
+              <w:widowControl w:val="0"/>
+              <w:pBdr>
+                <w:top w:space="0" w:sz="0" w:val="nil"/>
+                <w:left w:space="0" w:sz="0" w:val="nil"/>
+                <w:bottom w:space="0" w:sz="0" w:val="nil"/>
+                <w:right w:space="0" w:sz="0" w:val="nil"/>
+                <w:between w:space="0" w:sz="0" w:val="nil"/>
+              </w:pBdr>
+              <w:shd w:fill="auto" w:val="clear"/>
+              <w:spacing w:after="0" w:before="0" w:line="276" w:lineRule="auto"/>
+              <w:ind w:left="0" w:right="0" w:firstLine="0"/>
+              <w:jc w:val="left"/>
+              <w:rPr>
+                <w:i w:val="0"/>
+                <w:iCs w:val="0"/>
+                <w:smallCaps w:val="0"/>
+                <w:strike w:val="0"/>
+                <w:color w:val="000000"/>
+                <w:u w:val="none"/>
+                <w:shd w:fill="auto" w:val="clear"/>
+                <w:vertAlign w:val="baseline"/>
+              </w:rPr>
+            </w:pPr>
+            <w:r>
+              <w:rPr>
+                <w:rtl w:val="0"/>
+              </w:rPr>
+            </w:r>
+          </w:p>
+        </w:tc>
+        <w:tc>
+          <w:tcPr>
+            <w:gridSpan w:val="2"/>
+            <w:tcBorders>
+              <w:top w:color="000000" w:space="0" w:sz="4" w:val="single"/>
+              <w:left w:color="000000" w:space="0" w:sz="4" w:val="single"/>
+              <w:bottom w:color="000000" w:space="0" w:sz="4" w:val="single"/>
+              <w:right w:color="000000" w:space="0" w:sz="4" w:val="single"/>
+            </w:tcBorders>
+            <w:vAlign w:val="center"/>
+          </w:tcPr>
+          <w:p>
+            <w:pPr>
+              <w:rPr>
+                <w:b w:val="1"/>
+                <w:bCs w:val="1"/>
+                <w:color w:val="1f3864"/>
+              </w:rPr>
+            </w:pPr>
+            <w:r>
+              <w:rPr>
+                <w:b w:val="1"/>
+                <w:bCs w:val="1"/>
+                <w:color w:val="1f3864"/>
+                <w:rtl w:val="0"/>
+              </w:rPr>
+              <w:t xml:space="preserve">Entonces:</w:t>
+            </w:r>
+          </w:p>
+        </w:tc>
+        <w:tc>
+          <w:tcPr>
+            <w:gridSpan w:val="4"/>
+            <w:tcBorders>
+              <w:top w:color="000000" w:space="0" w:sz="4" w:val="single"/>
+              <w:left w:color="000000" w:space="0" w:sz="4" w:val="single"/>
+              <w:bottom w:color="000000" w:space="0" w:sz="4" w:val="single"/>
+              <w:right w:color="000000" w:space="0" w:sz="4" w:val="single"/>
+            </w:tcBorders>
+            <w:vAlign w:val="center"/>
+          </w:tcPr>
+          <w:p>
+            <w:pPr>
+              <w:spacing w:line="240" w:lineRule="auto"/>
+              <w:rPr/>
+            </w:pPr>
+            <w:r>
+              <w:rPr>
+                <w:rtl w:val="0"/>
+              </w:rPr>
+              <w:t xml:space="preserve">el sistema genera el archivo en el formato seleccionado</w:t>
+            </w:r>
+          </w:p>
+        </w:tc>
+      </w:tr>
+      <w:tr>
+        <w:trPr>
+          <w:cantSplit w:val="0"/>
+          <w:trHeight w:val="670" w:hRule="atLeast"/>
+          <w:tblHeader w:val="0"/>
+        </w:trPr>
+        <w:tc>
+          <w:tcPr>
+            <w:gridSpan w:val="3"/>
+            <w:vMerge w:val="restart"/>
+            <w:tcBorders>
+              <w:top w:color="000000" w:space="0" w:sz="4" w:val="single"/>
+              <w:left w:color="000000" w:space="0" w:sz="4" w:val="single"/>
+              <w:bottom w:color="000000" w:space="0" w:sz="4" w:val="single"/>
+              <w:right w:color="000000" w:space="0" w:sz="4" w:val="single"/>
+            </w:tcBorders>
+            <w:vAlign w:val="center"/>
+          </w:tcPr>
+          <w:p>
+            <w:pPr>
+              <w:jc w:val="center"/>
+              <w:rPr>
+                <w:b w:val="1"/>
+                <w:bCs w:val="1"/>
+                <w:color w:val="1f3864"/>
+              </w:rPr>
+            </w:pPr>
+            <w:r>
+              <w:rPr>
+                <w:b w:val="1"/>
+                <w:bCs w:val="1"/>
+                <w:color w:val="1f3864"/>
+                <w:rtl w:val="0"/>
+              </w:rPr>
+              <w:t xml:space="preserve">Condición 06</w:t>
+            </w:r>
+          </w:p>
+          <w:p>
+            <w:pPr>
+              <w:jc w:val="center"/>
+              <w:rPr>
+                <w:b w:val="1"/>
+                <w:bCs w:val="1"/>
+                <w:color w:val="1f3864"/>
+              </w:rPr>
+            </w:pPr>
+            <w:r>
+              <w:rPr>
+                <w:rtl w:val="0"/>
+              </w:rPr>
+            </w:r>
+          </w:p>
+        </w:tc>
+        <w:tc>
+          <w:tcPr>
+            <w:gridSpan w:val="2"/>
+            <w:tcBorders>
+              <w:top w:color="000000" w:space="0" w:sz="4" w:val="single"/>
+              <w:left w:color="000000" w:space="0" w:sz="4" w:val="single"/>
+              <w:bottom w:color="000000" w:space="0" w:sz="4" w:val="single"/>
+              <w:right w:color="000000" w:space="0" w:sz="4" w:val="single"/>
+            </w:tcBorders>
+            <w:vAlign w:val="center"/>
+          </w:tcPr>
+          <w:p>
+            <w:pPr>
+              <w:rPr>
+                <w:b w:val="1"/>
+                <w:bCs w:val="1"/>
+                <w:color w:val="1f3864"/>
+              </w:rPr>
+            </w:pPr>
+            <w:r>
+              <w:rPr>
+                <w:b w:val="1"/>
+                <w:bCs w:val="1"/>
+                <w:color w:val="1f3864"/>
+                <w:rtl w:val="0"/>
+              </w:rPr>
+              <w:t xml:space="preserve">Dado:</w:t>
+            </w:r>
+          </w:p>
+        </w:tc>
+        <w:tc>
+          <w:tcPr>
+            <w:gridSpan w:val="4"/>
+            <w:tcBorders>
+              <w:top w:color="000000" w:space="0" w:sz="4" w:val="single"/>
+              <w:left w:color="000000" w:space="0" w:sz="4" w:val="single"/>
+              <w:bottom w:color="000000" w:space="0" w:sz="4" w:val="single"/>
+              <w:right w:color="000000" w:space="0" w:sz="4" w:val="single"/>
+            </w:tcBorders>
+            <w:vAlign w:val="center"/>
+          </w:tcPr>
+          <w:p>
+            <w:pPr>
+              <w:spacing w:line="240" w:lineRule="auto"/>
+              <w:rPr/>
+            </w:pPr>
+            <w:r>
+              <w:rPr>
+                <w:rtl w:val="0"/>
+              </w:rPr>
+              <w:t xml:space="preserve">que un usuario sin permisos intenta generar el reporte</w:t>
+            </w:r>
+          </w:p>
+        </w:tc>
+      </w:tr>
+      <w:tr>
+        <w:trPr>
+          <w:cantSplit w:val="0"/>
+          <w:trHeight w:val="670" w:hRule="atLeast"/>
+          <w:tblHeader w:val="0"/>
+        </w:trPr>
+        <w:tc>
+          <w:tcPr>
+            <w:gridSpan w:val="3"/>
+            <w:vMerge w:val="continue"/>
+            <w:tcBorders>
+              <w:top w:color="000000" w:space="0" w:sz="4" w:val="single"/>
+              <w:left w:color="000000" w:space="0" w:sz="4" w:val="single"/>
+              <w:bottom w:color="000000" w:space="0" w:sz="4" w:val="single"/>
+              <w:right w:color="000000" w:space="0" w:sz="4" w:val="single"/>
+            </w:tcBorders>
+            <w:vAlign w:val="center"/>
+          </w:tcPr>
+          <w:p>
+            <w:pPr>
+              <w:keepNext w:val="0"/>
+              <w:keepLines w:val="0"/>
+              <w:pageBreakBefore w:val="0"/>
+              <w:widowControl w:val="0"/>
+              <w:pBdr>
+                <w:top w:space="0" w:sz="0" w:val="nil"/>
+                <w:left w:space="0" w:sz="0" w:val="nil"/>
+                <w:bottom w:space="0" w:sz="0" w:val="nil"/>
+                <w:right w:space="0" w:sz="0" w:val="nil"/>
+                <w:between w:space="0" w:sz="0" w:val="nil"/>
+              </w:pBdr>
+              <w:shd w:fill="auto" w:val="clear"/>
+              <w:spacing w:after="0" w:before="0" w:line="276" w:lineRule="auto"/>
+              <w:ind w:left="0" w:right="0" w:firstLine="0"/>
+              <w:jc w:val="left"/>
+              <w:rPr>
+                <w:i w:val="0"/>
+                <w:iCs w:val="0"/>
+                <w:smallCaps w:val="0"/>
+                <w:strike w:val="0"/>
+                <w:color w:val="000000"/>
+                <w:u w:val="none"/>
+                <w:shd w:fill="auto" w:val="clear"/>
+                <w:vertAlign w:val="baseline"/>
+              </w:rPr>
+            </w:pPr>
+            <w:r>
+              <w:rPr>
+                <w:rtl w:val="0"/>
+              </w:rPr>
+            </w:r>
+          </w:p>
+        </w:tc>
+        <w:tc>
+          <w:tcPr>
+            <w:gridSpan w:val="2"/>
+            <w:tcBorders>
+              <w:top w:color="000000" w:space="0" w:sz="4" w:val="single"/>
+              <w:left w:color="000000" w:space="0" w:sz="4" w:val="single"/>
+              <w:bottom w:color="000000" w:space="0" w:sz="4" w:val="single"/>
+              <w:right w:color="000000" w:space="0" w:sz="4" w:val="single"/>
+            </w:tcBorders>
+            <w:vAlign w:val="center"/>
+          </w:tcPr>
+          <w:p>
+            <w:pPr>
+              <w:rPr>
+                <w:b w:val="1"/>
+                <w:bCs w:val="1"/>
+                <w:color w:val="1f3864"/>
+              </w:rPr>
+            </w:pPr>
+            <w:r>
+              <w:rPr>
+                <w:b w:val="1"/>
+                <w:bCs w:val="1"/>
+                <w:color w:val="1f3864"/>
+                <w:rtl w:val="0"/>
+              </w:rPr>
+              <w:t xml:space="preserve">Cuando:</w:t>
+            </w:r>
+          </w:p>
+        </w:tc>
+        <w:tc>
+          <w:tcPr>
+            <w:gridSpan w:val="4"/>
+            <w:tcBorders>
+              <w:top w:color="000000" w:space="0" w:sz="4" w:val="single"/>
+              <w:left w:color="000000" w:space="0" w:sz="4" w:val="single"/>
+              <w:bottom w:color="000000" w:space="0" w:sz="4" w:val="single"/>
+              <w:right w:color="000000" w:space="0" w:sz="4" w:val="single"/>
+            </w:tcBorders>
+            <w:vAlign w:val="center"/>
+          </w:tcPr>
+          <w:p>
+            <w:pPr>
+              <w:spacing w:line="240" w:lineRule="auto"/>
+              <w:rPr/>
+            </w:pPr>
+            <w:r>
+              <w:rPr>
+                <w:rtl w:val="0"/>
+              </w:rPr>
+              <w:t xml:space="preserve">accede a la opción correspondiente</w:t>
+            </w:r>
+          </w:p>
+        </w:tc>
+      </w:tr>
+      <w:tr>
+        <w:trPr>
+          <w:cantSplit w:val="0"/>
+          <w:trHeight w:val="670" w:hRule="atLeast"/>
+          <w:tblHeader w:val="0"/>
+        </w:trPr>
+        <w:tc>
+          <w:tcPr>
+            <w:gridSpan w:val="3"/>
+            <w:vMerge w:val="continue"/>
+            <w:tcBorders>
+              <w:top w:color="000000" w:space="0" w:sz="4" w:val="single"/>
+              <w:left w:color="000000" w:space="0" w:sz="4" w:val="single"/>
+              <w:bottom w:color="000000" w:space="0" w:sz="4" w:val="single"/>
+              <w:right w:color="000000" w:space="0" w:sz="4" w:val="single"/>
+            </w:tcBorders>
+            <w:vAlign w:val="center"/>
+          </w:tcPr>
+          <w:p>
+            <w:pPr>
+              <w:keepNext w:val="0"/>
+              <w:keepLines w:val="0"/>
+              <w:pageBreakBefore w:val="0"/>
+              <w:widowControl w:val="0"/>
+              <w:pBdr>
+                <w:top w:space="0" w:sz="0" w:val="nil"/>
+                <w:left w:space="0" w:sz="0" w:val="nil"/>
+                <w:bottom w:space="0" w:sz="0" w:val="nil"/>
+                <w:right w:space="0" w:sz="0" w:val="nil"/>
+                <w:between w:space="0" w:sz="0" w:val="nil"/>
+              </w:pBdr>
+              <w:shd w:fill="auto" w:val="clear"/>
+              <w:spacing w:after="0" w:before="0" w:line="276" w:lineRule="auto"/>
+              <w:ind w:left="0" w:right="0" w:firstLine="0"/>
+              <w:jc w:val="left"/>
+              <w:rPr>
+                <w:i w:val="0"/>
+                <w:iCs w:val="0"/>
+                <w:smallCaps w:val="0"/>
+                <w:strike w:val="0"/>
+                <w:color w:val="000000"/>
+                <w:u w:val="none"/>
+                <w:shd w:fill="auto" w:val="clear"/>
+                <w:vertAlign w:val="baseline"/>
+              </w:rPr>
+            </w:pPr>
+            <w:r>
+              <w:rPr>
+                <w:rtl w:val="0"/>
+              </w:rPr>
+            </w:r>
+          </w:p>
+        </w:tc>
+        <w:tc>
+          <w:tcPr>
+            <w:gridSpan w:val="2"/>
+            <w:tcBorders>
+              <w:top w:color="000000" w:space="0" w:sz="4" w:val="single"/>
+              <w:left w:color="000000" w:space="0" w:sz="4" w:val="single"/>
+              <w:bottom w:color="000000" w:space="0" w:sz="4" w:val="single"/>
+              <w:right w:color="000000" w:space="0" w:sz="4" w:val="single"/>
+            </w:tcBorders>
+            <w:vAlign w:val="center"/>
+          </w:tcPr>
+          <w:p>
+            <w:pPr>
+              <w:rPr>
+                <w:b w:val="1"/>
+                <w:bCs w:val="1"/>
+                <w:color w:val="1f3864"/>
+              </w:rPr>
+            </w:pPr>
+            <w:r>
+              <w:rPr>
+                <w:b w:val="1"/>
+                <w:bCs w:val="1"/>
+                <w:color w:val="1f3864"/>
+                <w:rtl w:val="0"/>
+              </w:rPr>
+              <w:t xml:space="preserve">Entonces:</w:t>
+            </w:r>
+          </w:p>
+        </w:tc>
+        <w:tc>
+          <w:tcPr>
+            <w:gridSpan w:val="4"/>
+            <w:tcBorders>
+              <w:top w:color="000000" w:space="0" w:sz="4" w:val="single"/>
+              <w:left w:color="000000" w:space="0" w:sz="4" w:val="single"/>
+              <w:bottom w:color="000000" w:space="0" w:sz="4" w:val="single"/>
+              <w:right w:color="000000" w:space="0" w:sz="4" w:val="single"/>
+            </w:tcBorders>
+            <w:vAlign w:val="center"/>
+          </w:tcPr>
+          <w:p>
+            <w:pPr>
+              <w:spacing w:line="240" w:lineRule="auto"/>
+              <w:rPr/>
+            </w:pPr>
+            <w:r>
+              <w:rPr>
+                <w:rtl w:val="0"/>
+              </w:rPr>
+              <w:t xml:space="preserve">el sistema deniega el acceso e informa que no posee autorización</w:t>
+            </w:r>
+          </w:p>
+        </w:tc>
+      </w:tr>
+      <w:tr>
+        <w:trPr>
+          <w:cantSplit w:val="0"/>
+          <w:trHeight w:val="670" w:hRule="atLeast"/>
+          <w:tblHeader w:val="0"/>
+        </w:trPr>
+        <w:tc>
+          <w:tcPr>
+            <w:gridSpan w:val="3"/>
+            <w:vMerge w:val="restart"/>
+            <w:tcBorders>
+              <w:top w:color="000000" w:space="0" w:sz="4" w:val="single"/>
+              <w:left w:color="000000" w:space="0" w:sz="4" w:val="single"/>
+              <w:bottom w:color="000000" w:space="0" w:sz="4" w:val="single"/>
+              <w:right w:color="000000" w:space="0" w:sz="4" w:val="single"/>
+            </w:tcBorders>
+            <w:vAlign w:val="center"/>
+          </w:tcPr>
+          <w:p>
+            <w:pPr>
+              <w:jc w:val="center"/>
+              <w:rPr>
+                <w:b w:val="1"/>
+                <w:bCs w:val="1"/>
+                <w:color w:val="1f3864"/>
+              </w:rPr>
+            </w:pPr>
+            <w:r>
+              <w:rPr>
+                <w:b w:val="1"/>
+                <w:bCs w:val="1"/>
+                <w:color w:val="1f3864"/>
+                <w:rtl w:val="0"/>
+              </w:rPr>
+              <w:t xml:space="preserve">Condición 07</w:t>
+            </w:r>
+          </w:p>
+          <w:p>
+            <w:pPr>
+              <w:jc w:val="center"/>
+              <w:rPr>
+                <w:b w:val="1"/>
+                <w:bCs w:val="1"/>
+                <w:color w:val="1f3864"/>
+              </w:rPr>
+            </w:pPr>
+            <w:r>
+              <w:rPr>
+                <w:rtl w:val="0"/>
+              </w:rPr>
+            </w:r>
+          </w:p>
+        </w:tc>
+        <w:tc>
+          <w:tcPr>
+            <w:gridSpan w:val="2"/>
+            <w:tcBorders>
+              <w:top w:color="000000" w:space="0" w:sz="4" w:val="single"/>
+              <w:left w:color="000000" w:space="0" w:sz="4" w:val="single"/>
+              <w:bottom w:color="000000" w:space="0" w:sz="4" w:val="single"/>
+              <w:right w:color="000000" w:space="0" w:sz="4" w:val="single"/>
+            </w:tcBorders>
+            <w:vAlign w:val="center"/>
+          </w:tcPr>
+          <w:p>
+            <w:pPr>
+              <w:rPr>
+                <w:b w:val="1"/>
+                <w:bCs w:val="1"/>
+                <w:color w:val="1f3864"/>
+              </w:rPr>
+            </w:pPr>
+            <w:r>
+              <w:rPr>
+                <w:b w:val="1"/>
+                <w:bCs w:val="1"/>
+                <w:color w:val="1f3864"/>
+                <w:rtl w:val="0"/>
+              </w:rPr>
+              <w:t xml:space="preserve">Dado:</w:t>
+            </w:r>
+          </w:p>
+        </w:tc>
+        <w:tc>
+          <w:tcPr>
+            <w:gridSpan w:val="4"/>
+            <w:tcBorders>
+              <w:top w:color="000000" w:space="0" w:sz="4" w:val="single"/>
+              <w:left w:color="000000" w:space="0" w:sz="4" w:val="single"/>
+              <w:bottom w:color="000000" w:space="0" w:sz="4" w:val="single"/>
+              <w:right w:color="000000" w:space="0" w:sz="4" w:val="single"/>
+            </w:tcBorders>
+            <w:vAlign w:val="center"/>
+          </w:tcPr>
+          <w:p>
+            <w:pPr>
+              <w:spacing w:line="240" w:lineRule="auto"/>
+              <w:rPr/>
+            </w:pPr>
+            <w:r>
+              <w:rPr>
+                <w:rtl w:val="0"/>
+              </w:rPr>
+              <w:t xml:space="preserve">que el desarrollador posee información registrada durante diferentes periodos</w:t>
+            </w:r>
+          </w:p>
+        </w:tc>
+      </w:tr>
+      <w:tr>
+        <w:trPr>
+          <w:cantSplit w:val="0"/>
+          <w:trHeight w:val="670" w:hRule="atLeast"/>
+          <w:tblHeader w:val="0"/>
+        </w:trPr>
+        <w:tc>
+          <w:tcPr>
+            <w:gridSpan w:val="3"/>
+            <w:vMerge w:val="continue"/>
+            <w:tcBorders>
+              <w:top w:color="000000" w:space="0" w:sz="4" w:val="single"/>
+              <w:left w:color="000000" w:space="0" w:sz="4" w:val="single"/>
+              <w:bottom w:color="000000" w:space="0" w:sz="4" w:val="single"/>
+              <w:right w:color="000000" w:space="0" w:sz="4" w:val="single"/>
+            </w:tcBorders>
+            <w:vAlign w:val="center"/>
+          </w:tcPr>
+          <w:p>
+            <w:pPr>
+              <w:keepNext w:val="0"/>
+              <w:keepLines w:val="0"/>
+              <w:pageBreakBefore w:val="0"/>
+              <w:widowControl w:val="0"/>
+              <w:pBdr>
+                <w:top w:space="0" w:sz="0" w:val="nil"/>
+                <w:left w:space="0" w:sz="0" w:val="nil"/>
+                <w:bottom w:space="0" w:sz="0" w:val="nil"/>
+                <w:right w:space="0" w:sz="0" w:val="nil"/>
+                <w:between w:space="0" w:sz="0" w:val="nil"/>
+              </w:pBdr>
+              <w:shd w:fill="auto" w:val="clear"/>
+              <w:spacing w:after="0" w:before="0" w:line="276" w:lineRule="auto"/>
+              <w:ind w:left="0" w:right="0" w:firstLine="0"/>
+              <w:jc w:val="left"/>
+              <w:rPr>
+                <w:i w:val="0"/>
+                <w:iCs w:val="0"/>
+                <w:smallCaps w:val="0"/>
+                <w:strike w:val="0"/>
+                <w:color w:val="000000"/>
+                <w:u w:val="none"/>
+                <w:shd w:fill="auto" w:val="clear"/>
+                <w:vertAlign w:val="baseline"/>
+              </w:rPr>
+            </w:pPr>
+            <w:r>
+              <w:rPr>
+                <w:rtl w:val="0"/>
+              </w:rPr>
+            </w:r>
+          </w:p>
+        </w:tc>
+        <w:tc>
+          <w:tcPr>
+            <w:gridSpan w:val="2"/>
+            <w:tcBorders>
+              <w:top w:color="000000" w:space="0" w:sz="4" w:val="single"/>
+              <w:left w:color="000000" w:space="0" w:sz="4" w:val="single"/>
+              <w:bottom w:color="000000" w:space="0" w:sz="4" w:val="single"/>
+              <w:right w:color="000000" w:space="0" w:sz="4" w:val="single"/>
+            </w:tcBorders>
+            <w:vAlign w:val="center"/>
+          </w:tcPr>
+          <w:p>
+            <w:pPr>
+              <w:rPr>
+                <w:b w:val="1"/>
+                <w:bCs w:val="1"/>
+                <w:color w:val="1f3864"/>
+              </w:rPr>
+            </w:pPr>
+            <w:r>
+              <w:rPr>
+                <w:b w:val="1"/>
+                <w:bCs w:val="1"/>
+                <w:color w:val="1f3864"/>
+                <w:rtl w:val="0"/>
+              </w:rPr>
+              <w:t xml:space="preserve">Cuando:</w:t>
+            </w:r>
+          </w:p>
+        </w:tc>
+        <w:tc>
+          <w:tcPr>
+            <w:gridSpan w:val="4"/>
+            <w:tcBorders>
+              <w:top w:color="000000" w:space="0" w:sz="4" w:val="single"/>
+              <w:left w:color="000000" w:space="0" w:sz="4" w:val="single"/>
+              <w:bottom w:color="000000" w:space="0" w:sz="4" w:val="single"/>
+              <w:right w:color="000000" w:space="0" w:sz="4" w:val="single"/>
+            </w:tcBorders>
+            <w:vAlign w:val="center"/>
+          </w:tcPr>
+          <w:p>
+            <w:pPr>
+              <w:spacing w:line="240" w:lineRule="auto"/>
+              <w:rPr/>
+            </w:pPr>
+            <w:r>
+              <w:rPr>
+                <w:rtl w:val="0"/>
+              </w:rPr>
+              <w:t xml:space="preserve">el coordinador genera el reporte</w:t>
+            </w:r>
+          </w:p>
+        </w:tc>
+      </w:tr>
+      <w:tr>
+        <w:trPr>
+          <w:cantSplit w:val="0"/>
+          <w:trHeight w:val="670" w:hRule="atLeast"/>
+          <w:tblHeader w:val="0"/>
+        </w:trPr>
+        <w:tc>
+          <w:tcPr>
+            <w:gridSpan w:val="3"/>
+            <w:vMerge w:val="continue"/>
+            <w:tcBorders>
+              <w:top w:color="000000" w:space="0" w:sz="4" w:val="single"/>
+              <w:left w:color="000000" w:space="0" w:sz="4" w:val="single"/>
+              <w:bottom w:color="000000" w:space="0" w:sz="4" w:val="single"/>
+              <w:right w:color="000000" w:space="0" w:sz="4" w:val="single"/>
+            </w:tcBorders>
+            <w:vAlign w:val="center"/>
+          </w:tcPr>
+          <w:p>
+            <w:pPr>
+              <w:keepNext w:val="0"/>
+              <w:keepLines w:val="0"/>
+              <w:pageBreakBefore w:val="0"/>
+              <w:widowControl w:val="0"/>
+              <w:pBdr>
+                <w:top w:space="0" w:sz="0" w:val="nil"/>
+                <w:left w:space="0" w:sz="0" w:val="nil"/>
+                <w:bottom w:space="0" w:sz="0" w:val="nil"/>
+                <w:right w:space="0" w:sz="0" w:val="nil"/>
+                <w:between w:space="0" w:sz="0" w:val="nil"/>
+              </w:pBdr>
+              <w:shd w:fill="auto" w:val="clear"/>
+              <w:spacing w:after="0" w:before="0" w:line="276" w:lineRule="auto"/>
+              <w:ind w:left="0" w:right="0" w:firstLine="0"/>
+              <w:jc w:val="left"/>
+              <w:rPr>
+                <w:i w:val="0"/>
+                <w:iCs w:val="0"/>
+                <w:smallCaps w:val="0"/>
+                <w:strike w:val="0"/>
+                <w:color w:val="000000"/>
+                <w:u w:val="none"/>
+                <w:shd w:fill="auto" w:val="clear"/>
+                <w:vertAlign w:val="baseline"/>
+              </w:rPr>
+            </w:pPr>
+            <w:r>
+              <w:rPr>
+                <w:rtl w:val="0"/>
+              </w:rPr>
+            </w:r>
+          </w:p>
+        </w:tc>
+        <w:tc>
+          <w:tcPr>
+            <w:gridSpan w:val="2"/>
+            <w:tcBorders>
+              <w:top w:color="000000" w:space="0" w:sz="4" w:val="single"/>
+              <w:left w:color="000000" w:space="0" w:sz="4" w:val="single"/>
+              <w:bottom w:color="000000" w:space="0" w:sz="4" w:val="single"/>
+              <w:right w:color="000000" w:space="0" w:sz="4" w:val="single"/>
+            </w:tcBorders>
+            <w:vAlign w:val="center"/>
+          </w:tcPr>
+          <w:p>
+            <w:pPr>
+              <w:rPr>
+                <w:b w:val="1"/>
+                <w:bCs w:val="1"/>
+                <w:color w:val="1f3864"/>
+              </w:rPr>
+            </w:pPr>
+            <w:r>
+              <w:rPr>
+                <w:b w:val="1"/>
+                <w:bCs w:val="1"/>
+                <w:color w:val="1f3864"/>
+                <w:rtl w:val="0"/>
+              </w:rPr>
+              <w:t xml:space="preserve">Entonces:</w:t>
+            </w:r>
+          </w:p>
+        </w:tc>
+        <w:tc>
+          <w:tcPr>
+            <w:gridSpan w:val="4"/>
+            <w:tcBorders>
+              <w:top w:color="000000" w:space="0" w:sz="4" w:val="single"/>
+              <w:left w:color="000000" w:space="0" w:sz="4" w:val="single"/>
+              <w:bottom w:color="000000" w:space="0" w:sz="4" w:val="single"/>
+              <w:right w:color="000000" w:space="0" w:sz="4" w:val="single"/>
+            </w:tcBorders>
+            <w:vAlign w:val="center"/>
+          </w:tcPr>
+          <w:p>
+            <w:pPr>
+              <w:spacing w:line="240" w:lineRule="auto"/>
+              <w:rPr/>
+            </w:pPr>
+            <w:r>
+              <w:rPr>
+                <w:rtl w:val="0"/>
+              </w:rPr>
+              <w:t xml:space="preserve">el sistema organiza la información cronológicamente para facilitar su consulta</w:t>
             </w:r>
           </w:p>
         </w:tc>
@@ -2403,43 +3868,33 @@
               <w:ind w:left="0" w:right="0" w:firstLine="0"/>
               <w:jc w:val="center"/>
               <w:rPr>
-                <w:rFonts w:ascii="Calibri" w:cs="Calibri" w:eastAsia="Calibri" w:hAnsi="Calibri"/>
-                <w:b w:val="1"/>
-                <w:bCs w:val="1"/>
-                <w:i w:val="0"/>
-                <w:iCs w:val="0"/>
-                <w:smallCaps w:val="0"/>
-                <w:strike w:val="0"/>
-                <w:color w:val="1f3864"/>
-                <w:sz w:val="22"/>
-                <w:szCs w:val="22"/>
-                <w:u w:val="none"/>
-                <w:shd w:fill="auto" w:val="clear"/>
-                <w:vertAlign w:val="baseline"/>
-              </w:rPr>
-            </w:pPr>
-            <w:r>
-              <w:rPr>
-                <w:b w:val="1"/>
-                <w:bCs w:val="1"/>
-                <w:i w:val="0"/>
-                <w:iCs w:val="0"/>
-                <w:smallCaps w:val="0"/>
-                <w:strike w:val="0"/>
-                <w:color w:val="1f3864"/>
-                <w:sz w:val="22"/>
-                <w:szCs w:val="22"/>
+                <w:b w:val="1"/>
+                <w:bCs w:val="1"/>
+                <w:i w:val="0"/>
+                <w:iCs w:val="0"/>
+                <w:smallCaps w:val="0"/>
+                <w:strike w:val="0"/>
+                <w:color w:val="1f3864"/>
+                <w:u w:val="none"/>
+                <w:shd w:fill="auto" w:val="clear"/>
+                <w:vertAlign w:val="baseline"/>
+              </w:rPr>
+            </w:pPr>
+            <w:r>
+              <w:rPr>
+                <w:b w:val="1"/>
+                <w:bCs w:val="1"/>
+                <w:i w:val="0"/>
+                <w:iCs w:val="0"/>
+                <w:smallCaps w:val="0"/>
+                <w:strike w:val="0"/>
+                <w:color w:val="1f3864"/>
                 <w:u w:val="none"/>
                 <w:shd w:fill="auto" w:val="clear"/>
                 <w:vertAlign w:val="baseline"/>
                 <w:rtl w:val="0"/>
               </w:rPr>
               <w:t xml:space="preserve">TAREAS</w:t>
-            </w:r>
-            <w:r>
-              <w:rPr>
-                <w:rtl w:val="0"/>
-              </w:rPr>
             </w:r>
           </w:p>
         </w:tc>
@@ -2470,32 +3925,27 @@
               <w:ind w:left="0" w:right="0" w:firstLine="0"/>
               <w:jc w:val="center"/>
               <w:rPr>
-                <w:rFonts w:ascii="Calibri" w:cs="Calibri" w:eastAsia="Calibri" w:hAnsi="Calibri"/>
-                <w:b w:val="1"/>
-                <w:bCs w:val="1"/>
-                <w:i w:val="0"/>
-                <w:iCs w:val="0"/>
-                <w:smallCaps w:val="0"/>
-                <w:strike w:val="0"/>
-                <w:color w:val="1f3864"/>
-                <w:sz w:val="22"/>
-                <w:szCs w:val="22"/>
-                <w:u w:val="none"/>
-                <w:shd w:fill="auto" w:val="clear"/>
-                <w:vertAlign w:val="baseline"/>
-              </w:rPr>
-            </w:pPr>
-            <w:r>
-              <w:rPr>
-                <w:b w:val="1"/>
-                <w:bCs w:val="1"/>
-                <w:i w:val="0"/>
-                <w:iCs w:val="0"/>
-                <w:smallCaps w:val="0"/>
-                <w:strike w:val="0"/>
-                <w:color w:val="1f3864"/>
-                <w:sz w:val="22"/>
-                <w:szCs w:val="22"/>
+                <w:b w:val="1"/>
+                <w:bCs w:val="1"/>
+                <w:i w:val="0"/>
+                <w:iCs w:val="0"/>
+                <w:smallCaps w:val="0"/>
+                <w:strike w:val="0"/>
+                <w:color w:val="1f3864"/>
+                <w:u w:val="none"/>
+                <w:shd w:fill="auto" w:val="clear"/>
+                <w:vertAlign w:val="baseline"/>
+              </w:rPr>
+            </w:pPr>
+            <w:r>
+              <w:rPr>
+                <w:b w:val="1"/>
+                <w:bCs w:val="1"/>
+                <w:i w:val="0"/>
+                <w:iCs w:val="0"/>
+                <w:smallCaps w:val="0"/>
+                <w:strike w:val="0"/>
+                <w:color w:val="1f3864"/>
                 <w:u w:val="none"/>
                 <w:shd w:fill="auto" w:val="clear"/>
                 <w:vertAlign w:val="baseline"/>
@@ -2503,11 +3953,6 @@
               </w:rPr>
               <w:t xml:space="preserve">No</w:t>
             </w:r>
-            <w:r>
-              <w:rPr>
-                <w:rtl w:val="0"/>
-              </w:rPr>
-            </w:r>
           </w:p>
         </w:tc>
         <w:tc>
@@ -2530,43 +3975,33 @@
               <w:ind w:left="0" w:right="0" w:firstLine="0"/>
               <w:jc w:val="center"/>
               <w:rPr>
-                <w:rFonts w:ascii="Calibri" w:cs="Calibri" w:eastAsia="Calibri" w:hAnsi="Calibri"/>
-                <w:b w:val="1"/>
-                <w:bCs w:val="1"/>
-                <w:i w:val="0"/>
-                <w:iCs w:val="0"/>
-                <w:smallCaps w:val="0"/>
-                <w:strike w:val="0"/>
-                <w:color w:val="1f3864"/>
-                <w:sz w:val="22"/>
-                <w:szCs w:val="22"/>
-                <w:u w:val="none"/>
-                <w:shd w:fill="auto" w:val="clear"/>
-                <w:vertAlign w:val="baseline"/>
-              </w:rPr>
-            </w:pPr>
-            <w:r>
-              <w:rPr>
-                <w:b w:val="1"/>
-                <w:bCs w:val="1"/>
-                <w:i w:val="0"/>
-                <w:iCs w:val="0"/>
-                <w:smallCaps w:val="0"/>
-                <w:strike w:val="0"/>
-                <w:color w:val="1f3864"/>
-                <w:sz w:val="22"/>
-                <w:szCs w:val="22"/>
+                <w:b w:val="1"/>
+                <w:bCs w:val="1"/>
+                <w:i w:val="0"/>
+                <w:iCs w:val="0"/>
+                <w:smallCaps w:val="0"/>
+                <w:strike w:val="0"/>
+                <w:color w:val="1f3864"/>
+                <w:u w:val="none"/>
+                <w:shd w:fill="auto" w:val="clear"/>
+                <w:vertAlign w:val="baseline"/>
+              </w:rPr>
+            </w:pPr>
+            <w:r>
+              <w:rPr>
+                <w:b w:val="1"/>
+                <w:bCs w:val="1"/>
+                <w:i w:val="0"/>
+                <w:iCs w:val="0"/>
+                <w:smallCaps w:val="0"/>
+                <w:strike w:val="0"/>
+                <w:color w:val="1f3864"/>
                 <w:u w:val="none"/>
                 <w:shd w:fill="auto" w:val="clear"/>
                 <w:vertAlign w:val="baseline"/>
                 <w:rtl w:val="0"/>
               </w:rPr>
               <w:t xml:space="preserve">Descripción</w:t>
-            </w:r>
-            <w:r>
-              <w:rPr>
-                <w:rtl w:val="0"/>
-              </w:rPr>
             </w:r>
           </w:p>
         </w:tc>
@@ -2597,43 +4032,29 @@
               <w:ind w:left="0" w:right="0" w:firstLine="0"/>
               <w:jc w:val="center"/>
               <w:rPr>
-                <w:rFonts w:ascii="Calibri" w:cs="Calibri" w:eastAsia="Calibri" w:hAnsi="Calibri"/>
-                <w:b w:val="0"/>
-                <w:bCs w:val="0"/>
-                <w:i w:val="0"/>
-                <w:iCs w:val="0"/>
-                <w:smallCaps w:val="0"/>
-                <w:strike w:val="0"/>
-                <w:color w:val="1f3864"/>
-                <w:sz w:val="22"/>
-                <w:szCs w:val="22"/>
-                <w:u w:val="none"/>
-                <w:shd w:fill="auto" w:val="clear"/>
-                <w:vertAlign w:val="baseline"/>
-              </w:rPr>
-            </w:pPr>
-            <w:r>
-              <w:rPr>
-                <w:b w:val="0"/>
-                <w:bCs w:val="0"/>
-                <w:i w:val="0"/>
-                <w:iCs w:val="0"/>
-                <w:smallCaps w:val="0"/>
-                <w:strike w:val="0"/>
-                <w:color w:val="1f3864"/>
-                <w:sz w:val="22"/>
-                <w:szCs w:val="22"/>
+                <w:i w:val="0"/>
+                <w:iCs w:val="0"/>
+                <w:smallCaps w:val="0"/>
+                <w:strike w:val="0"/>
+                <w:color w:val="1f3864"/>
+                <w:u w:val="none"/>
+                <w:shd w:fill="auto" w:val="clear"/>
+                <w:vertAlign w:val="baseline"/>
+              </w:rPr>
+            </w:pPr>
+            <w:r>
+              <w:rPr>
+                <w:i w:val="0"/>
+                <w:iCs w:val="0"/>
+                <w:smallCaps w:val="0"/>
+                <w:strike w:val="0"/>
+                <w:color w:val="1f3864"/>
                 <w:u w:val="none"/>
                 <w:shd w:fill="auto" w:val="clear"/>
                 <w:vertAlign w:val="baseline"/>
                 <w:rtl w:val="0"/>
               </w:rPr>
               <w:t xml:space="preserve">1</w:t>
-            </w:r>
-            <w:r>
-              <w:rPr>
-                <w:rtl w:val="0"/>
-              </w:rPr>
             </w:r>
           </w:p>
         </w:tc>
@@ -2657,7 +4078,7 @@
               <w:rPr>
                 <w:rtl w:val="0"/>
               </w:rPr>
-              <w:t xml:space="preserve">Diseñar la vista del reporte de desempeño</w:t>
+              <w:t xml:space="preserve">Definir las reglas de negocio para la generación del reporte de desempeño del desarrollador, incluyendo las métricas, criterios de evaluación y filtros disponibles.</w:t>
             </w:r>
           </w:p>
         </w:tc>
@@ -2687,43 +4108,29 @@
               <w:ind w:left="0" w:right="0" w:firstLine="0"/>
               <w:jc w:val="center"/>
               <w:rPr>
-                <w:rFonts w:ascii="Calibri" w:cs="Calibri" w:eastAsia="Calibri" w:hAnsi="Calibri"/>
-                <w:b w:val="0"/>
-                <w:bCs w:val="0"/>
-                <w:i w:val="0"/>
-                <w:iCs w:val="0"/>
-                <w:smallCaps w:val="0"/>
-                <w:strike w:val="0"/>
-                <w:color w:val="1f3864"/>
-                <w:sz w:val="22"/>
-                <w:szCs w:val="22"/>
-                <w:u w:val="none"/>
-                <w:shd w:fill="auto" w:val="clear"/>
-                <w:vertAlign w:val="baseline"/>
-              </w:rPr>
-            </w:pPr>
-            <w:r>
-              <w:rPr>
-                <w:b w:val="0"/>
-                <w:bCs w:val="0"/>
-                <w:i w:val="0"/>
-                <w:iCs w:val="0"/>
-                <w:smallCaps w:val="0"/>
-                <w:strike w:val="0"/>
-                <w:color w:val="1f3864"/>
-                <w:sz w:val="22"/>
-                <w:szCs w:val="22"/>
+                <w:i w:val="0"/>
+                <w:iCs w:val="0"/>
+                <w:smallCaps w:val="0"/>
+                <w:strike w:val="0"/>
+                <w:color w:val="1f3864"/>
+                <w:u w:val="none"/>
+                <w:shd w:fill="auto" w:val="clear"/>
+                <w:vertAlign w:val="baseline"/>
+              </w:rPr>
+            </w:pPr>
+            <w:r>
+              <w:rPr>
+                <w:i w:val="0"/>
+                <w:iCs w:val="0"/>
+                <w:smallCaps w:val="0"/>
+                <w:strike w:val="0"/>
+                <w:color w:val="1f3864"/>
                 <w:u w:val="none"/>
                 <w:shd w:fill="auto" w:val="clear"/>
                 <w:vertAlign w:val="baseline"/>
                 <w:rtl w:val="0"/>
               </w:rPr>
               <w:t xml:space="preserve">2</w:t>
-            </w:r>
-            <w:r>
-              <w:rPr>
-                <w:rtl w:val="0"/>
-              </w:rPr>
             </w:r>
           </w:p>
         </w:tc>
@@ -2746,7 +4153,7 @@
               <w:rPr>
                 <w:rtl w:val="0"/>
               </w:rPr>
-              <w:t xml:space="preserve">Implementar la consulta de actividades, errores e interrupciones por desarrollador</w:t>
+              <w:t xml:space="preserve">Diseñar la interfaz para la consulta del reporte de desempeño mostrando la información de forma clara y organizada.</w:t>
             </w:r>
           </w:p>
         </w:tc>
@@ -2776,43 +4183,29 @@
               <w:ind w:left="0" w:right="0" w:firstLine="0"/>
               <w:jc w:val="center"/>
               <w:rPr>
-                <w:rFonts w:ascii="Calibri" w:cs="Calibri" w:eastAsia="Calibri" w:hAnsi="Calibri"/>
-                <w:b w:val="0"/>
-                <w:bCs w:val="0"/>
-                <w:i w:val="0"/>
-                <w:iCs w:val="0"/>
-                <w:smallCaps w:val="0"/>
-                <w:strike w:val="0"/>
-                <w:color w:val="1f3864"/>
-                <w:sz w:val="22"/>
-                <w:szCs w:val="22"/>
-                <w:u w:val="none"/>
-                <w:shd w:fill="auto" w:val="clear"/>
-                <w:vertAlign w:val="baseline"/>
-              </w:rPr>
-            </w:pPr>
-            <w:r>
-              <w:rPr>
-                <w:b w:val="0"/>
-                <w:bCs w:val="0"/>
-                <w:i w:val="0"/>
-                <w:iCs w:val="0"/>
-                <w:smallCaps w:val="0"/>
-                <w:strike w:val="0"/>
-                <w:color w:val="1f3864"/>
-                <w:sz w:val="22"/>
-                <w:szCs w:val="22"/>
+                <w:i w:val="0"/>
+                <w:iCs w:val="0"/>
+                <w:smallCaps w:val="0"/>
+                <w:strike w:val="0"/>
+                <w:color w:val="1f3864"/>
+                <w:u w:val="none"/>
+                <w:shd w:fill="auto" w:val="clear"/>
+                <w:vertAlign w:val="baseline"/>
+              </w:rPr>
+            </w:pPr>
+            <w:r>
+              <w:rPr>
+                <w:i w:val="0"/>
+                <w:iCs w:val="0"/>
+                <w:smallCaps w:val="0"/>
+                <w:strike w:val="0"/>
+                <w:color w:val="1f3864"/>
                 <w:u w:val="none"/>
                 <w:shd w:fill="auto" w:val="clear"/>
                 <w:vertAlign w:val="baseline"/>
                 <w:rtl w:val="0"/>
               </w:rPr>
               <w:t xml:space="preserve">3</w:t>
-            </w:r>
-            <w:r>
-              <w:rPr>
-                <w:rtl w:val="0"/>
-              </w:rPr>
             </w:r>
           </w:p>
         </w:tc>
@@ -2835,7 +4228,7 @@
               <w:rPr>
                 <w:rtl w:val="0"/>
               </w:rPr>
-              <w:t xml:space="preserve">Generar el reporte en pantalla y con opción de exportar a PDF o archivo plano</w:t>
+              <w:t xml:space="preserve">Diseñar la interfaz de exportación permitiendo seleccionar el formato del archivo antes de generarlo.</w:t>
             </w:r>
           </w:p>
         </w:tc>
@@ -2865,43 +4258,29 @@
               <w:ind w:left="0" w:right="0" w:firstLine="0"/>
               <w:jc w:val="center"/>
               <w:rPr>
-                <w:rFonts w:ascii="Calibri" w:cs="Calibri" w:eastAsia="Calibri" w:hAnsi="Calibri"/>
-                <w:b w:val="0"/>
-                <w:bCs w:val="0"/>
-                <w:i w:val="0"/>
-                <w:iCs w:val="0"/>
-                <w:smallCaps w:val="0"/>
-                <w:strike w:val="0"/>
-                <w:color w:val="1f3864"/>
-                <w:sz w:val="22"/>
-                <w:szCs w:val="22"/>
-                <w:u w:val="none"/>
-                <w:shd w:fill="auto" w:val="clear"/>
-                <w:vertAlign w:val="baseline"/>
-              </w:rPr>
-            </w:pPr>
-            <w:r>
-              <w:rPr>
-                <w:b w:val="0"/>
-                <w:bCs w:val="0"/>
-                <w:i w:val="0"/>
-                <w:iCs w:val="0"/>
-                <w:smallCaps w:val="0"/>
-                <w:strike w:val="0"/>
-                <w:color w:val="1f3864"/>
-                <w:sz w:val="22"/>
-                <w:szCs w:val="22"/>
+                <w:i w:val="0"/>
+                <w:iCs w:val="0"/>
+                <w:smallCaps w:val="0"/>
+                <w:strike w:val="0"/>
+                <w:color w:val="1f3864"/>
+                <w:u w:val="none"/>
+                <w:shd w:fill="auto" w:val="clear"/>
+                <w:vertAlign w:val="baseline"/>
+              </w:rPr>
+            </w:pPr>
+            <w:r>
+              <w:rPr>
+                <w:i w:val="0"/>
+                <w:iCs w:val="0"/>
+                <w:smallCaps w:val="0"/>
+                <w:strike w:val="0"/>
+                <w:color w:val="1f3864"/>
                 <w:u w:val="none"/>
                 <w:shd w:fill="auto" w:val="clear"/>
                 <w:vertAlign w:val="baseline"/>
                 <w:rtl w:val="0"/>
               </w:rPr>
               <w:t xml:space="preserve">4</w:t>
-            </w:r>
-            <w:r>
-              <w:rPr>
-                <w:rtl w:val="0"/>
-              </w:rPr>
             </w:r>
           </w:p>
         </w:tc>
@@ -2924,7 +4303,171 @@
               <w:rPr>
                 <w:rtl w:val="0"/>
               </w:rPr>
-              <w:t xml:space="preserve">Realizar pruebas del reporte con datos reales</w:t>
+              <w:t xml:space="preserve">Implementar el servicio para consultar las actividades ejecutadas por el desarrollador durante el período seleccionado.</w:t>
+            </w:r>
+          </w:p>
+        </w:tc>
+      </w:tr>
+      <w:tr>
+        <w:trPr>
+          <w:cantSplit w:val="0"/>
+          <w:trHeight w:val="432" w:hRule="atLeast"/>
+          <w:tblHeader w:val="0"/>
+        </w:trPr>
+        <w:tc>
+          <w:tcPr>
+            <w:gridSpan w:val="3"/>
+            <w:tcBorders>
+              <w:top w:color="000000" w:space="0" w:sz="4" w:val="single"/>
+              <w:left w:color="000000" w:space="0" w:sz="4" w:val="single"/>
+              <w:bottom w:color="000000" w:space="0" w:sz="4" w:val="single"/>
+              <w:right w:color="000000" w:space="0" w:sz="4" w:val="single"/>
+            </w:tcBorders>
+          </w:tcPr>
+          <w:p>
+            <w:pPr>
+              <w:jc w:val="center"/>
+              <w:rPr>
+                <w:color w:val="1f3864"/>
+              </w:rPr>
+            </w:pPr>
+            <w:r>
+              <w:rPr>
+                <w:color w:val="1f3864"/>
+                <w:rtl w:val="0"/>
+              </w:rPr>
+              <w:t xml:space="preserve">5</w:t>
+            </w:r>
+          </w:p>
+        </w:tc>
+        <w:tc>
+          <w:tcPr>
+            <w:gridSpan w:val="6"/>
+            <w:tcBorders>
+              <w:top w:color="000000" w:space="0" w:sz="4" w:val="single"/>
+              <w:left w:color="000000" w:space="0" w:sz="4" w:val="single"/>
+              <w:bottom w:color="000000" w:space="0" w:sz="4" w:val="single"/>
+              <w:right w:color="000000" w:space="0" w:sz="4" w:val="single"/>
+            </w:tcBorders>
+          </w:tcPr>
+          <w:p>
+            <w:pPr>
+              <w:spacing w:after="0" w:line="240" w:lineRule="auto"/>
+              <w:rPr/>
+            </w:pPr>
+            <w:r>
+              <w:rPr>
+                <w:rtl w:val="0"/>
+              </w:rPr>
+              <w:t xml:space="preserve">Implementar el servicio para obtener los errores e interrupciones asociados al desarrollador.</w:t>
+            </w:r>
+          </w:p>
+        </w:tc>
+      </w:tr>
+      <w:tr>
+        <w:trPr>
+          <w:cantSplit w:val="0"/>
+          <w:trHeight w:val="432" w:hRule="atLeast"/>
+          <w:tblHeader w:val="0"/>
+        </w:trPr>
+        <w:tc>
+          <w:tcPr>
+            <w:gridSpan w:val="3"/>
+            <w:tcBorders>
+              <w:left w:color="000000" w:space="0" w:sz="4" w:val="single"/>
+              <w:bottom w:color="000000" w:space="0" w:sz="4" w:val="single"/>
+              <w:right w:color="000000" w:space="0" w:sz="4" w:val="single"/>
+            </w:tcBorders>
+          </w:tcPr>
+          <w:p>
+            <w:pPr>
+              <w:jc w:val="center"/>
+              <w:rPr>
+                <w:color w:val="1f3864"/>
+              </w:rPr>
+            </w:pPr>
+            <w:r>
+              <w:rPr>
+                <w:color w:val="1f3864"/>
+                <w:rtl w:val="0"/>
+              </w:rPr>
+              <w:t xml:space="preserve">6</w:t>
+            </w:r>
+          </w:p>
+        </w:tc>
+        <w:tc>
+          <w:tcPr>
+            <w:gridSpan w:val="6"/>
+            <w:tcBorders>
+              <w:left w:color="000000" w:space="0" w:sz="4" w:val="single"/>
+              <w:bottom w:color="000000" w:space="0" w:sz="4" w:val="single"/>
+              <w:right w:color="000000" w:space="0" w:sz="4" w:val="single"/>
+            </w:tcBorders>
+          </w:tcPr>
+          <w:p>
+            <w:pPr>
+              <w:spacing w:after="0" w:line="240" w:lineRule="auto"/>
+              <w:rPr/>
+            </w:pPr>
+            <w:r>
+              <w:rPr>
+                <w:rtl w:val="0"/>
+              </w:rPr>
+              <w:t xml:space="preserve">Implementar la consolidación de la información necesaria para generar el reporte de desempeño.</w:t>
+            </w:r>
+          </w:p>
+        </w:tc>
+      </w:tr>
+      <w:tr>
+        <w:trPr>
+          <w:cantSplit w:val="0"/>
+          <w:trHeight w:val="432" w:hRule="atLeast"/>
+          <w:tblHeader w:val="0"/>
+        </w:trPr>
+        <w:tc>
+          <w:tcPr>
+            <w:gridSpan w:val="3"/>
+            <w:tcBorders>
+              <w:left w:color="000000" w:space="0" w:sz="4" w:val="single"/>
+              <w:bottom w:color="000000" w:space="0" w:sz="4" w:val="single"/>
+              <w:right w:color="000000" w:space="0" w:sz="4" w:val="single"/>
+            </w:tcBorders>
+          </w:tcPr>
+          <w:p>
+            <w:pPr>
+              <w:jc w:val="center"/>
+              <w:rPr>
+                <w:color w:val="1f3864"/>
+              </w:rPr>
+            </w:pPr>
+            <w:r>
+              <w:rPr>
+                <w:color w:val="1f3864"/>
+                <w:rtl w:val="0"/>
+              </w:rPr>
+              <w:t xml:space="preserve">7</w:t>
+            </w:r>
+          </w:p>
+        </w:tc>
+        <w:tc>
+          <w:tcPr>
+            <w:gridSpan w:val="6"/>
+            <w:tcBorders>
+              <w:left w:color="000000" w:space="0" w:sz="4" w:val="single"/>
+              <w:bottom w:color="000000" w:space="0" w:sz="4" w:val="single"/>
+              <w:right w:color="000000" w:space="0" w:sz="4" w:val="single"/>
+            </w:tcBorders>
+          </w:tcPr>
+          <w:p>
+            <w:pPr>
+              <w:spacing w:after="0" w:line="240" w:lineRule="auto"/>
+              <w:rPr/>
+            </w:pPr>
+            <w:r>
+              <w:rPr>
+                <w:rtl w:val="0"/>
+              </w:rPr>
+              <w:t xml:space="preserve">Implementar la generación del reporte en los formatos de exportación soportados por el sistema.</w:t>
             </w:r>
           </w:p>
         </w:tc>
@@ -2936,61 +4479,374 @@
         </w:trPr>
         <w:tc>
           <w:tcPr>
-            <w:gridSpan w:val="9"/>
-            <w:tcBorders>
-              <w:top w:color="000000" w:space="0" w:sz="4" w:val="single"/>
-              <w:left w:color="000000" w:space="0" w:sz="4" w:val="single"/>
-              <w:bottom w:color="000000" w:space="0" w:sz="4" w:val="single"/>
-              <w:right w:color="000000" w:space="0" w:sz="4" w:val="single"/>
-            </w:tcBorders>
-          </w:tcPr>
-          <w:p>
-            <w:pPr>
-              <w:keepNext w:val="0"/>
-              <w:keepLines w:val="0"/>
-              <w:widowControl w:val="1"/>
-              <w:shd w:fill="auto" w:val="clear"/>
-              <w:spacing w:after="160" w:before="0" w:line="259" w:lineRule="auto"/>
-              <w:ind w:left="0" w:right="0" w:firstLine="0"/>
+            <w:gridSpan w:val="3"/>
+            <w:tcBorders>
+              <w:left w:color="000000" w:space="0" w:sz="4" w:val="single"/>
+              <w:bottom w:color="000000" w:space="0" w:sz="4" w:val="single"/>
+              <w:right w:color="000000" w:space="0" w:sz="4" w:val="single"/>
+            </w:tcBorders>
+          </w:tcPr>
+          <w:p>
+            <w:pPr>
               <w:jc w:val="center"/>
               <w:rPr>
-                <w:rFonts w:ascii="Calibri" w:cs="Calibri" w:eastAsia="Calibri" w:hAnsi="Calibri"/>
-                <w:b w:val="1"/>
-                <w:bCs w:val="1"/>
-                <w:i w:val="0"/>
-                <w:iCs w:val="0"/>
-                <w:smallCaps w:val="0"/>
-                <w:strike w:val="0"/>
-                <w:color w:val="1f3864"/>
-                <w:sz w:val="22"/>
-                <w:szCs w:val="22"/>
-                <w:u w:val="none"/>
-                <w:shd w:fill="auto" w:val="clear"/>
-                <w:vertAlign w:val="baseline"/>
-              </w:rPr>
-            </w:pPr>
-            <w:r>
-              <w:rPr>
-                <w:b w:val="1"/>
-                <w:bCs w:val="1"/>
-                <w:i w:val="0"/>
-                <w:iCs w:val="0"/>
-                <w:smallCaps w:val="0"/>
-                <w:strike w:val="0"/>
-                <w:color w:val="1f3864"/>
-                <w:sz w:val="22"/>
-                <w:szCs w:val="22"/>
-                <w:u w:val="none"/>
-                <w:shd w:fill="auto" w:val="clear"/>
-                <w:vertAlign w:val="baseline"/>
-                <w:rtl w:val="0"/>
-              </w:rPr>
-              <w:t xml:space="preserve">CONTROL DE VERSIONES</w:t>
-            </w:r>
-            <w:r>
-              <w:rPr>
-                <w:rtl w:val="0"/>
-              </w:rPr>
+                <w:color w:val="1f3864"/>
+              </w:rPr>
+            </w:pPr>
+            <w:r>
+              <w:rPr>
+                <w:color w:val="1f3864"/>
+                <w:rtl w:val="0"/>
+              </w:rPr>
+              <w:t xml:space="preserve">8</w:t>
+            </w:r>
+          </w:p>
+        </w:tc>
+        <w:tc>
+          <w:tcPr>
+            <w:gridSpan w:val="6"/>
+            <w:tcBorders>
+              <w:left w:color="000000" w:space="0" w:sz="4" w:val="single"/>
+              <w:bottom w:color="000000" w:space="0" w:sz="4" w:val="single"/>
+              <w:right w:color="000000" w:space="0" w:sz="4" w:val="single"/>
+            </w:tcBorders>
+          </w:tcPr>
+          <w:p>
+            <w:pPr>
+              <w:spacing w:after="0" w:line="240" w:lineRule="auto"/>
+              <w:rPr/>
+            </w:pPr>
+            <w:r>
+              <w:rPr>
+                <w:rtl w:val="0"/>
+              </w:rPr>
+              <w:t xml:space="preserve">Implementar la visualización del reporte de desempeño con la información consolidada del desarrollador.</w:t>
+            </w:r>
+          </w:p>
+        </w:tc>
+      </w:tr>
+      <w:tr>
+        <w:trPr>
+          <w:cantSplit w:val="0"/>
+          <w:trHeight w:val="432" w:hRule="atLeast"/>
+          <w:tblHeader w:val="0"/>
+        </w:trPr>
+        <w:tc>
+          <w:tcPr>
+            <w:gridSpan w:val="3"/>
+            <w:tcBorders>
+              <w:top w:color="000000" w:space="0" w:sz="4" w:val="single"/>
+              <w:left w:color="000000" w:space="0" w:sz="4" w:val="single"/>
+              <w:bottom w:color="000000" w:space="0" w:sz="4" w:val="single"/>
+              <w:right w:color="000000" w:space="0" w:sz="4" w:val="single"/>
+            </w:tcBorders>
+          </w:tcPr>
+          <w:p>
+            <w:pPr>
+              <w:jc w:val="center"/>
+              <w:rPr>
+                <w:color w:val="1f3864"/>
+              </w:rPr>
+            </w:pPr>
+            <w:r>
+              <w:rPr>
+                <w:color w:val="1f3864"/>
+                <w:rtl w:val="0"/>
+              </w:rPr>
+              <w:t xml:space="preserve">9</w:t>
+            </w:r>
+          </w:p>
+        </w:tc>
+        <w:tc>
+          <w:tcPr>
+            <w:gridSpan w:val="6"/>
+            <w:tcBorders>
+              <w:top w:color="000000" w:space="0" w:sz="4" w:val="single"/>
+              <w:left w:color="000000" w:space="0" w:sz="4" w:val="single"/>
+              <w:bottom w:color="000000" w:space="0" w:sz="4" w:val="single"/>
+              <w:right w:color="000000" w:space="0" w:sz="4" w:val="single"/>
+            </w:tcBorders>
+          </w:tcPr>
+          <w:p>
+            <w:pPr>
+              <w:spacing w:after="0" w:line="240" w:lineRule="auto"/>
+              <w:rPr/>
+            </w:pPr>
+            <w:r>
+              <w:rPr>
+                <w:rtl w:val="0"/>
+              </w:rPr>
+              <w:t xml:space="preserve">Implementar la opción para seleccionar el formato de exportación antes de generar el archivo.</w:t>
+            </w:r>
+          </w:p>
+        </w:tc>
+      </w:tr>
+      <w:tr>
+        <w:trPr>
+          <w:cantSplit w:val="0"/>
+          <w:trHeight w:val="432" w:hRule="atLeast"/>
+          <w:tblHeader w:val="0"/>
+        </w:trPr>
+        <w:tc>
+          <w:tcPr>
+            <w:gridSpan w:val="3"/>
+            <w:tcBorders>
+              <w:left w:color="000000" w:space="0" w:sz="4" w:val="single"/>
+              <w:bottom w:color="000000" w:space="0" w:sz="4" w:val="single"/>
+              <w:right w:color="000000" w:space="0" w:sz="4" w:val="single"/>
+            </w:tcBorders>
+          </w:tcPr>
+          <w:p>
+            <w:pPr>
+              <w:jc w:val="center"/>
+              <w:rPr>
+                <w:color w:val="1f3864"/>
+              </w:rPr>
+            </w:pPr>
+            <w:r>
+              <w:rPr>
+                <w:color w:val="1f3864"/>
+                <w:rtl w:val="0"/>
+              </w:rPr>
+              <w:t xml:space="preserve">10</w:t>
+            </w:r>
+          </w:p>
+        </w:tc>
+        <w:tc>
+          <w:tcPr>
+            <w:gridSpan w:val="6"/>
+            <w:tcBorders>
+              <w:left w:color="000000" w:space="0" w:sz="4" w:val="single"/>
+              <w:bottom w:color="000000" w:space="0" w:sz="4" w:val="single"/>
+              <w:right w:color="000000" w:space="0" w:sz="4" w:val="single"/>
+            </w:tcBorders>
+          </w:tcPr>
+          <w:p>
+            <w:pPr>
+              <w:spacing w:after="0" w:line="240" w:lineRule="auto"/>
+              <w:rPr/>
+            </w:pPr>
+            <w:r>
+              <w:rPr>
+                <w:rtl w:val="0"/>
+              </w:rPr>
+              <w:t xml:space="preserve">Implementar la descarga del reporte generado y mostrar mensajes de confirmación o error según el resultado del proceso.</w:t>
+            </w:r>
+          </w:p>
+        </w:tc>
+      </w:tr>
+      <w:tr>
+        <w:trPr>
+          <w:cantSplit w:val="0"/>
+          <w:trHeight w:val="432" w:hRule="atLeast"/>
+          <w:tblHeader w:val="0"/>
+        </w:trPr>
+        <w:tc>
+          <w:tcPr>
+            <w:gridSpan w:val="3"/>
+            <w:tcBorders>
+              <w:left w:color="000000" w:space="0" w:sz="4" w:val="single"/>
+              <w:bottom w:color="000000" w:space="0" w:sz="4" w:val="single"/>
+              <w:right w:color="000000" w:space="0" w:sz="4" w:val="single"/>
+            </w:tcBorders>
+          </w:tcPr>
+          <w:p>
+            <w:pPr>
+              <w:jc w:val="center"/>
+              <w:rPr>
+                <w:color w:val="1f3864"/>
+              </w:rPr>
+            </w:pPr>
+            <w:r>
+              <w:rPr>
+                <w:color w:val="1f3864"/>
+                <w:rtl w:val="0"/>
+              </w:rPr>
+              <w:t xml:space="preserve">11</w:t>
+            </w:r>
+          </w:p>
+        </w:tc>
+        <w:tc>
+          <w:tcPr>
+            <w:gridSpan w:val="6"/>
+            <w:tcBorders>
+              <w:left w:color="000000" w:space="0" w:sz="4" w:val="single"/>
+              <w:bottom w:color="000000" w:space="0" w:sz="4" w:val="single"/>
+              <w:right w:color="000000" w:space="0" w:sz="4" w:val="single"/>
+            </w:tcBorders>
+          </w:tcPr>
+          <w:p>
+            <w:pPr>
+              <w:spacing w:after="0" w:line="240" w:lineRule="auto"/>
+              <w:rPr/>
+            </w:pPr>
+            <w:r>
+              <w:rPr>
+                <w:rtl w:val="0"/>
+              </w:rPr>
+              <w:t xml:space="preserve">Verificar la generación del reporte cuando el desarrollador posee información registrada para el período consultado.</w:t>
+            </w:r>
+          </w:p>
+        </w:tc>
+      </w:tr>
+      <w:tr>
+        <w:trPr>
+          <w:cantSplit w:val="0"/>
+          <w:trHeight w:val="432" w:hRule="atLeast"/>
+          <w:tblHeader w:val="0"/>
+        </w:trPr>
+        <w:tc>
+          <w:tcPr>
+            <w:gridSpan w:val="3"/>
+            <w:tcBorders>
+              <w:left w:color="000000" w:space="0" w:sz="4" w:val="single"/>
+              <w:bottom w:color="000000" w:space="0" w:sz="4" w:val="single"/>
+              <w:right w:color="000000" w:space="0" w:sz="4" w:val="single"/>
+            </w:tcBorders>
+          </w:tcPr>
+          <w:p>
+            <w:pPr>
+              <w:jc w:val="center"/>
+              <w:rPr>
+                <w:color w:val="1f3864"/>
+              </w:rPr>
+            </w:pPr>
+            <w:r>
+              <w:rPr>
+                <w:color w:val="1f3864"/>
+                <w:rtl w:val="0"/>
+              </w:rPr>
+              <w:t xml:space="preserve">12</w:t>
+            </w:r>
+          </w:p>
+        </w:tc>
+        <w:tc>
+          <w:tcPr>
+            <w:gridSpan w:val="6"/>
+            <w:tcBorders>
+              <w:left w:color="000000" w:space="0" w:sz="4" w:val="single"/>
+              <w:bottom w:color="000000" w:space="0" w:sz="4" w:val="single"/>
+              <w:right w:color="000000" w:space="0" w:sz="4" w:val="single"/>
+            </w:tcBorders>
+          </w:tcPr>
+          <w:p>
+            <w:pPr>
+              <w:spacing w:after="0" w:line="240" w:lineRule="auto"/>
+              <w:rPr/>
+            </w:pPr>
+            <w:r>
+              <w:rPr>
+                <w:rtl w:val="0"/>
+              </w:rPr>
+              <w:t xml:space="preserve">Validar el comportamiento del sistema cuando el desarrollador no posee actividades, errores o interrupciones registradas.</w:t>
+            </w:r>
+          </w:p>
+        </w:tc>
+      </w:tr>
+      <w:tr>
+        <w:trPr>
+          <w:cantSplit w:val="0"/>
+          <w:trHeight w:val="432" w:hRule="atLeast"/>
+          <w:tblHeader w:val="0"/>
+        </w:trPr>
+        <w:tc>
+          <w:tcPr>
+            <w:gridSpan w:val="3"/>
+            <w:tcBorders>
+              <w:left w:color="000000" w:space="0" w:sz="4" w:val="single"/>
+              <w:bottom w:color="000000" w:space="0" w:sz="4" w:val="single"/>
+              <w:right w:color="000000" w:space="0" w:sz="4" w:val="single"/>
+            </w:tcBorders>
+          </w:tcPr>
+          <w:p>
+            <w:pPr>
+              <w:jc w:val="center"/>
+              <w:rPr>
+                <w:color w:val="1f3864"/>
+              </w:rPr>
+            </w:pPr>
+            <w:r>
+              <w:rPr>
+                <w:color w:val="1f3864"/>
+                <w:rtl w:val="0"/>
+              </w:rPr>
+              <w:t xml:space="preserve">13</w:t>
+            </w:r>
+          </w:p>
+        </w:tc>
+        <w:tc>
+          <w:tcPr>
+            <w:gridSpan w:val="6"/>
+            <w:tcBorders>
+              <w:left w:color="000000" w:space="0" w:sz="4" w:val="single"/>
+              <w:bottom w:color="000000" w:space="0" w:sz="4" w:val="single"/>
+              <w:right w:color="000000" w:space="0" w:sz="4" w:val="single"/>
+            </w:tcBorders>
+          </w:tcPr>
+          <w:p>
+            <w:pPr>
+              <w:spacing w:after="0" w:line="240" w:lineRule="auto"/>
+              <w:rPr/>
+            </w:pPr>
+            <w:r>
+              <w:rPr>
+                <w:rtl w:val="0"/>
+              </w:rPr>
+              <w:t xml:space="preserve">Verificar la generación y descarga de los diferentes formatos de exportación soportados.</w:t>
+            </w:r>
+          </w:p>
+        </w:tc>
+      </w:tr>
+      <w:tr>
+        <w:trPr>
+          <w:cantSplit w:val="0"/>
+          <w:trHeight w:val="432" w:hRule="atLeast"/>
+          <w:tblHeader w:val="0"/>
+        </w:trPr>
+        <w:tc>
+          <w:tcPr>
+            <w:gridSpan w:val="3"/>
+            <w:tcBorders>
+              <w:left w:color="000000" w:space="0" w:sz="4" w:val="single"/>
+              <w:bottom w:color="000000" w:space="0" w:sz="4" w:val="single"/>
+              <w:right w:color="000000" w:space="0" w:sz="4" w:val="single"/>
+            </w:tcBorders>
+          </w:tcPr>
+          <w:p>
+            <w:pPr>
+              <w:jc w:val="center"/>
+              <w:rPr>
+                <w:color w:val="1f3864"/>
+              </w:rPr>
+            </w:pPr>
+            <w:r>
+              <w:rPr>
+                <w:color w:val="1f3864"/>
+                <w:rtl w:val="0"/>
+              </w:rPr>
+              <w:t xml:space="preserve">14</w:t>
+            </w:r>
+          </w:p>
+        </w:tc>
+        <w:tc>
+          <w:tcPr>
+            <w:gridSpan w:val="6"/>
+            <w:tcBorders>
+              <w:left w:color="000000" w:space="0" w:sz="4" w:val="single"/>
+              <w:bottom w:color="000000" w:space="0" w:sz="4" w:val="single"/>
+              <w:right w:color="000000" w:space="0" w:sz="4" w:val="single"/>
+            </w:tcBorders>
+          </w:tcPr>
+          <w:p>
+            <w:pPr>
+              <w:spacing w:after="0" w:line="240" w:lineRule="auto"/>
+              <w:rPr/>
+            </w:pPr>
+            <w:r>
+              <w:rPr>
+                <w:rtl w:val="0"/>
+              </w:rPr>
+              <w:t xml:space="preserve">Ejecutar pruebas funcionales para validar la consistencia de la información presentada y exportada.</w:t>
             </w:r>
           </w:p>
         </w:tc>
@@ -3002,7 +4858,7 @@
         </w:trPr>
         <w:tc>
           <w:tcPr>
-            <w:gridSpan w:val="2"/>
+            <w:gridSpan w:val="9"/>
             <w:tcBorders>
               <w:top w:color="000000" w:space="0" w:sz="4" w:val="single"/>
               <w:left w:color="000000" w:space="0" w:sz="4" w:val="single"/>
@@ -3020,340 +4876,33 @@
               <w:ind w:left="0" w:right="0" w:firstLine="0"/>
               <w:jc w:val="center"/>
               <w:rPr>
-                <w:rFonts w:ascii="Calibri" w:cs="Calibri" w:eastAsia="Calibri" w:hAnsi="Calibri"/>
-                <w:b w:val="1"/>
-                <w:bCs w:val="1"/>
-                <w:i w:val="0"/>
-                <w:iCs w:val="0"/>
-                <w:smallCaps w:val="0"/>
-                <w:strike w:val="0"/>
-                <w:color w:val="1f3864"/>
-                <w:sz w:val="22"/>
-                <w:szCs w:val="22"/>
-                <w:u w:val="none"/>
-                <w:shd w:fill="auto" w:val="clear"/>
-                <w:vertAlign w:val="baseline"/>
-              </w:rPr>
-            </w:pPr>
-            <w:r>
-              <w:rPr>
-                <w:b w:val="1"/>
-                <w:bCs w:val="1"/>
-                <w:i w:val="0"/>
-                <w:iCs w:val="0"/>
-                <w:smallCaps w:val="0"/>
-                <w:strike w:val="0"/>
-                <w:color w:val="1f3864"/>
-                <w:sz w:val="22"/>
-                <w:szCs w:val="22"/>
-                <w:u w:val="none"/>
-                <w:shd w:fill="auto" w:val="clear"/>
-                <w:vertAlign w:val="baseline"/>
-                <w:rtl w:val="0"/>
-              </w:rPr>
-              <w:t xml:space="preserve">Versión</w:t>
-            </w:r>
-            <w:r>
-              <w:rPr>
-                <w:rtl w:val="0"/>
-              </w:rPr>
-            </w:r>
-          </w:p>
-        </w:tc>
-        <w:tc>
-          <w:tcPr>
-            <w:gridSpan w:val="2"/>
-            <w:tcBorders>
-              <w:top w:color="000000" w:space="0" w:sz="4" w:val="single"/>
-              <w:left w:color="000000" w:space="0" w:sz="4" w:val="single"/>
-              <w:bottom w:color="000000" w:space="0" w:sz="4" w:val="single"/>
-              <w:right w:color="000000" w:space="0" w:sz="4" w:val="single"/>
-            </w:tcBorders>
-          </w:tcPr>
-          <w:p>
-            <w:pPr>
-              <w:keepNext w:val="0"/>
-              <w:keepLines w:val="0"/>
-              <w:widowControl w:val="1"/>
-              <w:shd w:fill="auto" w:val="clear"/>
-              <w:spacing w:after="160" w:before="0" w:line="259" w:lineRule="auto"/>
-              <w:ind w:left="0" w:right="0" w:firstLine="0"/>
-              <w:jc w:val="center"/>
-              <w:rPr>
-                <w:rFonts w:ascii="Calibri" w:cs="Calibri" w:eastAsia="Calibri" w:hAnsi="Calibri"/>
-                <w:b w:val="1"/>
-                <w:bCs w:val="1"/>
-                <w:i w:val="0"/>
-                <w:iCs w:val="0"/>
-                <w:smallCaps w:val="0"/>
-                <w:strike w:val="0"/>
-                <w:color w:val="1f3864"/>
-                <w:sz w:val="22"/>
-                <w:szCs w:val="22"/>
-                <w:u w:val="none"/>
-                <w:shd w:fill="auto" w:val="clear"/>
-                <w:vertAlign w:val="baseline"/>
-              </w:rPr>
-            </w:pPr>
-            <w:r>
-              <w:rPr>
-                <w:b w:val="1"/>
-                <w:bCs w:val="1"/>
-                <w:i w:val="0"/>
-                <w:iCs w:val="0"/>
-                <w:smallCaps w:val="0"/>
-                <w:strike w:val="0"/>
-                <w:color w:val="1f3864"/>
-                <w:sz w:val="22"/>
-                <w:szCs w:val="22"/>
-                <w:u w:val="none"/>
-                <w:shd w:fill="auto" w:val="clear"/>
-                <w:vertAlign w:val="baseline"/>
-                <w:rtl w:val="0"/>
-              </w:rPr>
-              <w:t xml:space="preserve">Fecha</w:t>
-            </w:r>
-            <w:r>
-              <w:rPr>
-                <w:rtl w:val="0"/>
-              </w:rPr>
-            </w:r>
-          </w:p>
-        </w:tc>
-        <w:tc>
-          <w:tcPr>
-            <w:gridSpan w:val="2"/>
-            <w:tcBorders>
-              <w:top w:color="000000" w:space="0" w:sz="4" w:val="single"/>
-              <w:left w:color="000000" w:space="0" w:sz="4" w:val="single"/>
-              <w:bottom w:color="000000" w:space="0" w:sz="4" w:val="single"/>
-              <w:right w:color="000000" w:space="0" w:sz="4" w:val="single"/>
-            </w:tcBorders>
-          </w:tcPr>
-          <w:p>
-            <w:pPr>
-              <w:keepNext w:val="0"/>
-              <w:keepLines w:val="0"/>
-              <w:widowControl w:val="1"/>
-              <w:shd w:fill="auto" w:val="clear"/>
-              <w:spacing w:after="160" w:before="0" w:line="259" w:lineRule="auto"/>
-              <w:ind w:left="0" w:right="0" w:firstLine="0"/>
-              <w:jc w:val="center"/>
-              <w:rPr>
-                <w:rFonts w:ascii="Calibri" w:cs="Calibri" w:eastAsia="Calibri" w:hAnsi="Calibri"/>
-                <w:b w:val="1"/>
-                <w:bCs w:val="1"/>
-                <w:i w:val="0"/>
-                <w:iCs w:val="0"/>
-                <w:smallCaps w:val="0"/>
-                <w:strike w:val="0"/>
-                <w:color w:val="1f3864"/>
-                <w:sz w:val="22"/>
-                <w:szCs w:val="22"/>
-                <w:u w:val="none"/>
-                <w:shd w:fill="auto" w:val="clear"/>
-                <w:vertAlign w:val="baseline"/>
-              </w:rPr>
-            </w:pPr>
-            <w:r>
-              <w:rPr>
-                <w:b w:val="1"/>
-                <w:bCs w:val="1"/>
-                <w:i w:val="0"/>
-                <w:iCs w:val="0"/>
-                <w:smallCaps w:val="0"/>
-                <w:strike w:val="0"/>
-                <w:color w:val="1f3864"/>
-                <w:sz w:val="22"/>
-                <w:szCs w:val="22"/>
-                <w:u w:val="none"/>
-                <w:shd w:fill="auto" w:val="clear"/>
-                <w:vertAlign w:val="baseline"/>
-                <w:rtl w:val="0"/>
-              </w:rPr>
-              <w:t xml:space="preserve">Autor</w:t>
-            </w:r>
-            <w:r>
-              <w:rPr>
-                <w:rtl w:val="0"/>
-              </w:rPr>
-            </w:r>
-          </w:p>
-        </w:tc>
-        <w:tc>
-          <w:tcPr>
-            <w:tcBorders>
-              <w:top w:color="000000" w:space="0" w:sz="4" w:val="single"/>
-              <w:left w:color="000000" w:space="0" w:sz="4" w:val="single"/>
-              <w:bottom w:color="000000" w:space="0" w:sz="4" w:val="single"/>
-              <w:right w:color="000000" w:space="0" w:sz="4" w:val="single"/>
-            </w:tcBorders>
-          </w:tcPr>
-          <w:p>
-            <w:pPr>
-              <w:keepNext w:val="0"/>
-              <w:keepLines w:val="0"/>
-              <w:widowControl w:val="1"/>
-              <w:shd w:fill="auto" w:val="clear"/>
-              <w:spacing w:after="160" w:before="0" w:line="259" w:lineRule="auto"/>
-              <w:ind w:left="0" w:right="0" w:firstLine="0"/>
-              <w:jc w:val="center"/>
-              <w:rPr>
-                <w:rFonts w:ascii="Calibri" w:cs="Calibri" w:eastAsia="Calibri" w:hAnsi="Calibri"/>
-                <w:b w:val="1"/>
-                <w:bCs w:val="1"/>
-                <w:i w:val="0"/>
-                <w:iCs w:val="0"/>
-                <w:smallCaps w:val="0"/>
-                <w:strike w:val="0"/>
-                <w:color w:val="1f3864"/>
-                <w:sz w:val="22"/>
-                <w:szCs w:val="22"/>
-                <w:u w:val="none"/>
-                <w:shd w:fill="auto" w:val="clear"/>
-                <w:vertAlign w:val="baseline"/>
-              </w:rPr>
-            </w:pPr>
-            <w:r>
-              <w:rPr>
-                <w:b w:val="1"/>
-                <w:bCs w:val="1"/>
-                <w:i w:val="0"/>
-                <w:iCs w:val="0"/>
-                <w:smallCaps w:val="0"/>
-                <w:strike w:val="0"/>
-                <w:color w:val="1f3864"/>
-                <w:sz w:val="22"/>
-                <w:szCs w:val="22"/>
-                <w:u w:val="none"/>
-                <w:shd w:fill="auto" w:val="clear"/>
-                <w:vertAlign w:val="baseline"/>
-                <w:rtl w:val="0"/>
-              </w:rPr>
-              <w:t xml:space="preserve">Revisión</w:t>
-            </w:r>
-            <w:r>
-              <w:rPr>
-                <w:rtl w:val="0"/>
-              </w:rPr>
-            </w:r>
-          </w:p>
-        </w:tc>
-        <w:tc>
-          <w:tcPr>
-            <w:tcBorders>
-              <w:top w:color="000000" w:space="0" w:sz="4" w:val="single"/>
-              <w:left w:color="000000" w:space="0" w:sz="4" w:val="single"/>
-              <w:bottom w:color="000000" w:space="0" w:sz="4" w:val="single"/>
-              <w:right w:color="000000" w:space="0" w:sz="4" w:val="single"/>
-            </w:tcBorders>
-          </w:tcPr>
-          <w:p>
-            <w:pPr>
-              <w:keepNext w:val="0"/>
-              <w:keepLines w:val="0"/>
-              <w:widowControl w:val="1"/>
-              <w:shd w:fill="auto" w:val="clear"/>
-              <w:spacing w:after="160" w:before="0" w:line="259" w:lineRule="auto"/>
-              <w:ind w:left="0" w:right="0" w:firstLine="0"/>
-              <w:jc w:val="center"/>
-              <w:rPr>
-                <w:rFonts w:ascii="Calibri" w:cs="Calibri" w:eastAsia="Calibri" w:hAnsi="Calibri"/>
-                <w:b w:val="1"/>
-                <w:bCs w:val="1"/>
-                <w:i w:val="0"/>
-                <w:iCs w:val="0"/>
-                <w:smallCaps w:val="0"/>
-                <w:strike w:val="0"/>
-                <w:color w:val="1f3864"/>
-                <w:sz w:val="22"/>
-                <w:szCs w:val="22"/>
-                <w:u w:val="none"/>
-                <w:shd w:fill="auto" w:val="clear"/>
-                <w:vertAlign w:val="baseline"/>
-              </w:rPr>
-            </w:pPr>
-            <w:r>
-              <w:rPr>
-                <w:b w:val="1"/>
-                <w:bCs w:val="1"/>
-                <w:i w:val="0"/>
-                <w:iCs w:val="0"/>
-                <w:smallCaps w:val="0"/>
-                <w:strike w:val="0"/>
-                <w:color w:val="1f3864"/>
-                <w:sz w:val="22"/>
-                <w:szCs w:val="22"/>
-                <w:u w:val="none"/>
-                <w:shd w:fill="auto" w:val="clear"/>
-                <w:vertAlign w:val="baseline"/>
-                <w:rtl w:val="0"/>
-              </w:rPr>
-              <w:t xml:space="preserve">Descripción</w:t>
-            </w:r>
-            <w:r>
-              <w:rPr>
-                <w:rtl w:val="0"/>
-              </w:rPr>
-            </w:r>
-          </w:p>
-        </w:tc>
-        <w:tc>
-          <w:tcPr>
-            <w:tcBorders>
-              <w:top w:color="000000" w:space="0" w:sz="4" w:val="single"/>
-              <w:left w:color="000000" w:space="0" w:sz="4" w:val="single"/>
-              <w:bottom w:color="000000" w:space="0" w:sz="4" w:val="single"/>
-              <w:right w:color="000000" w:space="0" w:sz="4" w:val="single"/>
-            </w:tcBorders>
-          </w:tcPr>
-          <w:p>
-            <w:pPr>
-              <w:keepNext w:val="0"/>
-              <w:keepLines w:val="0"/>
-              <w:widowControl w:val="1"/>
-              <w:shd w:fill="auto" w:val="clear"/>
-              <w:spacing w:after="160" w:before="0" w:line="259" w:lineRule="auto"/>
-              <w:ind w:left="0" w:right="0" w:firstLine="0"/>
-              <w:jc w:val="center"/>
-              <w:rPr>
-                <w:rFonts w:ascii="Calibri" w:cs="Calibri" w:eastAsia="Calibri" w:hAnsi="Calibri"/>
-                <w:b w:val="1"/>
-                <w:bCs w:val="1"/>
-                <w:i w:val="0"/>
-                <w:iCs w:val="0"/>
-                <w:smallCaps w:val="0"/>
-                <w:strike w:val="0"/>
-                <w:color w:val="1f3864"/>
-                <w:sz w:val="22"/>
-                <w:szCs w:val="22"/>
-                <w:u w:val="none"/>
-                <w:shd w:fill="auto" w:val="clear"/>
-                <w:vertAlign w:val="baseline"/>
-              </w:rPr>
-            </w:pPr>
-            <w:r>
-              <w:rPr>
-                <w:b w:val="1"/>
-                <w:bCs w:val="1"/>
-                <w:i w:val="0"/>
-                <w:iCs w:val="0"/>
-                <w:smallCaps w:val="0"/>
-                <w:strike w:val="0"/>
-                <w:color w:val="1f3864"/>
-                <w:sz w:val="22"/>
-                <w:szCs w:val="22"/>
-                <w:u w:val="none"/>
-                <w:shd w:fill="auto" w:val="clear"/>
-                <w:vertAlign w:val="baseline"/>
-                <w:rtl w:val="0"/>
-              </w:rPr>
-              <w:t xml:space="preserve">Aprobador</w:t>
-            </w:r>
-            <w:r>
-              <w:rPr>
-                <w:rtl w:val="0"/>
-              </w:rPr>
+                <w:b w:val="1"/>
+                <w:bCs w:val="1"/>
+                <w:i w:val="0"/>
+                <w:iCs w:val="0"/>
+                <w:smallCaps w:val="0"/>
+                <w:strike w:val="0"/>
+                <w:color w:val="1f3864"/>
+                <w:u w:val="none"/>
+                <w:shd w:fill="auto" w:val="clear"/>
+                <w:vertAlign w:val="baseline"/>
+              </w:rPr>
+            </w:pPr>
+            <w:r>
+              <w:rPr>
+                <w:b w:val="1"/>
+                <w:bCs w:val="1"/>
+                <w:i w:val="0"/>
+                <w:iCs w:val="0"/>
+                <w:smallCaps w:val="0"/>
+                <w:strike w:val="0"/>
+                <w:color w:val="1f3864"/>
+                <w:u w:val="none"/>
+                <w:shd w:fill="auto" w:val="clear"/>
+                <w:vertAlign w:val="baseline"/>
+                <w:rtl w:val="0"/>
+              </w:rPr>
+              <w:t xml:space="preserve">CONTROL DE VERSIONES</w:t>
             </w:r>
           </w:p>
         </w:tc>
@@ -3383,16 +4932,314 @@
               <w:ind w:left="0" w:right="0" w:firstLine="0"/>
               <w:jc w:val="center"/>
               <w:rPr>
-                <w:rFonts w:ascii="Calibri" w:cs="Calibri" w:eastAsia="Calibri" w:hAnsi="Calibri"/>
-                <w:b w:val="0"/>
-                <w:bCs w:val="0"/>
+                <w:b w:val="1"/>
+                <w:bCs w:val="1"/>
+                <w:i w:val="0"/>
+                <w:iCs w:val="0"/>
+                <w:smallCaps w:val="0"/>
+                <w:strike w:val="0"/>
+                <w:color w:val="1f3864"/>
+                <w:u w:val="none"/>
+                <w:shd w:fill="auto" w:val="clear"/>
+                <w:vertAlign w:val="baseline"/>
+              </w:rPr>
+            </w:pPr>
+            <w:r>
+              <w:rPr>
+                <w:b w:val="1"/>
+                <w:bCs w:val="1"/>
+                <w:i w:val="0"/>
+                <w:iCs w:val="0"/>
+                <w:smallCaps w:val="0"/>
+                <w:strike w:val="0"/>
+                <w:color w:val="1f3864"/>
+                <w:u w:val="none"/>
+                <w:shd w:fill="auto" w:val="clear"/>
+                <w:vertAlign w:val="baseline"/>
+                <w:rtl w:val="0"/>
+              </w:rPr>
+              <w:t xml:space="preserve">Versión</w:t>
+            </w:r>
+          </w:p>
+        </w:tc>
+        <w:tc>
+          <w:tcPr>
+            <w:gridSpan w:val="2"/>
+            <w:tcBorders>
+              <w:top w:color="000000" w:space="0" w:sz="4" w:val="single"/>
+              <w:left w:color="000000" w:space="0" w:sz="4" w:val="single"/>
+              <w:bottom w:color="000000" w:space="0" w:sz="4" w:val="single"/>
+              <w:right w:color="000000" w:space="0" w:sz="4" w:val="single"/>
+            </w:tcBorders>
+          </w:tcPr>
+          <w:p>
+            <w:pPr>
+              <w:keepNext w:val="0"/>
+              <w:keepLines w:val="0"/>
+              <w:widowControl w:val="1"/>
+              <w:shd w:fill="auto" w:val="clear"/>
+              <w:spacing w:after="160" w:before="0" w:line="259" w:lineRule="auto"/>
+              <w:ind w:left="0" w:right="0" w:firstLine="0"/>
+              <w:jc w:val="center"/>
+              <w:rPr>
+                <w:b w:val="1"/>
+                <w:bCs w:val="1"/>
+                <w:i w:val="0"/>
+                <w:iCs w:val="0"/>
+                <w:smallCaps w:val="0"/>
+                <w:strike w:val="0"/>
+                <w:color w:val="1f3864"/>
+                <w:u w:val="none"/>
+                <w:shd w:fill="auto" w:val="clear"/>
+                <w:vertAlign w:val="baseline"/>
+              </w:rPr>
+            </w:pPr>
+            <w:r>
+              <w:rPr>
+                <w:b w:val="1"/>
+                <w:bCs w:val="1"/>
+                <w:i w:val="0"/>
+                <w:iCs w:val="0"/>
+                <w:smallCaps w:val="0"/>
+                <w:strike w:val="0"/>
+                <w:color w:val="1f3864"/>
+                <w:u w:val="none"/>
+                <w:shd w:fill="auto" w:val="clear"/>
+                <w:vertAlign w:val="baseline"/>
+                <w:rtl w:val="0"/>
+              </w:rPr>
+              <w:t xml:space="preserve">Fecha</w:t>
+            </w:r>
+          </w:p>
+        </w:tc>
+        <w:tc>
+          <w:tcPr>
+            <w:gridSpan w:val="2"/>
+            <w:tcBorders>
+              <w:top w:color="000000" w:space="0" w:sz="4" w:val="single"/>
+              <w:left w:color="000000" w:space="0" w:sz="4" w:val="single"/>
+              <w:bottom w:color="000000" w:space="0" w:sz="4" w:val="single"/>
+              <w:right w:color="000000" w:space="0" w:sz="4" w:val="single"/>
+            </w:tcBorders>
+          </w:tcPr>
+          <w:p>
+            <w:pPr>
+              <w:keepNext w:val="0"/>
+              <w:keepLines w:val="0"/>
+              <w:widowControl w:val="1"/>
+              <w:shd w:fill="auto" w:val="clear"/>
+              <w:spacing w:after="160" w:before="0" w:line="259" w:lineRule="auto"/>
+              <w:ind w:left="0" w:right="0" w:firstLine="0"/>
+              <w:jc w:val="center"/>
+              <w:rPr>
+                <w:b w:val="1"/>
+                <w:bCs w:val="1"/>
+                <w:i w:val="0"/>
+                <w:iCs w:val="0"/>
+                <w:smallCaps w:val="0"/>
+                <w:strike w:val="0"/>
+                <w:color w:val="1f3864"/>
+                <w:u w:val="none"/>
+                <w:shd w:fill="auto" w:val="clear"/>
+                <w:vertAlign w:val="baseline"/>
+              </w:rPr>
+            </w:pPr>
+            <w:r>
+              <w:rPr>
+                <w:b w:val="1"/>
+                <w:bCs w:val="1"/>
+                <w:i w:val="0"/>
+                <w:iCs w:val="0"/>
+                <w:smallCaps w:val="0"/>
+                <w:strike w:val="0"/>
+                <w:color w:val="1f3864"/>
+                <w:u w:val="none"/>
+                <w:shd w:fill="auto" w:val="clear"/>
+                <w:vertAlign w:val="baseline"/>
+                <w:rtl w:val="0"/>
+              </w:rPr>
+              <w:t xml:space="preserve">Autor</w:t>
+            </w:r>
+          </w:p>
+        </w:tc>
+        <w:tc>
+          <w:tcPr>
+            <w:tcBorders>
+              <w:top w:color="000000" w:space="0" w:sz="4" w:val="single"/>
+              <w:left w:color="000000" w:space="0" w:sz="4" w:val="single"/>
+              <w:bottom w:color="000000" w:space="0" w:sz="4" w:val="single"/>
+              <w:right w:color="000000" w:space="0" w:sz="4" w:val="single"/>
+            </w:tcBorders>
+          </w:tcPr>
+          <w:p>
+            <w:pPr>
+              <w:keepNext w:val="0"/>
+              <w:keepLines w:val="0"/>
+              <w:widowControl w:val="1"/>
+              <w:shd w:fill="auto" w:val="clear"/>
+              <w:spacing w:after="160" w:before="0" w:line="259" w:lineRule="auto"/>
+              <w:ind w:left="0" w:right="0" w:firstLine="0"/>
+              <w:jc w:val="center"/>
+              <w:rPr>
+                <w:b w:val="1"/>
+                <w:bCs w:val="1"/>
+                <w:i w:val="0"/>
+                <w:iCs w:val="0"/>
+                <w:smallCaps w:val="0"/>
+                <w:strike w:val="0"/>
+                <w:color w:val="1f3864"/>
+                <w:u w:val="none"/>
+                <w:shd w:fill="auto" w:val="clear"/>
+                <w:vertAlign w:val="baseline"/>
+              </w:rPr>
+            </w:pPr>
+            <w:r>
+              <w:rPr>
+                <w:b w:val="1"/>
+                <w:bCs w:val="1"/>
+                <w:i w:val="0"/>
+                <w:iCs w:val="0"/>
+                <w:smallCaps w:val="0"/>
+                <w:strike w:val="0"/>
+                <w:color w:val="1f3864"/>
+                <w:u w:val="none"/>
+                <w:shd w:fill="auto" w:val="clear"/>
+                <w:vertAlign w:val="baseline"/>
+                <w:rtl w:val="0"/>
+              </w:rPr>
+              <w:t xml:space="preserve">Revisión</w:t>
+            </w:r>
+          </w:p>
+        </w:tc>
+        <w:tc>
+          <w:tcPr>
+            <w:tcBorders>
+              <w:top w:color="000000" w:space="0" w:sz="4" w:val="single"/>
+              <w:left w:color="000000" w:space="0" w:sz="4" w:val="single"/>
+              <w:bottom w:color="000000" w:space="0" w:sz="4" w:val="single"/>
+              <w:right w:color="000000" w:space="0" w:sz="4" w:val="single"/>
+            </w:tcBorders>
+          </w:tcPr>
+          <w:p>
+            <w:pPr>
+              <w:keepNext w:val="0"/>
+              <w:keepLines w:val="0"/>
+              <w:widowControl w:val="1"/>
+              <w:shd w:fill="auto" w:val="clear"/>
+              <w:spacing w:after="160" w:before="0" w:line="259" w:lineRule="auto"/>
+              <w:ind w:left="0" w:right="0" w:firstLine="0"/>
+              <w:jc w:val="center"/>
+              <w:rPr>
+                <w:b w:val="1"/>
+                <w:bCs w:val="1"/>
+                <w:i w:val="0"/>
+                <w:iCs w:val="0"/>
+                <w:smallCaps w:val="0"/>
+                <w:strike w:val="0"/>
+                <w:color w:val="1f3864"/>
+                <w:u w:val="none"/>
+                <w:shd w:fill="auto" w:val="clear"/>
+                <w:vertAlign w:val="baseline"/>
+              </w:rPr>
+            </w:pPr>
+            <w:r>
+              <w:rPr>
+                <w:b w:val="1"/>
+                <w:bCs w:val="1"/>
+                <w:i w:val="0"/>
+                <w:iCs w:val="0"/>
+                <w:smallCaps w:val="0"/>
+                <w:strike w:val="0"/>
+                <w:color w:val="1f3864"/>
+                <w:u w:val="none"/>
+                <w:shd w:fill="auto" w:val="clear"/>
+                <w:vertAlign w:val="baseline"/>
+                <w:rtl w:val="0"/>
+              </w:rPr>
+              <w:t xml:space="preserve">Descripción</w:t>
+            </w:r>
+          </w:p>
+        </w:tc>
+        <w:tc>
+          <w:tcPr>
+            <w:tcBorders>
+              <w:top w:color="000000" w:space="0" w:sz="4" w:val="single"/>
+              <w:left w:color="000000" w:space="0" w:sz="4" w:val="single"/>
+              <w:bottom w:color="000000" w:space="0" w:sz="4" w:val="single"/>
+              <w:right w:color="000000" w:space="0" w:sz="4" w:val="single"/>
+            </w:tcBorders>
+          </w:tcPr>
+          <w:p>
+            <w:pPr>
+              <w:keepNext w:val="0"/>
+              <w:keepLines w:val="0"/>
+              <w:widowControl w:val="1"/>
+              <w:shd w:fill="auto" w:val="clear"/>
+              <w:spacing w:after="160" w:before="0" w:line="259" w:lineRule="auto"/>
+              <w:ind w:left="0" w:right="0" w:firstLine="0"/>
+              <w:jc w:val="center"/>
+              <w:rPr>
+                <w:b w:val="1"/>
+                <w:bCs w:val="1"/>
+                <w:i w:val="0"/>
+                <w:iCs w:val="0"/>
+                <w:smallCaps w:val="0"/>
+                <w:strike w:val="0"/>
+                <w:color w:val="1f3864"/>
+                <w:u w:val="none"/>
+                <w:shd w:fill="auto" w:val="clear"/>
+                <w:vertAlign w:val="baseline"/>
+              </w:rPr>
+            </w:pPr>
+            <w:r>
+              <w:rPr>
+                <w:b w:val="1"/>
+                <w:bCs w:val="1"/>
+                <w:i w:val="0"/>
+                <w:iCs w:val="0"/>
+                <w:smallCaps w:val="0"/>
+                <w:strike w:val="0"/>
+                <w:color w:val="1f3864"/>
+                <w:u w:val="none"/>
+                <w:shd w:fill="auto" w:val="clear"/>
+                <w:vertAlign w:val="baseline"/>
+                <w:rtl w:val="0"/>
+              </w:rPr>
+              <w:t xml:space="preserve">Aprobador</w:t>
+            </w:r>
+          </w:p>
+        </w:tc>
+      </w:tr>
+      <w:tr>
+        <w:trPr>
+          <w:cantSplit w:val="0"/>
+          <w:tblHeader w:val="0"/>
+        </w:trPr>
+        <w:tc>
+          <w:tcPr>
+            <w:gridSpan w:val="2"/>
+            <w:tcBorders>
+              <w:top w:color="000000" w:space="0" w:sz="4" w:val="single"/>
+              <w:left w:color="000000" w:space="0" w:sz="4" w:val="single"/>
+              <w:bottom w:color="000000" w:space="0" w:sz="4" w:val="single"/>
+              <w:right w:color="000000" w:space="0" w:sz="4" w:val="single"/>
+            </w:tcBorders>
+          </w:tcPr>
+          <w:p>
+            <w:pPr>
+              <w:keepNext w:val="0"/>
+              <w:keepLines w:val="0"/>
+              <w:widowControl w:val="1"/>
+              <w:shd w:fill="auto" w:val="clear"/>
+              <w:spacing w:after="160" w:before="0" w:line="259" w:lineRule="auto"/>
+              <w:ind w:left="0" w:right="0" w:firstLine="0"/>
+              <w:jc w:val="center"/>
+              <w:rPr>
                 <w:i w:val="0"/>
                 <w:iCs w:val="0"/>
                 <w:smallCaps w:val="0"/>
                 <w:strike w:val="0"/>
                 <w:color w:val="000000"/>
-                <w:sz w:val="22"/>
-                <w:szCs w:val="22"/>
                 <w:u w:val="none"/>
                 <w:shd w:fill="auto" w:val="clear"/>
                 <w:vertAlign w:val="baseline"/>
@@ -3431,16 +5278,11 @@
               <w:ind w:left="0" w:right="0" w:firstLine="0"/>
               <w:jc w:val="center"/>
               <w:rPr>
-                <w:rFonts w:ascii="Calibri" w:cs="Calibri" w:eastAsia="Calibri" w:hAnsi="Calibri"/>
-                <w:b w:val="0"/>
-                <w:bCs w:val="0"/>
                 <w:i w:val="0"/>
                 <w:iCs w:val="0"/>
                 <w:smallCaps w:val="0"/>
                 <w:strike w:val="0"/>
                 <w:color w:val="000000"/>
-                <w:sz w:val="22"/>
-                <w:szCs w:val="22"/>
                 <w:u w:val="none"/>
                 <w:shd w:fill="auto" w:val="clear"/>
                 <w:vertAlign w:val="baseline"/>
@@ -3479,16 +5321,11 @@
               <w:ind w:left="0" w:right="0" w:firstLine="0"/>
               <w:jc w:val="center"/>
               <w:rPr>
-                <w:rFonts w:ascii="Calibri" w:cs="Calibri" w:eastAsia="Calibri" w:hAnsi="Calibri"/>
-                <w:b w:val="0"/>
-                <w:bCs w:val="0"/>
                 <w:i w:val="0"/>
                 <w:iCs w:val="0"/>
                 <w:smallCaps w:val="0"/>
                 <w:strike w:val="0"/>
                 <w:color w:val="000000"/>
-                <w:sz w:val="22"/>
-                <w:szCs w:val="22"/>
                 <w:u w:val="none"/>
                 <w:shd w:fill="auto" w:val="clear"/>
                 <w:vertAlign w:val="baseline"/>
@@ -3526,16 +5363,11 @@
               <w:ind w:left="0" w:right="0" w:firstLine="0"/>
               <w:jc w:val="center"/>
               <w:rPr>
-                <w:rFonts w:ascii="Calibri" w:cs="Calibri" w:eastAsia="Calibri" w:hAnsi="Calibri"/>
-                <w:b w:val="0"/>
-                <w:bCs w:val="0"/>
                 <w:i w:val="0"/>
                 <w:iCs w:val="0"/>
                 <w:smallCaps w:val="0"/>
                 <w:strike w:val="0"/>
                 <w:color w:val="000000"/>
-                <w:sz w:val="22"/>
-                <w:szCs w:val="22"/>
                 <w:u w:val="none"/>
                 <w:shd w:fill="auto" w:val="clear"/>
                 <w:vertAlign w:val="baseline"/>
@@ -3595,16 +5427,165 @@
               <w:ind w:left="0" w:right="0" w:firstLine="0"/>
               <w:jc w:val="center"/>
               <w:rPr>
-                <w:rFonts w:ascii="Calibri" w:cs="Calibri" w:eastAsia="Calibri" w:hAnsi="Calibri"/>
-                <w:b w:val="0"/>
-                <w:bCs w:val="0"/>
                 <w:i w:val="0"/>
                 <w:iCs w:val="0"/>
                 <w:smallCaps w:val="0"/>
                 <w:strike w:val="0"/>
                 <w:color w:val="000000"/>
-                <w:sz w:val="22"/>
-                <w:szCs w:val="22"/>
+                <w:u w:val="none"/>
+                <w:shd w:fill="auto" w:val="clear"/>
+                <w:vertAlign w:val="baseline"/>
+              </w:rPr>
+            </w:pPr>
+            <w:r>
+              <w:rPr>
+                <w:rtl w:val="0"/>
+              </w:rPr>
+            </w:r>
+          </w:p>
+        </w:tc>
+      </w:tr>
+      <w:tr>
+        <w:trPr>
+          <w:cantSplit w:val="0"/>
+          <w:tblHeader w:val="0"/>
+        </w:trPr>
+        <w:tc>
+          <w:tcPr>
+            <w:gridSpan w:val="2"/>
+            <w:tcBorders>
+              <w:top w:color="000000" w:space="0" w:sz="4" w:val="single"/>
+              <w:left w:color="000000" w:space="0" w:sz="4" w:val="single"/>
+              <w:bottom w:color="000000" w:space="0" w:sz="4" w:val="single"/>
+              <w:right w:color="000000" w:space="0" w:sz="4" w:val="single"/>
+            </w:tcBorders>
+          </w:tcPr>
+          <w:p>
+            <w:pPr>
+              <w:jc w:val="center"/>
+              <w:rPr/>
+            </w:pPr>
+            <w:r>
+              <w:rPr>
+                <w:rtl w:val="0"/>
+              </w:rPr>
+              <w:t xml:space="preserve">2.0</w:t>
+            </w:r>
+          </w:p>
+        </w:tc>
+        <w:tc>
+          <w:tcPr>
+            <w:gridSpan w:val="2"/>
+            <w:tcBorders>
+              <w:top w:color="000000" w:space="0" w:sz="4" w:val="single"/>
+              <w:left w:color="000000" w:space="0" w:sz="4" w:val="single"/>
+              <w:bottom w:color="000000" w:space="0" w:sz="4" w:val="single"/>
+              <w:right w:color="000000" w:space="0" w:sz="4" w:val="single"/>
+            </w:tcBorders>
+          </w:tcPr>
+          <w:p>
+            <w:pPr>
+              <w:jc w:val="center"/>
+              <w:rPr/>
+            </w:pPr>
+            <w:r>
+              <w:rPr>
+                <w:rtl w:val="0"/>
+              </w:rPr>
+              <w:t xml:space="preserve">04/07/2026</w:t>
+            </w:r>
+          </w:p>
+        </w:tc>
+        <w:tc>
+          <w:tcPr>
+            <w:gridSpan w:val="2"/>
+            <w:tcBorders>
+              <w:top w:color="000000" w:space="0" w:sz="4" w:val="single"/>
+              <w:left w:color="000000" w:space="0" w:sz="4" w:val="single"/>
+              <w:bottom w:color="000000" w:space="0" w:sz="4" w:val="single"/>
+              <w:right w:color="000000" w:space="0" w:sz="4" w:val="single"/>
+            </w:tcBorders>
+          </w:tcPr>
+          <w:p>
+            <w:pPr>
+              <w:jc w:val="center"/>
+              <w:rPr/>
+            </w:pPr>
+            <w:r>
+              <w:rPr>
+                <w:rtl w:val="0"/>
+              </w:rPr>
+              <w:t xml:space="preserve">Efrain Manotas</w:t>
+            </w:r>
+          </w:p>
+        </w:tc>
+        <w:tc>
+          <w:tcPr>
+            <w:tcBorders>
+              <w:top w:color="000000" w:space="0" w:sz="4" w:val="single"/>
+              <w:left w:color="000000" w:space="0" w:sz="4" w:val="single"/>
+              <w:bottom w:color="000000" w:space="0" w:sz="4" w:val="single"/>
+              <w:right w:color="000000" w:space="0" w:sz="4" w:val="single"/>
+            </w:tcBorders>
+          </w:tcPr>
+          <w:p>
+            <w:pPr>
+              <w:jc w:val="center"/>
+              <w:rPr/>
+            </w:pPr>
+            <w:r>
+              <w:rPr>
+                <w:rtl w:val="0"/>
+              </w:rPr>
+            </w:r>
+          </w:p>
+        </w:tc>
+        <w:tc>
+          <w:tcPr>
+            <w:tcBorders>
+              <w:top w:color="000000" w:space="0" w:sz="4" w:val="single"/>
+              <w:left w:color="000000" w:space="0" w:sz="4" w:val="single"/>
+              <w:bottom w:color="000000" w:space="0" w:sz="4" w:val="single"/>
+              <w:right w:color="000000" w:space="0" w:sz="4" w:val="single"/>
+            </w:tcBorders>
+          </w:tcPr>
+          <w:p>
+            <w:pPr>
+              <w:jc w:val="center"/>
+              <w:rPr/>
+            </w:pPr>
+            <w:r>
+              <w:rPr>
+                <w:rtl w:val="0"/>
+              </w:rPr>
+              <w:t xml:space="preserve">Revisión e implementación de mejoras HU-06</w:t>
+            </w:r>
+          </w:p>
+        </w:tc>
+        <w:tc>
+          <w:tcPr>
+            <w:tcBorders>
+              <w:top w:color="000000" w:space="0" w:sz="4" w:val="single"/>
+              <w:left w:color="000000" w:space="0" w:sz="4" w:val="single"/>
+              <w:bottom w:color="000000" w:space="0" w:sz="4" w:val="single"/>
+              <w:right w:color="000000" w:space="0" w:sz="4" w:val="single"/>
+            </w:tcBorders>
+          </w:tcPr>
+          <w:p>
+            <w:pPr>
+              <w:keepNext w:val="0"/>
+              <w:keepLines w:val="0"/>
+              <w:widowControl w:val="1"/>
+              <w:shd w:fill="auto" w:val="clear"/>
+              <w:spacing w:after="160" w:before="0" w:line="259" w:lineRule="auto"/>
+              <w:ind w:left="0" w:right="0" w:firstLine="0"/>
+              <w:jc w:val="center"/>
+              <w:rPr>
+                <w:i w:val="0"/>
+                <w:iCs w:val="0"/>
+                <w:smallCaps w:val="0"/>
+                <w:strike w:val="0"/>
+                <w:color w:val="000000"/>
                 <w:u w:val="none"/>
                 <w:shd w:fill="auto" w:val="clear"/>
                 <w:vertAlign w:val="baseline"/>
@@ -3630,16 +5611,11 @@
         <w:ind w:left="0" w:right="0" w:firstLine="0"/>
         <w:jc w:val="left"/>
         <w:rPr>
-          <w:rFonts w:ascii="Calibri" w:cs="Calibri" w:eastAsia="Calibri" w:hAnsi="Calibri"/>
-          <w:b w:val="0"/>
-          <w:bCs w:val="0"/>
           <w:i w:val="0"/>
           <w:iCs w:val="0"/>
           <w:smallCaps w:val="0"/>
           <w:strike w:val="0"/>
           <w:color w:val="000000"/>
-          <w:sz w:val="22"/>
-          <w:szCs w:val="22"/>
           <w:u w:val="none"/>
           <w:shd w:fill="auto" w:val="clear"/>
           <w:vertAlign w:val="baseline"/>
